--- a/planning/School -Fee -Collection-System/Project Plan/Task 2.docx
+++ b/planning/School -Fee -Collection-System/Project Plan/Task 2.docx
@@ -3,13 +3,19 @@
 <w:document xmlns:wpc="http://schemas.microsoft.com/office/word/2010/wordprocessingCanvas" xmlns:cx="http://schemas.microsoft.com/office/drawing/2014/chartex" xmlns:cx1="http://schemas.microsoft.com/office/drawing/2015/9/8/chartex" xmlns:cx2="http://schemas.microsoft.com/office/drawing/2015/10/21/chartex" xmlns:cx3="http://schemas.microsoft.com/office/drawing/2016/5/9/chartex" xmlns:cx4="http://schemas.microsoft.com/office/drawing/2016/5/10/chartex" xmlns:cx5="http://schemas.microsoft.com/office/drawing/2016/5/11/chartex" xmlns:cx6="http://schemas.microsoft.com/office/drawing/2016/5/12/chartex" xmlns:cx7="http://schemas.microsoft.com/office/drawing/2016/5/13/chartex" xmlns:cx8="http://schemas.microsoft.com/office/drawing/2016/5/14/chartex" xmlns:mc="http://schemas.openxmlformats.org/markup-compatibility/2006" xmlns:o="urn:schemas-microsoft-com:office:office" xmlns:r="http://schemas.openxmlformats.org/officeDocument/2006/relationships" xmlns:m="http://schemas.openxmlformats.org/officeDocument/2006/math" xmlns:v="urn:schemas-microsoft-com:vml" xmlns:wp14="http://schemas.microsoft.com/office/word/2010/wordprocessingDrawing" xmlns:wp="http://schemas.openxmlformats.org/drawingml/2006/wordprocessingDrawing" xmlns:w="http://schemas.openxmlformats.org/wordprocessingml/2006/main" xmlns:w14="http://schemas.microsoft.com/office/word/2010/wordml" xmlns:w10="urn:schemas-microsoft-com:office:word" xmlns:w15="http://schemas.microsoft.com/office/word/2012/wordml" xmlns:wpg="http://schemas.microsoft.com/office/word/2010/wordprocessingGroup" xmlns:wpi="http://schemas.microsoft.com/office/word/2010/wordprocessingInk" xmlns:wne="http://schemas.microsoft.com/office/word/2006/wordml" xmlns:wps="http://schemas.microsoft.com/office/word/2010/wordprocessingShape" xmlns:wpsCustomData="http://www.wps.cn/officeDocument/2013/wpsCustomData" mc:Ignorable="w14 w15 wp14">
   <w:body>
     <w:p>
-      <w:bookmarkStart w:id="0" w:name="_GoBack"/>
-      <w:bookmarkEnd w:id="0"/>
+      <w:pPr>
+        <w:sectPr>
+          <w:pgSz w:w="12240" w:h="15840"/>
+          <w:pgMar w:top="1440" w:right="1440" w:bottom="1440" w:left="1440" w:header="720" w:footer="720" w:gutter="0"/>
+          <w:cols w:space="720" w:num="1"/>
+          <w:docGrid w:linePitch="360" w:charSpace="0"/>
+        </w:sectPr>
+      </w:pPr>
       <w:r>
         <w:drawing>
           <wp:inline distT="0" distB="0" distL="0" distR="0">
             <wp:extent cx="5943600" cy="4376420"/>
-            <wp:effectExtent l="0" t="0" r="0" b="5080"/>
+            <wp:effectExtent l="0" t="0" r="0" b="12700"/>
             <wp:docPr id="86654535" name="Picture 23"/>
             <wp:cNvGraphicFramePr>
               <a:graphicFrameLocks xmlns:a="http://schemas.openxmlformats.org/drawingml/2006/main" noChangeAspect="1"/>
@@ -55,126 +61,85 @@
           </wp:inline>
         </w:drawing>
       </w:r>
+      <w:bookmarkStart w:id="0" w:name="_GoBack"/>
+      <w:bookmarkEnd w:id="0"/>
     </w:p>
     <w:p>
       <w:r>
-        <w:br w:type="page"/>
-      </w:r>
-    </w:p>
-    <w:p>
-      <w:r>
+        <w:rPr>
+          <w:sz w:val="24"/>
+        </w:rPr>
         <mc:AlternateContent>
           <mc:Choice Requires="wps">
             <w:drawing>
-              <wp:anchor distT="0" distB="0" distL="114300" distR="114300" simplePos="0" relativeHeight="251675648" behindDoc="0" locked="0" layoutInCell="1" allowOverlap="1">
+              <wp:anchor distT="0" distB="0" distL="114300" distR="114300" simplePos="0" relativeHeight="251691008" behindDoc="0" locked="0" layoutInCell="1" allowOverlap="1">
                 <wp:simplePos x="0" y="0"/>
                 <wp:positionH relativeFrom="column">
-                  <wp:posOffset>3154680</wp:posOffset>
+                  <wp:posOffset>2510790</wp:posOffset>
                 </wp:positionH>
                 <wp:positionV relativeFrom="paragraph">
-                  <wp:posOffset>68580</wp:posOffset>
+                  <wp:posOffset>5532755</wp:posOffset>
                 </wp:positionV>
-                <wp:extent cx="1310640" cy="259080"/>
-                <wp:effectExtent l="0" t="57150" r="3810" b="26670"/>
+                <wp:extent cx="289560" cy="247650"/>
+                <wp:effectExtent l="4445" t="4445" r="10795" b="6985"/>
                 <wp:wrapNone/>
-                <wp:docPr id="1078653908" name="Straight Arrow Connector 2"/>
+                <wp:docPr id="38" name="Text Box 38"/>
                 <wp:cNvGraphicFramePr/>
                 <a:graphic xmlns:a="http://schemas.openxmlformats.org/drawingml/2006/main">
                   <a:graphicData uri="http://schemas.microsoft.com/office/word/2010/wordprocessingShape">
                     <wps:wsp>
-                      <wps:cNvCnPr/>
-                      <wps:spPr>
-                        <a:xfrm flipV="1">
-                          <a:off x="0" y="0"/>
-                          <a:ext cx="1310640" cy="259080"/>
-                        </a:xfrm>
-                        <a:prstGeom prst="straightConnector1">
-                          <a:avLst/>
-                        </a:prstGeom>
-                        <a:noFill/>
-                        <a:ln w="6350" cap="flat" cmpd="sng" algn="ctr">
-                          <a:solidFill>
-                            <a:sysClr val="windowText" lastClr="000000"/>
-                          </a:solidFill>
-                          <a:prstDash val="solid"/>
-                          <a:miter lim="800000"/>
-                          <a:tailEnd type="triangle"/>
-                        </a:ln>
-                        <a:effectLst/>
-                      </wps:spPr>
-                      <wps:bodyPr/>
-                    </wps:wsp>
-                  </a:graphicData>
-                </a:graphic>
-              </wp:anchor>
-            </w:drawing>
-          </mc:Choice>
-          <mc:Fallback>
-            <w:pict>
-              <v:shape id="Straight Arrow Connector 2" o:spid="_x0000_s1026" o:spt="32" type="#_x0000_t32" style="position:absolute;left:0pt;flip:y;margin-left:248.4pt;margin-top:5.4pt;height:20.4pt;width:103.2pt;z-index:251675648;mso-width-relative:page;mso-height-relative:page;" filled="f" stroked="t" coordsize="21600,21600" o:gfxdata="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">
-                <v:fill on="f" focussize="0,0"/>
-                <v:stroke weight="0.5pt" color="#000000" miterlimit="8" joinstyle="miter" endarrow="block"/>
-                <v:imagedata o:title=""/>
-                <o:lock v:ext="edit" aspectratio="f"/>
-              </v:shape>
-            </w:pict>
-          </mc:Fallback>
-        </mc:AlternateContent>
-      </w:r>
-      <w:r>
-        <mc:AlternateContent>
-          <mc:Choice Requires="wps">
-            <w:drawing>
-              <wp:anchor distT="0" distB="0" distL="114300" distR="114300" simplePos="0" relativeHeight="251666432" behindDoc="0" locked="0" layoutInCell="1" allowOverlap="1">
-                <wp:simplePos x="0" y="0"/>
-                <wp:positionH relativeFrom="margin">
-                  <wp:posOffset>4465320</wp:posOffset>
-                </wp:positionH>
-                <wp:positionV relativeFrom="paragraph">
-                  <wp:posOffset>-150495</wp:posOffset>
-                </wp:positionV>
-                <wp:extent cx="556260" cy="556260"/>
-                <wp:effectExtent l="0" t="0" r="15240" b="15240"/>
-                <wp:wrapNone/>
-                <wp:docPr id="71311409" name="Oval 1"/>
-                <wp:cNvGraphicFramePr/>
-                <a:graphic xmlns:a="http://schemas.openxmlformats.org/drawingml/2006/main">
-                  <a:graphicData uri="http://schemas.microsoft.com/office/word/2010/wordprocessingShape">
-                    <wps:wsp>
-                      <wps:cNvSpPr/>
+                      <wps:cNvSpPr txBox="1"/>
                       <wps:spPr>
                         <a:xfrm>
-                          <a:off x="0" y="0"/>
-                          <a:ext cx="556260" cy="556260"/>
+                          <a:off x="3501390" y="6485255"/>
+                          <a:ext cx="289560" cy="247650"/>
                         </a:xfrm>
-                        <a:prstGeom prst="ellipse">
+                        <a:prstGeom prst="rect">
                           <a:avLst/>
                         </a:prstGeom>
                         <a:solidFill>
-                          <a:sysClr val="window" lastClr="FFFFFF"/>
+                          <a:schemeClr val="lt1"/>
                         </a:solidFill>
-                        <a:ln w="12700" cap="flat" cmpd="sng" algn="ctr">
+                        <a:ln w="6350">
                           <a:solidFill>
-                            <a:srgbClr val="70AD47"/>
+                            <a:prstClr val="black"/>
                           </a:solidFill>
-                          <a:prstDash val="solid"/>
-                          <a:miter lim="800000"/>
                         </a:ln>
-                        <a:effectLst/>
                       </wps:spPr>
+                      <wps:style>
+                        <a:lnRef idx="0">
+                          <a:schemeClr val="accent1"/>
+                        </a:lnRef>
+                        <a:fillRef idx="0">
+                          <a:schemeClr val="accent1"/>
+                        </a:fillRef>
+                        <a:effectRef idx="0">
+                          <a:schemeClr val="accent1"/>
+                        </a:effectRef>
+                        <a:fontRef idx="minor">
+                          <a:schemeClr val="dk1"/>
+                        </a:fontRef>
+                      </wps:style>
                       <wps:txbx>
                         <w:txbxContent>
                           <w:p>
                             <w:pPr>
-                              <w:jc w:val="center"/>
+                              <w:rPr>
+                                <w:rFonts w:hint="default"/>
+                                <w:lang w:val="en-US"/>
+                              </w:rPr>
                             </w:pPr>
                             <w:r>
-                              <w:t>10</w:t>
+                              <w:rPr>
+                                <w:rFonts w:hint="default"/>
+                                <w:lang w:val="en-US"/>
+                              </w:rPr>
+                              <w:t>K</w:t>
                             </w:r>
                           </w:p>
                         </w:txbxContent>
                       </wps:txbx>
-                      <wps:bodyPr rot="0" spcFirstLastPara="0" vertOverflow="overflow" horzOverflow="overflow" vert="horz" wrap="square" lIns="91440" tIns="45720" rIns="91440" bIns="45720" numCol="1" spcCol="0" rtlCol="0" fromWordArt="0" anchor="ctr" anchorCtr="0" forceAA="0" compatLnSpc="1">
+                      <wps:bodyPr rot="0" spcFirstLastPara="0" vertOverflow="overflow" horzOverflow="overflow" vert="horz" wrap="square" lIns="91440" tIns="45720" rIns="91440" bIns="45720" numCol="1" spcCol="0" rtlCol="0" fromWordArt="0" anchor="t" anchorCtr="0" forceAA="0" compatLnSpc="1">
                         <a:noAutofit/>
                       </wps:bodyPr>
                     </wps:wsp>
@@ -185,19 +150,26 @@
           </mc:Choice>
           <mc:Fallback>
             <w:pict>
-              <v:shape id="Oval 1" o:spid="_x0000_s1026" o:spt="3" type="#_x0000_t3" style="position:absolute;left:0pt;margin-left:351.6pt;margin-top:-11.85pt;height:43.8pt;width:43.8pt;mso-position-horizontal-relative:margin;z-index:251666432;v-text-anchor:middle;mso-width-relative:page;mso-height-relative:page;" fillcolor="#FFFFFF" filled="t" stroked="t" coordsize="21600,21600" o:gfxdata="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">
+              <v:shape id="_x0000_s1026" o:spid="_x0000_s1026" o:spt="202" type="#_x0000_t202" style="position:absolute;left:0pt;margin-left:197.7pt;margin-top:435.65pt;height:19.5pt;width:22.8pt;z-index:251691008;mso-width-relative:page;mso-height-relative:page;" fillcolor="#FFFFFF [3201]" filled="t" stroked="t" coordsize="21600,21600" o:gfxdata="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">
                 <v:fill on="t" focussize="0,0"/>
-                <v:stroke weight="1pt" color="#70AD47" miterlimit="8" joinstyle="miter"/>
+                <v:stroke weight="0.5pt" color="#000000 [3204]" joinstyle="round"/>
                 <v:imagedata o:title=""/>
                 <o:lock v:ext="edit" aspectratio="f"/>
                 <v:textbox>
                   <w:txbxContent>
                     <w:p>
                       <w:pPr>
-                        <w:jc w:val="center"/>
+                        <w:rPr>
+                          <w:rFonts w:hint="default"/>
+                          <w:lang w:val="en-US"/>
+                        </w:rPr>
                       </w:pPr>
                       <w:r>
-                        <w:t>10</w:t>
+                        <w:rPr>
+                          <w:rFonts w:hint="default"/>
+                          <w:lang w:val="en-US"/>
+                        </w:rPr>
+                        <w:t>K</w:t>
                       </w:r>
                     </w:p>
                   </w:txbxContent>
@@ -208,51 +180,82 @@
         </mc:AlternateContent>
       </w:r>
       <w:r>
-        <w:t xml:space="preserve">                                                                                                          I</w:t>
-      </w:r>
-    </w:p>
-    <w:p>
-      <w:r>
+        <w:rPr>
+          <w:sz w:val="24"/>
+        </w:rPr>
         <mc:AlternateContent>
           <mc:Choice Requires="wps">
             <w:drawing>
-              <wp:anchor distT="0" distB="0" distL="114300" distR="114300" simplePos="0" relativeHeight="251669504" behindDoc="0" locked="0" layoutInCell="1" allowOverlap="1">
+              <wp:anchor distT="0" distB="0" distL="114300" distR="114300" simplePos="0" relativeHeight="251689984" behindDoc="0" locked="0" layoutInCell="1" allowOverlap="1">
                 <wp:simplePos x="0" y="0"/>
                 <wp:positionH relativeFrom="column">
-                  <wp:posOffset>3200400</wp:posOffset>
+                  <wp:posOffset>3478530</wp:posOffset>
                 </wp:positionH>
                 <wp:positionV relativeFrom="paragraph">
-                  <wp:posOffset>56515</wp:posOffset>
+                  <wp:posOffset>4337050</wp:posOffset>
                 </wp:positionV>
-                <wp:extent cx="304800" cy="754380"/>
-                <wp:effectExtent l="0" t="0" r="57150" b="64770"/>
+                <wp:extent cx="297180" cy="368935"/>
+                <wp:effectExtent l="4445" t="4445" r="18415" b="7620"/>
                 <wp:wrapNone/>
-                <wp:docPr id="794172483" name="Straight Arrow Connector 2"/>
+                <wp:docPr id="37" name="Text Box 37"/>
                 <wp:cNvGraphicFramePr/>
                 <a:graphic xmlns:a="http://schemas.openxmlformats.org/drawingml/2006/main">
                   <a:graphicData uri="http://schemas.microsoft.com/office/word/2010/wordprocessingShape">
                     <wps:wsp>
-                      <wps:cNvCnPr/>
+                      <wps:cNvSpPr txBox="1"/>
                       <wps:spPr>
                         <a:xfrm>
-                          <a:off x="0" y="0"/>
-                          <a:ext cx="304800" cy="754380"/>
+                          <a:off x="4438650" y="5410835"/>
+                          <a:ext cx="297180" cy="368935"/>
                         </a:xfrm>
-                        <a:prstGeom prst="straightConnector1">
+                        <a:prstGeom prst="rect">
                           <a:avLst/>
                         </a:prstGeom>
-                        <a:noFill/>
-                        <a:ln w="6350" cap="flat" cmpd="sng" algn="ctr">
+                        <a:solidFill>
+                          <a:schemeClr val="lt1"/>
+                        </a:solidFill>
+                        <a:ln w="6350">
                           <a:solidFill>
-                            <a:sysClr val="windowText" lastClr="000000"/>
+                            <a:prstClr val="black"/>
                           </a:solidFill>
-                          <a:prstDash val="solid"/>
-                          <a:miter lim="800000"/>
-                          <a:tailEnd type="triangle"/>
                         </a:ln>
-                        <a:effectLst/>
                       </wps:spPr>
-                      <wps:bodyPr/>
+                      <wps:style>
+                        <a:lnRef idx="0">
+                          <a:schemeClr val="accent1"/>
+                        </a:lnRef>
+                        <a:fillRef idx="0">
+                          <a:schemeClr val="accent1"/>
+                        </a:fillRef>
+                        <a:effectRef idx="0">
+                          <a:schemeClr val="accent1"/>
+                        </a:effectRef>
+                        <a:fontRef idx="minor">
+                          <a:schemeClr val="dk1"/>
+                        </a:fontRef>
+                      </wps:style>
+                      <wps:txbx>
+                        <w:txbxContent>
+                          <w:p>
+                            <w:pPr>
+                              <w:rPr>
+                                <w:rFonts w:hint="default"/>
+                                <w:lang w:val="en-US"/>
+                              </w:rPr>
+                            </w:pPr>
+                            <w:r>
+                              <w:rPr>
+                                <w:rFonts w:hint="default"/>
+                                <w:lang w:val="en-US"/>
+                              </w:rPr>
+                              <w:t>H</w:t>
+                            </w:r>
+                          </w:p>
+                        </w:txbxContent>
+                      </wps:txbx>
+                      <wps:bodyPr rot="0" spcFirstLastPara="0" vertOverflow="overflow" horzOverflow="overflow" vert="horz" wrap="square" lIns="91440" tIns="45720" rIns="91440" bIns="45720" numCol="1" spcCol="0" rtlCol="0" fromWordArt="0" anchor="t" anchorCtr="0" forceAA="0" compatLnSpc="1">
+                        <a:noAutofit/>
+                      </wps:bodyPr>
                     </wps:wsp>
                   </a:graphicData>
                 </a:graphic>
@@ -261,62 +264,112 @@
           </mc:Choice>
           <mc:Fallback>
             <w:pict>
-              <v:shape id="Straight Arrow Connector 2" o:spid="_x0000_s1026" o:spt="32" type="#_x0000_t32" style="position:absolute;left:0pt;margin-left:252pt;margin-top:4.45pt;height:59.4pt;width:24pt;z-index:251669504;mso-width-relative:page;mso-height-relative:page;" filled="f" stroked="t" coordsize="21600,21600" o:gfxdata="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">
-                <v:fill on="f" focussize="0,0"/>
-                <v:stroke weight="0.5pt" color="#000000" miterlimit="8" joinstyle="miter" endarrow="block"/>
+              <v:shape id="_x0000_s1026" o:spid="_x0000_s1026" o:spt="202" type="#_x0000_t202" style="position:absolute;left:0pt;margin-left:273.9pt;margin-top:341.5pt;height:29.05pt;width:23.4pt;z-index:251689984;mso-width-relative:page;mso-height-relative:page;" fillcolor="#FFFFFF [3201]" filled="t" stroked="t" coordsize="21600,21600" o:gfxdata="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">
+                <v:fill on="t" focussize="0,0"/>
+                <v:stroke weight="0.5pt" color="#000000 [3204]" joinstyle="round"/>
                 <v:imagedata o:title=""/>
                 <o:lock v:ext="edit" aspectratio="f"/>
+                <v:textbox>
+                  <w:txbxContent>
+                    <w:p>
+                      <w:pPr>
+                        <w:rPr>
+                          <w:rFonts w:hint="default"/>
+                          <w:lang w:val="en-US"/>
+                        </w:rPr>
+                      </w:pPr>
+                      <w:r>
+                        <w:rPr>
+                          <w:rFonts w:hint="default"/>
+                          <w:lang w:val="en-US"/>
+                        </w:rPr>
+                        <w:t>H</w:t>
+                      </w:r>
+                    </w:p>
+                  </w:txbxContent>
+                </v:textbox>
               </v:shape>
             </w:pict>
           </mc:Fallback>
         </mc:AlternateContent>
       </w:r>
       <w:r>
-        <w:t xml:space="preserve">                                           A                                                                            </w:t>
-      </w:r>
-    </w:p>
-    <w:p>
-      <w:r>
+        <w:rPr>
+          <w:sz w:val="24"/>
+        </w:rPr>
         <mc:AlternateContent>
           <mc:Choice Requires="wps">
             <w:drawing>
-              <wp:anchor distT="0" distB="0" distL="114300" distR="114300" simplePos="0" relativeHeight="251670528" behindDoc="0" locked="0" layoutInCell="1" allowOverlap="1">
+              <wp:anchor distT="0" distB="0" distL="114300" distR="114300" simplePos="0" relativeHeight="251693056" behindDoc="0" locked="0" layoutInCell="1" allowOverlap="1">
                 <wp:simplePos x="0" y="0"/>
                 <wp:positionH relativeFrom="column">
-                  <wp:posOffset>899160</wp:posOffset>
+                  <wp:posOffset>2145030</wp:posOffset>
                 </wp:positionH>
                 <wp:positionV relativeFrom="paragraph">
-                  <wp:posOffset>127635</wp:posOffset>
+                  <wp:posOffset>1718945</wp:posOffset>
                 </wp:positionV>
-                <wp:extent cx="2423160" cy="457200"/>
-                <wp:effectExtent l="0" t="0" r="72390" b="76200"/>
+                <wp:extent cx="190500" cy="327660"/>
+                <wp:effectExtent l="4445" t="4445" r="18415" b="18415"/>
                 <wp:wrapNone/>
-                <wp:docPr id="1976721612" name="Straight Arrow Connector 2"/>
+                <wp:docPr id="40" name="Text Box 40"/>
                 <wp:cNvGraphicFramePr/>
                 <a:graphic xmlns:a="http://schemas.openxmlformats.org/drawingml/2006/main">
                   <a:graphicData uri="http://schemas.microsoft.com/office/word/2010/wordprocessingShape">
                     <wps:wsp>
-                      <wps:cNvCnPr/>
+                      <wps:cNvSpPr txBox="1"/>
                       <wps:spPr>
                         <a:xfrm>
-                          <a:off x="0" y="0"/>
-                          <a:ext cx="2423160" cy="457200"/>
+                          <a:off x="3059430" y="2633345"/>
+                          <a:ext cx="190500" cy="327660"/>
                         </a:xfrm>
-                        <a:prstGeom prst="straightConnector1">
+                        <a:prstGeom prst="rect">
                           <a:avLst/>
                         </a:prstGeom>
-                        <a:noFill/>
-                        <a:ln w="6350" cap="flat" cmpd="sng" algn="ctr">
+                        <a:solidFill>
+                          <a:schemeClr val="lt1"/>
+                        </a:solidFill>
+                        <a:ln w="6350">
                           <a:solidFill>
-                            <a:sysClr val="windowText" lastClr="000000"/>
+                            <a:prstClr val="black"/>
                           </a:solidFill>
-                          <a:prstDash val="solid"/>
-                          <a:miter lim="800000"/>
-                          <a:tailEnd type="triangle"/>
                         </a:ln>
-                        <a:effectLst/>
                       </wps:spPr>
-                      <wps:bodyPr/>
+                      <wps:style>
+                        <a:lnRef idx="0">
+                          <a:schemeClr val="accent1"/>
+                        </a:lnRef>
+                        <a:fillRef idx="0">
+                          <a:schemeClr val="accent1"/>
+                        </a:fillRef>
+                        <a:effectRef idx="0">
+                          <a:schemeClr val="accent1"/>
+                        </a:effectRef>
+                        <a:fontRef idx="minor">
+                          <a:schemeClr val="dk1"/>
+                        </a:fontRef>
+                      </wps:style>
+                      <wps:txbx>
+                        <w:txbxContent>
+                          <w:p>
+                            <w:pPr>
+                              <w:rPr>
+                                <w:rFonts w:hint="default"/>
+                                <w:lang w:val="en-US"/>
+                              </w:rPr>
+                            </w:pPr>
+                            <w:r>
+                              <w:rPr>
+                                <w:rFonts w:hint="default"/>
+                                <w:lang w:val="en-US"/>
+                              </w:rPr>
+                              <w:t>D</w:t>
+                            </w:r>
+                          </w:p>
+                        </w:txbxContent>
+                      </wps:txbx>
+                      <wps:bodyPr rot="0" spcFirstLastPara="0" vertOverflow="overflow" horzOverflow="overflow" vert="horz" wrap="square" lIns="91440" tIns="45720" rIns="91440" bIns="45720" numCol="1" spcCol="0" rtlCol="0" fromWordArt="0" anchor="t" anchorCtr="0" forceAA="0" compatLnSpc="1">
+                        <a:noAutofit/>
+                      </wps:bodyPr>
                     </wps:wsp>
                   </a:graphicData>
                 </a:graphic>
@@ -325,58 +378,1698 @@
           </mc:Choice>
           <mc:Fallback>
             <w:pict>
-              <v:shape id="Straight Arrow Connector 2" o:spid="_x0000_s1026" o:spt="32" type="#_x0000_t32" style="position:absolute;left:0pt;margin-left:70.8pt;margin-top:10.05pt;height:36pt;width:190.8pt;z-index:251670528;mso-width-relative:page;mso-height-relative:page;" filled="f" stroked="t" coordsize="21600,21600" o:gfxdata="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">
-                <v:fill on="f" focussize="0,0"/>
-                <v:stroke weight="0.5pt" color="#000000" miterlimit="8" joinstyle="miter" endarrow="block"/>
+              <v:shape id="_x0000_s1026" o:spid="_x0000_s1026" o:spt="202" type="#_x0000_t202" style="position:absolute;left:0pt;margin-left:168.9pt;margin-top:135.35pt;height:25.8pt;width:15pt;z-index:251693056;mso-width-relative:page;mso-height-relative:page;" fillcolor="#FFFFFF [3201]" filled="t" stroked="t" coordsize="21600,21600" o:gfxdata="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">
+                <v:fill on="t" focussize="0,0"/>
+                <v:stroke weight="0.5pt" color="#000000 [3204]" joinstyle="round"/>
                 <v:imagedata o:title=""/>
                 <o:lock v:ext="edit" aspectratio="f"/>
+                <v:textbox>
+                  <w:txbxContent>
+                    <w:p>
+                      <w:pPr>
+                        <w:rPr>
+                          <w:rFonts w:hint="default"/>
+                          <w:lang w:val="en-US"/>
+                        </w:rPr>
+                      </w:pPr>
+                      <w:r>
+                        <w:rPr>
+                          <w:rFonts w:hint="default"/>
+                          <w:lang w:val="en-US"/>
+                        </w:rPr>
+                        <w:t>D</w:t>
+                      </w:r>
+                    </w:p>
+                  </w:txbxContent>
+                </v:textbox>
               </v:shape>
             </w:pict>
           </mc:Fallback>
         </mc:AlternateContent>
       </w:r>
       <w:r>
+        <w:rPr>
+          <w:sz w:val="24"/>
+        </w:rPr>
         <mc:AlternateContent>
           <mc:Choice Requires="wps">
             <w:drawing>
-              <wp:anchor distT="0" distB="0" distL="114300" distR="114300" simplePos="0" relativeHeight="251668480" behindDoc="0" locked="0" layoutInCell="1" allowOverlap="1">
+              <wp:anchor distT="0" distB="0" distL="114300" distR="114300" simplePos="0" relativeHeight="251692032" behindDoc="0" locked="0" layoutInCell="1" allowOverlap="1">
                 <wp:simplePos x="0" y="0"/>
                 <wp:positionH relativeFrom="column">
-                  <wp:posOffset>891540</wp:posOffset>
+                  <wp:posOffset>3676650</wp:posOffset>
                 </wp:positionH>
                 <wp:positionV relativeFrom="paragraph">
-                  <wp:posOffset>-274320</wp:posOffset>
+                  <wp:posOffset>5479415</wp:posOffset>
                 </wp:positionV>
-                <wp:extent cx="1790700" cy="274320"/>
-                <wp:effectExtent l="0" t="57150" r="19050" b="30480"/>
+                <wp:extent cx="281940" cy="289560"/>
+                <wp:effectExtent l="4445" t="4445" r="18415" b="10795"/>
                 <wp:wrapNone/>
-                <wp:docPr id="1377274459" name="Straight Arrow Connector 2"/>
+                <wp:docPr id="39" name="Text Box 39"/>
                 <wp:cNvGraphicFramePr/>
                 <a:graphic xmlns:a="http://schemas.openxmlformats.org/drawingml/2006/main">
                   <a:graphicData uri="http://schemas.microsoft.com/office/word/2010/wordprocessingShape">
                     <wps:wsp>
-                      <wps:cNvCnPr/>
+                      <wps:cNvSpPr txBox="1"/>
                       <wps:spPr>
-                        <a:xfrm flipV="1">
-                          <a:off x="0" y="0"/>
-                          <a:ext cx="1790700" cy="274320"/>
+                        <a:xfrm>
+                          <a:off x="4591050" y="6393815"/>
+                          <a:ext cx="281940" cy="289560"/>
+                        </a:xfrm>
+                        <a:prstGeom prst="rect">
+                          <a:avLst/>
+                        </a:prstGeom>
+                        <a:solidFill>
+                          <a:schemeClr val="lt1"/>
+                        </a:solidFill>
+                        <a:ln w="6350">
+                          <a:solidFill>
+                            <a:prstClr val="black"/>
+                          </a:solidFill>
+                        </a:ln>
+                      </wps:spPr>
+                      <wps:style>
+                        <a:lnRef idx="0">
+                          <a:schemeClr val="accent1"/>
+                        </a:lnRef>
+                        <a:fillRef idx="0">
+                          <a:schemeClr val="accent1"/>
+                        </a:fillRef>
+                        <a:effectRef idx="0">
+                          <a:schemeClr val="accent1"/>
+                        </a:effectRef>
+                        <a:fontRef idx="minor">
+                          <a:schemeClr val="dk1"/>
+                        </a:fontRef>
+                      </wps:style>
+                      <wps:txbx>
+                        <w:txbxContent>
+                          <w:p>
+                            <w:pPr>
+                              <w:rPr>
+                                <w:rFonts w:hint="default"/>
+                                <w:lang w:val="en-US"/>
+                              </w:rPr>
+                            </w:pPr>
+                            <w:r>
+                              <w:rPr>
+                                <w:rFonts w:hint="default"/>
+                                <w:lang w:val="en-US"/>
+                              </w:rPr>
+                              <w:t>J</w:t>
+                            </w:r>
+                          </w:p>
+                        </w:txbxContent>
+                      </wps:txbx>
+                      <wps:bodyPr rot="0" spcFirstLastPara="0" vertOverflow="overflow" horzOverflow="overflow" vert="horz" wrap="square" lIns="91440" tIns="45720" rIns="91440" bIns="45720" numCol="1" spcCol="0" rtlCol="0" fromWordArt="0" anchor="t" anchorCtr="0" forceAA="0" compatLnSpc="1">
+                        <a:noAutofit/>
+                      </wps:bodyPr>
+                    </wps:wsp>
+                  </a:graphicData>
+                </a:graphic>
+              </wp:anchor>
+            </w:drawing>
+          </mc:Choice>
+          <mc:Fallback>
+            <w:pict>
+              <v:shape id="_x0000_s1026" o:spid="_x0000_s1026" o:spt="202" type="#_x0000_t202" style="position:absolute;left:0pt;margin-left:289.5pt;margin-top:431.45pt;height:22.8pt;width:22.2pt;z-index:251692032;mso-width-relative:page;mso-height-relative:page;" fillcolor="#FFFFFF [3201]" filled="t" stroked="t" coordsize="21600,21600" o:gfxdata="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">
+                <v:fill on="t" focussize="0,0"/>
+                <v:stroke weight="0.5pt" color="#000000 [3204]" joinstyle="round"/>
+                <v:imagedata o:title=""/>
+                <o:lock v:ext="edit" aspectratio="f"/>
+                <v:textbox>
+                  <w:txbxContent>
+                    <w:p>
+                      <w:pPr>
+                        <w:rPr>
+                          <w:rFonts w:hint="default"/>
+                          <w:lang w:val="en-US"/>
+                        </w:rPr>
+                      </w:pPr>
+                      <w:r>
+                        <w:rPr>
+                          <w:rFonts w:hint="default"/>
+                          <w:lang w:val="en-US"/>
+                        </w:rPr>
+                        <w:t>J</w:t>
+                      </w:r>
+                    </w:p>
+                  </w:txbxContent>
+                </v:textbox>
+              </v:shape>
+            </w:pict>
+          </mc:Fallback>
+        </mc:AlternateContent>
+      </w:r>
+      <w:r>
+        <w:rPr>
+          <w:sz w:val="24"/>
+        </w:rPr>
+        <mc:AlternateContent>
+          <mc:Choice Requires="wps">
+            <w:drawing>
+              <wp:anchor distT="0" distB="0" distL="114300" distR="114300" simplePos="0" relativeHeight="251688960" behindDoc="0" locked="0" layoutInCell="1" allowOverlap="1">
+                <wp:simplePos x="0" y="0"/>
+                <wp:positionH relativeFrom="column">
+                  <wp:posOffset>1207770</wp:posOffset>
+                </wp:positionH>
+                <wp:positionV relativeFrom="paragraph">
+                  <wp:posOffset>3387725</wp:posOffset>
+                </wp:positionV>
+                <wp:extent cx="274320" cy="342900"/>
+                <wp:effectExtent l="4445" t="4445" r="10795" b="18415"/>
+                <wp:wrapNone/>
+                <wp:docPr id="36" name="Text Box 36"/>
+                <wp:cNvGraphicFramePr/>
+                <a:graphic xmlns:a="http://schemas.openxmlformats.org/drawingml/2006/main">
+                  <a:graphicData uri="http://schemas.microsoft.com/office/word/2010/wordprocessingShape">
+                    <wps:wsp>
+                      <wps:cNvSpPr txBox="1"/>
+                      <wps:spPr>
+                        <a:xfrm>
+                          <a:off x="2122170" y="4302125"/>
+                          <a:ext cx="274320" cy="342900"/>
+                        </a:xfrm>
+                        <a:prstGeom prst="rect">
+                          <a:avLst/>
+                        </a:prstGeom>
+                        <a:solidFill>
+                          <a:schemeClr val="lt1"/>
+                        </a:solidFill>
+                        <a:ln w="6350">
+                          <a:solidFill>
+                            <a:prstClr val="black"/>
+                          </a:solidFill>
+                        </a:ln>
+                      </wps:spPr>
+                      <wps:style>
+                        <a:lnRef idx="0">
+                          <a:schemeClr val="accent1"/>
+                        </a:lnRef>
+                        <a:fillRef idx="0">
+                          <a:schemeClr val="accent1"/>
+                        </a:fillRef>
+                        <a:effectRef idx="0">
+                          <a:schemeClr val="accent1"/>
+                        </a:effectRef>
+                        <a:fontRef idx="minor">
+                          <a:schemeClr val="dk1"/>
+                        </a:fontRef>
+                      </wps:style>
+                      <wps:txbx>
+                        <w:txbxContent>
+                          <w:p>
+                            <w:pPr>
+                              <w:rPr>
+                                <w:rFonts w:hint="default"/>
+                                <w:lang w:val="en-US"/>
+                              </w:rPr>
+                            </w:pPr>
+                            <w:r>
+                              <w:rPr>
+                                <w:rFonts w:hint="default"/>
+                                <w:lang w:val="en-US"/>
+                              </w:rPr>
+                              <w:t>I</w:t>
+                            </w:r>
+                          </w:p>
+                        </w:txbxContent>
+                      </wps:txbx>
+                      <wps:bodyPr rot="0" spcFirstLastPara="0" vertOverflow="overflow" horzOverflow="overflow" vert="horz" wrap="square" lIns="91440" tIns="45720" rIns="91440" bIns="45720" numCol="1" spcCol="0" rtlCol="0" fromWordArt="0" anchor="t" anchorCtr="0" forceAA="0" compatLnSpc="1">
+                        <a:noAutofit/>
+                      </wps:bodyPr>
+                    </wps:wsp>
+                  </a:graphicData>
+                </a:graphic>
+              </wp:anchor>
+            </w:drawing>
+          </mc:Choice>
+          <mc:Fallback>
+            <w:pict>
+              <v:shape id="_x0000_s1026" o:spid="_x0000_s1026" o:spt="202" type="#_x0000_t202" style="position:absolute;left:0pt;margin-left:95.1pt;margin-top:266.75pt;height:27pt;width:21.6pt;z-index:251688960;mso-width-relative:page;mso-height-relative:page;" fillcolor="#FFFFFF [3201]" filled="t" stroked="t" coordsize="21600,21600" o:gfxdata="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">
+                <v:fill on="t" focussize="0,0"/>
+                <v:stroke weight="0.5pt" color="#000000 [3204]" joinstyle="round"/>
+                <v:imagedata o:title=""/>
+                <o:lock v:ext="edit" aspectratio="f"/>
+                <v:textbox>
+                  <w:txbxContent>
+                    <w:p>
+                      <w:pPr>
+                        <w:rPr>
+                          <w:rFonts w:hint="default"/>
+                          <w:lang w:val="en-US"/>
+                        </w:rPr>
+                      </w:pPr>
+                      <w:r>
+                        <w:rPr>
+                          <w:rFonts w:hint="default"/>
+                          <w:lang w:val="en-US"/>
+                        </w:rPr>
+                        <w:t>I</w:t>
+                      </w:r>
+                    </w:p>
+                  </w:txbxContent>
+                </v:textbox>
+              </v:shape>
+            </w:pict>
+          </mc:Fallback>
+        </mc:AlternateContent>
+      </w:r>
+      <w:r>
+        <w:rPr>
+          <w:sz w:val="24"/>
+        </w:rPr>
+        <mc:AlternateContent>
+          <mc:Choice Requires="wps">
+            <w:drawing>
+              <wp:anchor distT="0" distB="0" distL="114300" distR="114300" simplePos="0" relativeHeight="251687936" behindDoc="0" locked="0" layoutInCell="1" allowOverlap="1">
+                <wp:simplePos x="0" y="0"/>
+                <wp:positionH relativeFrom="column">
+                  <wp:posOffset>2967990</wp:posOffset>
+                </wp:positionH>
+                <wp:positionV relativeFrom="paragraph">
+                  <wp:posOffset>3631565</wp:posOffset>
+                </wp:positionV>
+                <wp:extent cx="365760" cy="396240"/>
+                <wp:effectExtent l="4445" t="4445" r="10795" b="10795"/>
+                <wp:wrapNone/>
+                <wp:docPr id="35" name="Text Box 35"/>
+                <wp:cNvGraphicFramePr/>
+                <a:graphic xmlns:a="http://schemas.openxmlformats.org/drawingml/2006/main">
+                  <a:graphicData uri="http://schemas.microsoft.com/office/word/2010/wordprocessingShape">
+                    <wps:wsp>
+                      <wps:cNvSpPr txBox="1"/>
+                      <wps:spPr>
+                        <a:xfrm>
+                          <a:off x="3882390" y="4545965"/>
+                          <a:ext cx="365760" cy="396240"/>
+                        </a:xfrm>
+                        <a:prstGeom prst="rect">
+                          <a:avLst/>
+                        </a:prstGeom>
+                        <a:solidFill>
+                          <a:schemeClr val="lt1"/>
+                        </a:solidFill>
+                        <a:ln w="6350">
+                          <a:solidFill>
+                            <a:prstClr val="black"/>
+                          </a:solidFill>
+                        </a:ln>
+                      </wps:spPr>
+                      <wps:style>
+                        <a:lnRef idx="0">
+                          <a:schemeClr val="accent1"/>
+                        </a:lnRef>
+                        <a:fillRef idx="0">
+                          <a:schemeClr val="accent1"/>
+                        </a:fillRef>
+                        <a:effectRef idx="0">
+                          <a:schemeClr val="accent1"/>
+                        </a:effectRef>
+                        <a:fontRef idx="minor">
+                          <a:schemeClr val="dk1"/>
+                        </a:fontRef>
+                      </wps:style>
+                      <wps:txbx>
+                        <w:txbxContent>
+                          <w:p>
+                            <w:pPr>
+                              <w:rPr>
+                                <w:rFonts w:hint="default"/>
+                                <w:lang w:val="en-US"/>
+                              </w:rPr>
+                            </w:pPr>
+                            <w:r>
+                              <w:rPr>
+                                <w:rFonts w:hint="default"/>
+                                <w:lang w:val="en-US"/>
+                              </w:rPr>
+                              <w:t>F</w:t>
+                            </w:r>
+                          </w:p>
+                        </w:txbxContent>
+                      </wps:txbx>
+                      <wps:bodyPr rot="0" spcFirstLastPara="0" vertOverflow="overflow" horzOverflow="overflow" vert="horz" wrap="square" lIns="91440" tIns="45720" rIns="91440" bIns="45720" numCol="1" spcCol="0" rtlCol="0" fromWordArt="0" anchor="t" anchorCtr="0" forceAA="0" compatLnSpc="1">
+                        <a:noAutofit/>
+                      </wps:bodyPr>
+                    </wps:wsp>
+                  </a:graphicData>
+                </a:graphic>
+              </wp:anchor>
+            </w:drawing>
+          </mc:Choice>
+          <mc:Fallback>
+            <w:pict>
+              <v:shape id="_x0000_s1026" o:spid="_x0000_s1026" o:spt="202" type="#_x0000_t202" style="position:absolute;left:0pt;margin-left:233.7pt;margin-top:285.95pt;height:31.2pt;width:28.8pt;z-index:251687936;mso-width-relative:page;mso-height-relative:page;" fillcolor="#FFFFFF [3201]" filled="t" stroked="t" coordsize="21600,21600" o:gfxdata="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">
+                <v:fill on="t" focussize="0,0"/>
+                <v:stroke weight="0.5pt" color="#000000 [3204]" joinstyle="round"/>
+                <v:imagedata o:title=""/>
+                <o:lock v:ext="edit" aspectratio="f"/>
+                <v:textbox>
+                  <w:txbxContent>
+                    <w:p>
+                      <w:pPr>
+                        <w:rPr>
+                          <w:rFonts w:hint="default"/>
+                          <w:lang w:val="en-US"/>
+                        </w:rPr>
+                      </w:pPr>
+                      <w:r>
+                        <w:rPr>
+                          <w:rFonts w:hint="default"/>
+                          <w:lang w:val="en-US"/>
+                        </w:rPr>
+                        <w:t>F</w:t>
+                      </w:r>
+                    </w:p>
+                  </w:txbxContent>
+                </v:textbox>
+              </v:shape>
+            </w:pict>
+          </mc:Fallback>
+        </mc:AlternateContent>
+      </w:r>
+      <w:r>
+        <w:rPr>
+          <w:sz w:val="24"/>
+        </w:rPr>
+        <mc:AlternateContent>
+          <mc:Choice Requires="wps">
+            <w:drawing>
+              <wp:anchor distT="0" distB="0" distL="114300" distR="114300" simplePos="0" relativeHeight="251686912" behindDoc="0" locked="0" layoutInCell="1" allowOverlap="1">
+                <wp:simplePos x="0" y="0"/>
+                <wp:positionH relativeFrom="column">
+                  <wp:posOffset>4644390</wp:posOffset>
+                </wp:positionH>
+                <wp:positionV relativeFrom="paragraph">
+                  <wp:posOffset>2564765</wp:posOffset>
+                </wp:positionV>
+                <wp:extent cx="365760" cy="403860"/>
+                <wp:effectExtent l="5080" t="4445" r="10160" b="18415"/>
+                <wp:wrapNone/>
+                <wp:docPr id="34" name="Text Box 34"/>
+                <wp:cNvGraphicFramePr/>
+                <a:graphic xmlns:a="http://schemas.openxmlformats.org/drawingml/2006/main">
+                  <a:graphicData uri="http://schemas.microsoft.com/office/word/2010/wordprocessingShape">
+                    <wps:wsp>
+                      <wps:cNvSpPr txBox="1"/>
+                      <wps:spPr>
+                        <a:xfrm>
+                          <a:off x="5558790" y="3479165"/>
+                          <a:ext cx="365760" cy="403860"/>
+                        </a:xfrm>
+                        <a:prstGeom prst="rect">
+                          <a:avLst/>
+                        </a:prstGeom>
+                        <a:solidFill>
+                          <a:schemeClr val="lt1"/>
+                        </a:solidFill>
+                        <a:ln w="6350">
+                          <a:solidFill>
+                            <a:prstClr val="black"/>
+                          </a:solidFill>
+                        </a:ln>
+                      </wps:spPr>
+                      <wps:style>
+                        <a:lnRef idx="0">
+                          <a:schemeClr val="accent1"/>
+                        </a:lnRef>
+                        <a:fillRef idx="0">
+                          <a:schemeClr val="accent1"/>
+                        </a:fillRef>
+                        <a:effectRef idx="0">
+                          <a:schemeClr val="accent1"/>
+                        </a:effectRef>
+                        <a:fontRef idx="minor">
+                          <a:schemeClr val="dk1"/>
+                        </a:fontRef>
+                      </wps:style>
+                      <wps:txbx>
+                        <w:txbxContent>
+                          <w:p>
+                            <w:pPr>
+                              <w:rPr>
+                                <w:rFonts w:hint="default"/>
+                                <w:lang w:val="en-US"/>
+                              </w:rPr>
+                            </w:pPr>
+                            <w:r>
+                              <w:rPr>
+                                <w:rFonts w:hint="default"/>
+                                <w:lang w:val="en-US"/>
+                              </w:rPr>
+                              <w:t>E</w:t>
+                            </w:r>
+                          </w:p>
+                        </w:txbxContent>
+                      </wps:txbx>
+                      <wps:bodyPr rot="0" spcFirstLastPara="0" vertOverflow="overflow" horzOverflow="overflow" vert="horz" wrap="square" lIns="91440" tIns="45720" rIns="91440" bIns="45720" numCol="1" spcCol="0" rtlCol="0" fromWordArt="0" anchor="t" anchorCtr="0" forceAA="0" compatLnSpc="1">
+                        <a:noAutofit/>
+                      </wps:bodyPr>
+                    </wps:wsp>
+                  </a:graphicData>
+                </a:graphic>
+              </wp:anchor>
+            </w:drawing>
+          </mc:Choice>
+          <mc:Fallback>
+            <w:pict>
+              <v:shape id="_x0000_s1026" o:spid="_x0000_s1026" o:spt="202" type="#_x0000_t202" style="position:absolute;left:0pt;margin-left:365.7pt;margin-top:201.95pt;height:31.8pt;width:28.8pt;z-index:251686912;mso-width-relative:page;mso-height-relative:page;" fillcolor="#FFFFFF [3201]" filled="t" stroked="t" coordsize="21600,21600" o:gfxdata="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">
+                <v:fill on="t" focussize="0,0"/>
+                <v:stroke weight="0.5pt" color="#000000 [3204]" joinstyle="round"/>
+                <v:imagedata o:title=""/>
+                <o:lock v:ext="edit" aspectratio="f"/>
+                <v:textbox>
+                  <w:txbxContent>
+                    <w:p>
+                      <w:pPr>
+                        <w:rPr>
+                          <w:rFonts w:hint="default"/>
+                          <w:lang w:val="en-US"/>
+                        </w:rPr>
+                      </w:pPr>
+                      <w:r>
+                        <w:rPr>
+                          <w:rFonts w:hint="default"/>
+                          <w:lang w:val="en-US"/>
+                        </w:rPr>
+                        <w:t>E</w:t>
+                      </w:r>
+                    </w:p>
+                  </w:txbxContent>
+                </v:textbox>
+              </v:shape>
+            </w:pict>
+          </mc:Fallback>
+        </mc:AlternateContent>
+      </w:r>
+      <w:r>
+        <w:rPr>
+          <w:sz w:val="24"/>
+        </w:rPr>
+        <mc:AlternateContent>
+          <mc:Choice Requires="wps">
+            <w:drawing>
+              <wp:anchor distT="0" distB="0" distL="114300" distR="114300" simplePos="0" relativeHeight="251685888" behindDoc="0" locked="0" layoutInCell="1" allowOverlap="1">
+                <wp:simplePos x="0" y="0"/>
+                <wp:positionH relativeFrom="column">
+                  <wp:posOffset>3684270</wp:posOffset>
+                </wp:positionH>
+                <wp:positionV relativeFrom="paragraph">
+                  <wp:posOffset>95885</wp:posOffset>
+                </wp:positionV>
+                <wp:extent cx="487680" cy="259080"/>
+                <wp:effectExtent l="4445" t="4445" r="10795" b="10795"/>
+                <wp:wrapNone/>
+                <wp:docPr id="33" name="Text Box 33"/>
+                <wp:cNvGraphicFramePr/>
+                <a:graphic xmlns:a="http://schemas.openxmlformats.org/drawingml/2006/main">
+                  <a:graphicData uri="http://schemas.microsoft.com/office/word/2010/wordprocessingShape">
+                    <wps:wsp>
+                      <wps:cNvSpPr txBox="1"/>
+                      <wps:spPr>
+                        <a:xfrm>
+                          <a:off x="4598670" y="1010285"/>
+                          <a:ext cx="487680" cy="259080"/>
+                        </a:xfrm>
+                        <a:prstGeom prst="rect">
+                          <a:avLst/>
+                        </a:prstGeom>
+                        <a:solidFill>
+                          <a:schemeClr val="lt1"/>
+                        </a:solidFill>
+                        <a:ln w="6350">
+                          <a:solidFill>
+                            <a:prstClr val="black"/>
+                          </a:solidFill>
+                        </a:ln>
+                      </wps:spPr>
+                      <wps:style>
+                        <a:lnRef idx="0">
+                          <a:schemeClr val="accent1"/>
+                        </a:lnRef>
+                        <a:fillRef idx="0">
+                          <a:schemeClr val="accent1"/>
+                        </a:fillRef>
+                        <a:effectRef idx="0">
+                          <a:schemeClr val="accent1"/>
+                        </a:effectRef>
+                        <a:fontRef idx="minor">
+                          <a:schemeClr val="dk1"/>
+                        </a:fontRef>
+                      </wps:style>
+                      <wps:txbx>
+                        <w:txbxContent>
+                          <w:p>
+                            <w:pPr>
+                              <w:rPr>
+                                <w:rFonts w:hint="default"/>
+                                <w:lang w:val="en-US"/>
+                              </w:rPr>
+                            </w:pPr>
+                            <w:r>
+                              <w:rPr>
+                                <w:rFonts w:hint="default"/>
+                                <w:lang w:val="en-US"/>
+                              </w:rPr>
+                              <w:t>C</w:t>
+                            </w:r>
+                          </w:p>
+                        </w:txbxContent>
+                      </wps:txbx>
+                      <wps:bodyPr rot="0" spcFirstLastPara="0" vertOverflow="overflow" horzOverflow="overflow" vert="horz" wrap="square" lIns="91440" tIns="45720" rIns="91440" bIns="45720" numCol="1" spcCol="0" rtlCol="0" fromWordArt="0" anchor="t" anchorCtr="0" forceAA="0" compatLnSpc="1">
+                        <a:noAutofit/>
+                      </wps:bodyPr>
+                    </wps:wsp>
+                  </a:graphicData>
+                </a:graphic>
+              </wp:anchor>
+            </w:drawing>
+          </mc:Choice>
+          <mc:Fallback>
+            <w:pict>
+              <v:shape id="_x0000_s1026" o:spid="_x0000_s1026" o:spt="202" type="#_x0000_t202" style="position:absolute;left:0pt;margin-left:290.1pt;margin-top:7.55pt;height:20.4pt;width:38.4pt;z-index:251685888;mso-width-relative:page;mso-height-relative:page;" fillcolor="#FFFFFF [3201]" filled="t" stroked="t" coordsize="21600,21600" o:gfxdata="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">
+                <v:fill on="t" focussize="0,0"/>
+                <v:stroke weight="0.5pt" color="#000000 [3204]" joinstyle="round"/>
+                <v:imagedata o:title=""/>
+                <o:lock v:ext="edit" aspectratio="f"/>
+                <v:textbox>
+                  <w:txbxContent>
+                    <w:p>
+                      <w:pPr>
+                        <w:rPr>
+                          <w:rFonts w:hint="default"/>
+                          <w:lang w:val="en-US"/>
+                        </w:rPr>
+                      </w:pPr>
+                      <w:r>
+                        <w:rPr>
+                          <w:rFonts w:hint="default"/>
+                          <w:lang w:val="en-US"/>
+                        </w:rPr>
+                        <w:t>C</w:t>
+                      </w:r>
+                    </w:p>
+                  </w:txbxContent>
+                </v:textbox>
+              </v:shape>
+            </w:pict>
+          </mc:Fallback>
+        </mc:AlternateContent>
+      </w:r>
+      <w:r>
+        <w:rPr>
+          <w:sz w:val="24"/>
+        </w:rPr>
+        <mc:AlternateContent>
+          <mc:Choice Requires="wps">
+            <w:drawing>
+              <wp:anchor distT="0" distB="0" distL="114300" distR="114300" simplePos="0" relativeHeight="251684864" behindDoc="0" locked="0" layoutInCell="1" allowOverlap="1">
+                <wp:simplePos x="0" y="0"/>
+                <wp:positionH relativeFrom="column">
+                  <wp:posOffset>2838450</wp:posOffset>
+                </wp:positionH>
+                <wp:positionV relativeFrom="paragraph">
+                  <wp:posOffset>1048385</wp:posOffset>
+                </wp:positionV>
+                <wp:extent cx="586740" cy="304800"/>
+                <wp:effectExtent l="4445" t="4445" r="18415" b="10795"/>
+                <wp:wrapNone/>
+                <wp:docPr id="32" name="Text Box 32"/>
+                <wp:cNvGraphicFramePr/>
+                <a:graphic xmlns:a="http://schemas.openxmlformats.org/drawingml/2006/main">
+                  <a:graphicData uri="http://schemas.microsoft.com/office/word/2010/wordprocessingShape">
+                    <wps:wsp>
+                      <wps:cNvSpPr txBox="1"/>
+                      <wps:spPr>
+                        <a:xfrm>
+                          <a:off x="3752850" y="1962785"/>
+                          <a:ext cx="586740" cy="304800"/>
+                        </a:xfrm>
+                        <a:prstGeom prst="rect">
+                          <a:avLst/>
+                        </a:prstGeom>
+                        <a:solidFill>
+                          <a:schemeClr val="lt1"/>
+                        </a:solidFill>
+                        <a:ln w="6350">
+                          <a:solidFill>
+                            <a:prstClr val="black"/>
+                          </a:solidFill>
+                        </a:ln>
+                      </wps:spPr>
+                      <wps:style>
+                        <a:lnRef idx="0">
+                          <a:schemeClr val="accent1"/>
+                        </a:lnRef>
+                        <a:fillRef idx="0">
+                          <a:schemeClr val="accent1"/>
+                        </a:fillRef>
+                        <a:effectRef idx="0">
+                          <a:schemeClr val="accent1"/>
+                        </a:effectRef>
+                        <a:fontRef idx="minor">
+                          <a:schemeClr val="dk1"/>
+                        </a:fontRef>
+                      </wps:style>
+                      <wps:txbx>
+                        <w:txbxContent>
+                          <w:p>
+                            <w:pPr>
+                              <w:rPr>
+                                <w:rFonts w:hint="default"/>
+                                <w:lang w:val="en-US"/>
+                              </w:rPr>
+                            </w:pPr>
+                            <w:r>
+                              <w:rPr>
+                                <w:rFonts w:hint="default"/>
+                                <w:lang w:val="en-US"/>
+                              </w:rPr>
+                              <w:t>B</w:t>
+                            </w:r>
+                          </w:p>
+                        </w:txbxContent>
+                      </wps:txbx>
+                      <wps:bodyPr rot="0" spcFirstLastPara="0" vertOverflow="overflow" horzOverflow="overflow" vert="horz" wrap="square" lIns="91440" tIns="45720" rIns="91440" bIns="45720" numCol="1" spcCol="0" rtlCol="0" fromWordArt="0" anchor="t" anchorCtr="0" forceAA="0" compatLnSpc="1">
+                        <a:noAutofit/>
+                      </wps:bodyPr>
+                    </wps:wsp>
+                  </a:graphicData>
+                </a:graphic>
+              </wp:anchor>
+            </w:drawing>
+          </mc:Choice>
+          <mc:Fallback>
+            <w:pict>
+              <v:shape id="_x0000_s1026" o:spid="_x0000_s1026" o:spt="202" type="#_x0000_t202" style="position:absolute;left:0pt;margin-left:223.5pt;margin-top:82.55pt;height:24pt;width:46.2pt;z-index:251684864;mso-width-relative:page;mso-height-relative:page;" fillcolor="#FFFFFF [3201]" filled="t" stroked="t" coordsize="21600,21600" o:gfxdata="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">
+                <v:fill on="t" focussize="0,0"/>
+                <v:stroke weight="0.5pt" color="#000000 [3204]" joinstyle="round"/>
+                <v:imagedata o:title=""/>
+                <o:lock v:ext="edit" aspectratio="f"/>
+                <v:textbox>
+                  <w:txbxContent>
+                    <w:p>
+                      <w:pPr>
+                        <w:rPr>
+                          <w:rFonts w:hint="default"/>
+                          <w:lang w:val="en-US"/>
+                        </w:rPr>
+                      </w:pPr>
+                      <w:r>
+                        <w:rPr>
+                          <w:rFonts w:hint="default"/>
+                          <w:lang w:val="en-US"/>
+                        </w:rPr>
+                        <w:t>B</w:t>
+                      </w:r>
+                    </w:p>
+                  </w:txbxContent>
+                </v:textbox>
+              </v:shape>
+            </w:pict>
+          </mc:Fallback>
+        </mc:AlternateContent>
+      </w:r>
+      <w:r>
+        <w:rPr>
+          <w:sz w:val="24"/>
+        </w:rPr>
+        <mc:AlternateContent>
+          <mc:Choice Requires="wps">
+            <w:drawing>
+              <wp:anchor distT="0" distB="0" distL="114300" distR="114300" simplePos="0" relativeHeight="251683840" behindDoc="0" locked="0" layoutInCell="1" allowOverlap="1">
+                <wp:simplePos x="0" y="0"/>
+                <wp:positionH relativeFrom="column">
+                  <wp:posOffset>1741170</wp:posOffset>
+                </wp:positionH>
+                <wp:positionV relativeFrom="paragraph">
+                  <wp:posOffset>255905</wp:posOffset>
+                </wp:positionV>
+                <wp:extent cx="502920" cy="281940"/>
+                <wp:effectExtent l="4445" t="4445" r="10795" b="18415"/>
+                <wp:wrapNone/>
+                <wp:docPr id="31" name="Text Box 31"/>
+                <wp:cNvGraphicFramePr/>
+                <a:graphic xmlns:a="http://schemas.openxmlformats.org/drawingml/2006/main">
+                  <a:graphicData uri="http://schemas.microsoft.com/office/word/2010/wordprocessingShape">
+                    <wps:wsp>
+                      <wps:cNvSpPr txBox="1"/>
+                      <wps:spPr>
+                        <a:xfrm>
+                          <a:off x="2655570" y="1170305"/>
+                          <a:ext cx="502920" cy="281940"/>
+                        </a:xfrm>
+                        <a:prstGeom prst="rect">
+                          <a:avLst/>
+                        </a:prstGeom>
+                        <a:solidFill>
+                          <a:schemeClr val="lt1"/>
+                        </a:solidFill>
+                        <a:ln w="6350">
+                          <a:solidFill>
+                            <a:prstClr val="black"/>
+                          </a:solidFill>
+                        </a:ln>
+                      </wps:spPr>
+                      <wps:style>
+                        <a:lnRef idx="0">
+                          <a:schemeClr val="accent1"/>
+                        </a:lnRef>
+                        <a:fillRef idx="0">
+                          <a:schemeClr val="accent1"/>
+                        </a:fillRef>
+                        <a:effectRef idx="0">
+                          <a:schemeClr val="accent1"/>
+                        </a:effectRef>
+                        <a:fontRef idx="minor">
+                          <a:schemeClr val="dk1"/>
+                        </a:fontRef>
+                      </wps:style>
+                      <wps:txbx>
+                        <w:txbxContent>
+                          <w:p>
+                            <w:pPr>
+                              <w:rPr>
+                                <w:rFonts w:hint="default" w:cstheme="minorBidi"/>
+                                <w:lang w:val="en-US" w:bidi="ar-EG"/>
+                              </w:rPr>
+                            </w:pPr>
+                            <w:r>
+                              <w:rPr>
+                                <w:rFonts w:hint="default" w:cstheme="minorBidi"/>
+                                <w:lang w:val="en-US" w:bidi="ar-EG"/>
+                              </w:rPr>
+                              <w:t>A</w:t>
+                            </w:r>
+                          </w:p>
+                        </w:txbxContent>
+                      </wps:txbx>
+                      <wps:bodyPr rot="0" spcFirstLastPara="0" vertOverflow="overflow" horzOverflow="overflow" vert="horz" wrap="square" lIns="91440" tIns="45720" rIns="91440" bIns="45720" numCol="1" spcCol="0" rtlCol="0" fromWordArt="0" anchor="t" anchorCtr="0" forceAA="0" compatLnSpc="1">
+                        <a:noAutofit/>
+                      </wps:bodyPr>
+                    </wps:wsp>
+                  </a:graphicData>
+                </a:graphic>
+              </wp:anchor>
+            </w:drawing>
+          </mc:Choice>
+          <mc:Fallback>
+            <w:pict>
+              <v:shape id="_x0000_s1026" o:spid="_x0000_s1026" o:spt="202" type="#_x0000_t202" style="position:absolute;left:0pt;margin-left:137.1pt;margin-top:20.15pt;height:22.2pt;width:39.6pt;z-index:251683840;mso-width-relative:page;mso-height-relative:page;" fillcolor="#FFFFFF [3201]" filled="t" stroked="t" coordsize="21600,21600" o:gfxdata="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">
+                <v:fill on="t" focussize="0,0"/>
+                <v:stroke weight="0.5pt" color="#000000 [3204]" joinstyle="round"/>
+                <v:imagedata o:title=""/>
+                <o:lock v:ext="edit" aspectratio="f"/>
+                <v:textbox>
+                  <w:txbxContent>
+                    <w:p>
+                      <w:pPr>
+                        <w:rPr>
+                          <w:rFonts w:hint="default" w:cstheme="minorBidi"/>
+                          <w:lang w:val="en-US" w:bidi="ar-EG"/>
+                        </w:rPr>
+                      </w:pPr>
+                      <w:r>
+                        <w:rPr>
+                          <w:rFonts w:hint="default" w:cstheme="minorBidi"/>
+                          <w:lang w:val="en-US" w:bidi="ar-EG"/>
+                        </w:rPr>
+                        <w:t>A</w:t>
+                      </w:r>
+                    </w:p>
+                  </w:txbxContent>
+                </v:textbox>
+              </v:shape>
+            </w:pict>
+          </mc:Fallback>
+        </mc:AlternateContent>
+      </w:r>
+      <w:r>
+        <w:rPr>
+          <w:sz w:val="24"/>
+        </w:rPr>
+        <mc:AlternateContent>
+          <mc:Choice Requires="wps">
+            <w:drawing>
+              <wp:anchor distT="0" distB="0" distL="114300" distR="114300" simplePos="0" relativeHeight="251682816" behindDoc="0" locked="0" layoutInCell="1" allowOverlap="1">
+                <wp:simplePos x="0" y="0"/>
+                <wp:positionH relativeFrom="column">
+                  <wp:posOffset>2381250</wp:posOffset>
+                </wp:positionH>
+                <wp:positionV relativeFrom="paragraph">
+                  <wp:posOffset>6550660</wp:posOffset>
+                </wp:positionV>
+                <wp:extent cx="396240" cy="358140"/>
+                <wp:effectExtent l="4445" t="4445" r="10795" b="18415"/>
+                <wp:wrapNone/>
+                <wp:docPr id="30" name="Text Box 30"/>
+                <wp:cNvGraphicFramePr/>
+                <a:graphic xmlns:a="http://schemas.openxmlformats.org/drawingml/2006/main">
+                  <a:graphicData uri="http://schemas.microsoft.com/office/word/2010/wordprocessingShape">
+                    <wps:wsp>
+                      <wps:cNvSpPr txBox="1"/>
+                      <wps:spPr>
+                        <a:xfrm>
+                          <a:off x="3295650" y="7465060"/>
+                          <a:ext cx="396240" cy="358140"/>
+                        </a:xfrm>
+                        <a:prstGeom prst="rect">
+                          <a:avLst/>
+                        </a:prstGeom>
+                        <a:solidFill>
+                          <a:schemeClr val="lt1"/>
+                        </a:solidFill>
+                        <a:ln w="6350">
+                          <a:solidFill>
+                            <a:prstClr val="black"/>
+                          </a:solidFill>
+                        </a:ln>
+                      </wps:spPr>
+                      <wps:style>
+                        <a:lnRef idx="0">
+                          <a:schemeClr val="accent1"/>
+                        </a:lnRef>
+                        <a:fillRef idx="0">
+                          <a:schemeClr val="accent1"/>
+                        </a:fillRef>
+                        <a:effectRef idx="0">
+                          <a:schemeClr val="accent1"/>
+                        </a:effectRef>
+                        <a:fontRef idx="minor">
+                          <a:schemeClr val="dk1"/>
+                        </a:fontRef>
+                      </wps:style>
+                      <wps:txbx>
+                        <w:txbxContent>
+                          <w:p>
+                            <w:pPr>
+                              <w:rPr>
+                                <w:rFonts w:hint="cs" w:cstheme="minorBidi"/>
+                                <w:lang w:val="en-US" w:bidi="ar-EG"/>
+                              </w:rPr>
+                            </w:pPr>
+                            <w:r>
+                              <w:rPr>
+                                <w:rFonts w:hint="cs" w:cstheme="minorBidi"/>
+                                <w:rtl/>
+                                <w:lang w:val="en-US" w:bidi="ar-EG"/>
+                              </w:rPr>
+                              <w:t>7</w:t>
+                            </w:r>
+                          </w:p>
+                        </w:txbxContent>
+                      </wps:txbx>
+                      <wps:bodyPr rot="0" spcFirstLastPara="0" vertOverflow="overflow" horzOverflow="overflow" vert="horz" wrap="square" lIns="91440" tIns="45720" rIns="91440" bIns="45720" numCol="1" spcCol="0" rtlCol="0" fromWordArt="0" anchor="t" anchorCtr="0" forceAA="0" compatLnSpc="1">
+                        <a:noAutofit/>
+                      </wps:bodyPr>
+                    </wps:wsp>
+                  </a:graphicData>
+                </a:graphic>
+              </wp:anchor>
+            </w:drawing>
+          </mc:Choice>
+          <mc:Fallback>
+            <w:pict>
+              <v:shape id="_x0000_s1026" o:spid="_x0000_s1026" o:spt="202" type="#_x0000_t202" style="position:absolute;left:0pt;margin-left:187.5pt;margin-top:515.8pt;height:28.2pt;width:31.2pt;z-index:251682816;mso-width-relative:page;mso-height-relative:page;" fillcolor="#FFFFFF [3201]" filled="t" stroked="t" coordsize="21600,21600" o:gfxdata="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">
+                <v:fill on="t" focussize="0,0"/>
+                <v:stroke weight="0.5pt" color="#000000 [3204]" joinstyle="round"/>
+                <v:imagedata o:title=""/>
+                <o:lock v:ext="edit" aspectratio="f"/>
+                <v:textbox>
+                  <w:txbxContent>
+                    <w:p>
+                      <w:pPr>
+                        <w:rPr>
+                          <w:rFonts w:hint="cs" w:cstheme="minorBidi"/>
+                          <w:lang w:val="en-US" w:bidi="ar-EG"/>
+                        </w:rPr>
+                      </w:pPr>
+                      <w:r>
+                        <w:rPr>
+                          <w:rFonts w:hint="cs" w:cstheme="minorBidi"/>
+                          <w:rtl/>
+                          <w:lang w:val="en-US" w:bidi="ar-EG"/>
+                        </w:rPr>
+                        <w:t>7</w:t>
+                      </w:r>
+                    </w:p>
+                  </w:txbxContent>
+                </v:textbox>
+              </v:shape>
+            </w:pict>
+          </mc:Fallback>
+        </mc:AlternateContent>
+      </w:r>
+      <w:r>
+        <w:rPr>
+          <w:sz w:val="24"/>
+        </w:rPr>
+        <mc:AlternateContent>
+          <mc:Choice Requires="wps">
+            <w:drawing>
+              <wp:anchor distT="0" distB="0" distL="114300" distR="114300" simplePos="0" relativeHeight="251681792" behindDoc="0" locked="0" layoutInCell="1" allowOverlap="1">
+                <wp:simplePos x="0" y="0"/>
+                <wp:positionH relativeFrom="column">
+                  <wp:posOffset>2686050</wp:posOffset>
+                </wp:positionH>
+                <wp:positionV relativeFrom="paragraph">
+                  <wp:posOffset>4710430</wp:posOffset>
+                </wp:positionV>
+                <wp:extent cx="533400" cy="373380"/>
+                <wp:effectExtent l="4445" t="4445" r="10795" b="18415"/>
+                <wp:wrapNone/>
+                <wp:docPr id="29" name="Text Box 29"/>
+                <wp:cNvGraphicFramePr/>
+                <a:graphic xmlns:a="http://schemas.openxmlformats.org/drawingml/2006/main">
+                  <a:graphicData uri="http://schemas.microsoft.com/office/word/2010/wordprocessingShape">
+                    <wps:wsp>
+                      <wps:cNvSpPr txBox="1"/>
+                      <wps:spPr>
+                        <a:xfrm>
+                          <a:off x="3600450" y="5624830"/>
+                          <a:ext cx="533400" cy="373380"/>
+                        </a:xfrm>
+                        <a:prstGeom prst="rect">
+                          <a:avLst/>
+                        </a:prstGeom>
+                        <a:solidFill>
+                          <a:schemeClr val="lt1"/>
+                        </a:solidFill>
+                        <a:ln w="6350">
+                          <a:solidFill>
+                            <a:prstClr val="black"/>
+                          </a:solidFill>
+                        </a:ln>
+                      </wps:spPr>
+                      <wps:style>
+                        <a:lnRef idx="0">
+                          <a:schemeClr val="accent1"/>
+                        </a:lnRef>
+                        <a:fillRef idx="0">
+                          <a:schemeClr val="accent1"/>
+                        </a:fillRef>
+                        <a:effectRef idx="0">
+                          <a:schemeClr val="accent1"/>
+                        </a:effectRef>
+                        <a:fontRef idx="minor">
+                          <a:schemeClr val="dk1"/>
+                        </a:fontRef>
+                      </wps:style>
+                      <wps:txbx>
+                        <w:txbxContent>
+                          <w:p>
+                            <w:pPr>
+                              <w:rPr>
+                                <w:rFonts w:hint="cs" w:cstheme="minorBidi"/>
+                                <w:lang w:val="en-US" w:bidi="ar-EG"/>
+                              </w:rPr>
+                            </w:pPr>
+                            <w:r>
+                              <w:rPr>
+                                <w:rFonts w:hint="cs" w:cstheme="minorBidi"/>
+                                <w:rtl/>
+                                <w:lang w:val="en-US" w:bidi="ar-EG"/>
+                              </w:rPr>
+                              <w:t>6</w:t>
+                            </w:r>
+                          </w:p>
+                        </w:txbxContent>
+                      </wps:txbx>
+                      <wps:bodyPr rot="0" spcFirstLastPara="0" vertOverflow="overflow" horzOverflow="overflow" vert="horz" wrap="square" lIns="91440" tIns="45720" rIns="91440" bIns="45720" numCol="1" spcCol="0" rtlCol="0" fromWordArt="0" anchor="t" anchorCtr="0" forceAA="0" compatLnSpc="1">
+                        <a:noAutofit/>
+                      </wps:bodyPr>
+                    </wps:wsp>
+                  </a:graphicData>
+                </a:graphic>
+              </wp:anchor>
+            </w:drawing>
+          </mc:Choice>
+          <mc:Fallback>
+            <w:pict>
+              <v:shape id="_x0000_s1026" o:spid="_x0000_s1026" o:spt="202" type="#_x0000_t202" style="position:absolute;left:0pt;margin-left:211.5pt;margin-top:370.9pt;height:29.4pt;width:42pt;z-index:251681792;mso-width-relative:page;mso-height-relative:page;" fillcolor="#FFFFFF [3201]" filled="t" stroked="t" coordsize="21600,21600" o:gfxdata="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">
+                <v:fill on="t" focussize="0,0"/>
+                <v:stroke weight="0.5pt" color="#000000 [3204]" joinstyle="round"/>
+                <v:imagedata o:title=""/>
+                <o:lock v:ext="edit" aspectratio="f"/>
+                <v:textbox>
+                  <w:txbxContent>
+                    <w:p>
+                      <w:pPr>
+                        <w:rPr>
+                          <w:rFonts w:hint="cs" w:cstheme="minorBidi"/>
+                          <w:lang w:val="en-US" w:bidi="ar-EG"/>
+                        </w:rPr>
+                      </w:pPr>
+                      <w:r>
+                        <w:rPr>
+                          <w:rFonts w:hint="cs" w:cstheme="minorBidi"/>
+                          <w:rtl/>
+                          <w:lang w:val="en-US" w:bidi="ar-EG"/>
+                        </w:rPr>
+                        <w:t>6</w:t>
+                      </w:r>
+                    </w:p>
+                  </w:txbxContent>
+                </v:textbox>
+              </v:shape>
+            </w:pict>
+          </mc:Fallback>
+        </mc:AlternateContent>
+      </w:r>
+      <w:r>
+        <w:rPr>
+          <w:sz w:val="24"/>
+        </w:rPr>
+        <mc:AlternateContent>
+          <mc:Choice Requires="wps">
+            <w:drawing>
+              <wp:anchor distT="0" distB="0" distL="114300" distR="114300" simplePos="0" relativeHeight="251680768" behindDoc="0" locked="0" layoutInCell="1" allowOverlap="1">
+                <wp:simplePos x="0" y="0"/>
+                <wp:positionH relativeFrom="column">
+                  <wp:posOffset>4103370</wp:posOffset>
+                </wp:positionH>
+                <wp:positionV relativeFrom="paragraph">
+                  <wp:posOffset>4017010</wp:posOffset>
+                </wp:positionV>
+                <wp:extent cx="502920" cy="396240"/>
+                <wp:effectExtent l="4445" t="4445" r="10795" b="10795"/>
+                <wp:wrapNone/>
+                <wp:docPr id="28" name="Text Box 28"/>
+                <wp:cNvGraphicFramePr/>
+                <a:graphic xmlns:a="http://schemas.openxmlformats.org/drawingml/2006/main">
+                  <a:graphicData uri="http://schemas.microsoft.com/office/word/2010/wordprocessingShape">
+                    <wps:wsp>
+                      <wps:cNvSpPr txBox="1"/>
+                      <wps:spPr>
+                        <a:xfrm>
+                          <a:off x="5017770" y="4931410"/>
+                          <a:ext cx="502920" cy="396240"/>
+                        </a:xfrm>
+                        <a:prstGeom prst="rect">
+                          <a:avLst/>
+                        </a:prstGeom>
+                        <a:solidFill>
+                          <a:schemeClr val="lt1"/>
+                        </a:solidFill>
+                        <a:ln w="6350">
+                          <a:solidFill>
+                            <a:prstClr val="black"/>
+                          </a:solidFill>
+                        </a:ln>
+                      </wps:spPr>
+                      <wps:style>
+                        <a:lnRef idx="0">
+                          <a:schemeClr val="accent1"/>
+                        </a:lnRef>
+                        <a:fillRef idx="0">
+                          <a:schemeClr val="accent1"/>
+                        </a:fillRef>
+                        <a:effectRef idx="0">
+                          <a:schemeClr val="accent1"/>
+                        </a:effectRef>
+                        <a:fontRef idx="minor">
+                          <a:schemeClr val="dk1"/>
+                        </a:fontRef>
+                      </wps:style>
+                      <wps:txbx>
+                        <w:txbxContent>
+                          <w:p>
+                            <w:pPr>
+                              <w:rPr>
+                                <w:rFonts w:hint="cs" w:cstheme="minorBidi"/>
+                                <w:lang w:val="en-US" w:bidi="ar-EG"/>
+                              </w:rPr>
+                            </w:pPr>
+                            <w:r>
+                              <w:rPr>
+                                <w:rFonts w:hint="cs" w:cstheme="minorBidi"/>
+                                <w:rtl/>
+                                <w:lang w:val="en-US" w:bidi="ar-EG"/>
+                              </w:rPr>
+                              <w:t>5</w:t>
+                            </w:r>
+                          </w:p>
+                        </w:txbxContent>
+                      </wps:txbx>
+                      <wps:bodyPr rot="0" spcFirstLastPara="0" vertOverflow="overflow" horzOverflow="overflow" vert="horz" wrap="square" lIns="91440" tIns="45720" rIns="91440" bIns="45720" numCol="1" spcCol="0" rtlCol="0" fromWordArt="0" anchor="t" anchorCtr="0" forceAA="0" compatLnSpc="1">
+                        <a:noAutofit/>
+                      </wps:bodyPr>
+                    </wps:wsp>
+                  </a:graphicData>
+                </a:graphic>
+              </wp:anchor>
+            </w:drawing>
+          </mc:Choice>
+          <mc:Fallback>
+            <w:pict>
+              <v:shape id="_x0000_s1026" o:spid="_x0000_s1026" o:spt="202" type="#_x0000_t202" style="position:absolute;left:0pt;margin-left:323.1pt;margin-top:316.3pt;height:31.2pt;width:39.6pt;z-index:251680768;mso-width-relative:page;mso-height-relative:page;" fillcolor="#FFFFFF [3201]" filled="t" stroked="t" coordsize="21600,21600" o:gfxdata="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">
+                <v:fill on="t" focussize="0,0"/>
+                <v:stroke weight="0.5pt" color="#000000 [3204]" joinstyle="round"/>
+                <v:imagedata o:title=""/>
+                <o:lock v:ext="edit" aspectratio="f"/>
+                <v:textbox>
+                  <w:txbxContent>
+                    <w:p>
+                      <w:pPr>
+                        <w:rPr>
+                          <w:rFonts w:hint="cs" w:cstheme="minorBidi"/>
+                          <w:lang w:val="en-US" w:bidi="ar-EG"/>
+                        </w:rPr>
+                      </w:pPr>
+                      <w:r>
+                        <w:rPr>
+                          <w:rFonts w:hint="cs" w:cstheme="minorBidi"/>
+                          <w:rtl/>
+                          <w:lang w:val="en-US" w:bidi="ar-EG"/>
+                        </w:rPr>
+                        <w:t>5</w:t>
+                      </w:r>
+                    </w:p>
+                  </w:txbxContent>
+                </v:textbox>
+              </v:shape>
+            </w:pict>
+          </mc:Fallback>
+        </mc:AlternateContent>
+      </w:r>
+      <w:r>
+        <w:rPr>
+          <w:sz w:val="24"/>
+        </w:rPr>
+        <mc:AlternateContent>
+          <mc:Choice Requires="wps">
+            <w:drawing>
+              <wp:anchor distT="0" distB="0" distL="114300" distR="114300" simplePos="0" relativeHeight="251679744" behindDoc="0" locked="0" layoutInCell="1" allowOverlap="1">
+                <wp:simplePos x="0" y="0"/>
+                <wp:positionH relativeFrom="column">
+                  <wp:posOffset>2564130</wp:posOffset>
+                </wp:positionH>
+                <wp:positionV relativeFrom="paragraph">
+                  <wp:posOffset>2805430</wp:posOffset>
+                </wp:positionV>
+                <wp:extent cx="381000" cy="365760"/>
+                <wp:effectExtent l="4445" t="4445" r="10795" b="10795"/>
+                <wp:wrapNone/>
+                <wp:docPr id="27" name="Text Box 27"/>
+                <wp:cNvGraphicFramePr/>
+                <a:graphic xmlns:a="http://schemas.openxmlformats.org/drawingml/2006/main">
+                  <a:graphicData uri="http://schemas.microsoft.com/office/word/2010/wordprocessingShape">
+                    <wps:wsp>
+                      <wps:cNvSpPr txBox="1"/>
+                      <wps:spPr>
+                        <a:xfrm>
+                          <a:off x="3478530" y="3719830"/>
+                          <a:ext cx="381000" cy="365760"/>
+                        </a:xfrm>
+                        <a:prstGeom prst="rect">
+                          <a:avLst/>
+                        </a:prstGeom>
+                        <a:solidFill>
+                          <a:schemeClr val="lt1"/>
+                        </a:solidFill>
+                        <a:ln w="6350">
+                          <a:solidFill>
+                            <a:prstClr val="black"/>
+                          </a:solidFill>
+                        </a:ln>
+                      </wps:spPr>
+                      <wps:style>
+                        <a:lnRef idx="0">
+                          <a:schemeClr val="accent1"/>
+                        </a:lnRef>
+                        <a:fillRef idx="0">
+                          <a:schemeClr val="accent1"/>
+                        </a:fillRef>
+                        <a:effectRef idx="0">
+                          <a:schemeClr val="accent1"/>
+                        </a:effectRef>
+                        <a:fontRef idx="minor">
+                          <a:schemeClr val="dk1"/>
+                        </a:fontRef>
+                      </wps:style>
+                      <wps:txbx>
+                        <w:txbxContent>
+                          <w:p>
+                            <w:pPr>
+                              <w:rPr>
+                                <w:rFonts w:hint="cs" w:cstheme="minorBidi"/>
+                                <w:lang w:val="en-US" w:bidi="ar-EG"/>
+                              </w:rPr>
+                            </w:pPr>
+                            <w:r>
+                              <w:rPr>
+                                <w:rFonts w:hint="cs" w:cstheme="minorBidi"/>
+                                <w:rtl/>
+                                <w:lang w:val="en-US" w:bidi="ar-EG"/>
+                              </w:rPr>
+                              <w:t>4</w:t>
+                            </w:r>
+                          </w:p>
+                        </w:txbxContent>
+                      </wps:txbx>
+                      <wps:bodyPr rot="0" spcFirstLastPara="0" vertOverflow="overflow" horzOverflow="overflow" vert="horz" wrap="square" lIns="91440" tIns="45720" rIns="91440" bIns="45720" numCol="1" spcCol="0" rtlCol="0" fromWordArt="0" anchor="t" anchorCtr="0" forceAA="0" compatLnSpc="1">
+                        <a:noAutofit/>
+                      </wps:bodyPr>
+                    </wps:wsp>
+                  </a:graphicData>
+                </a:graphic>
+              </wp:anchor>
+            </w:drawing>
+          </mc:Choice>
+          <mc:Fallback>
+            <w:pict>
+              <v:shape id="_x0000_s1026" o:spid="_x0000_s1026" o:spt="202" type="#_x0000_t202" style="position:absolute;left:0pt;margin-left:201.9pt;margin-top:220.9pt;height:28.8pt;width:30pt;z-index:251679744;mso-width-relative:page;mso-height-relative:page;" fillcolor="#FFFFFF [3201]" filled="t" stroked="t" coordsize="21600,21600" o:gfxdata="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">
+                <v:fill on="t" focussize="0,0"/>
+                <v:stroke weight="0.5pt" color="#000000 [3204]" joinstyle="round"/>
+                <v:imagedata o:title=""/>
+                <o:lock v:ext="edit" aspectratio="f"/>
+                <v:textbox>
+                  <w:txbxContent>
+                    <w:p>
+                      <w:pPr>
+                        <w:rPr>
+                          <w:rFonts w:hint="cs" w:cstheme="minorBidi"/>
+                          <w:lang w:val="en-US" w:bidi="ar-EG"/>
+                        </w:rPr>
+                      </w:pPr>
+                      <w:r>
+                        <w:rPr>
+                          <w:rFonts w:hint="cs" w:cstheme="minorBidi"/>
+                          <w:rtl/>
+                          <w:lang w:val="en-US" w:bidi="ar-EG"/>
+                        </w:rPr>
+                        <w:t>4</w:t>
+                      </w:r>
+                    </w:p>
+                  </w:txbxContent>
+                </v:textbox>
+              </v:shape>
+            </w:pict>
+          </mc:Fallback>
+        </mc:AlternateContent>
+      </w:r>
+      <w:r>
+        <w:rPr>
+          <w:sz w:val="24"/>
+        </w:rPr>
+        <mc:AlternateContent>
+          <mc:Choice Requires="wps">
+            <w:drawing>
+              <wp:anchor distT="0" distB="0" distL="114300" distR="114300" simplePos="0" relativeHeight="251678720" behindDoc="0" locked="0" layoutInCell="1" allowOverlap="1">
+                <wp:simplePos x="0" y="0"/>
+                <wp:positionH relativeFrom="column">
+                  <wp:posOffset>4179570</wp:posOffset>
+                </wp:positionH>
+                <wp:positionV relativeFrom="paragraph">
+                  <wp:posOffset>1197610</wp:posOffset>
+                </wp:positionV>
+                <wp:extent cx="480060" cy="312420"/>
+                <wp:effectExtent l="4445" t="4445" r="18415" b="18415"/>
+                <wp:wrapNone/>
+                <wp:docPr id="26" name="Text Box 26"/>
+                <wp:cNvGraphicFramePr/>
+                <a:graphic xmlns:a="http://schemas.openxmlformats.org/drawingml/2006/main">
+                  <a:graphicData uri="http://schemas.microsoft.com/office/word/2010/wordprocessingShape">
+                    <wps:wsp>
+                      <wps:cNvSpPr txBox="1"/>
+                      <wps:spPr>
+                        <a:xfrm>
+                          <a:off x="5093970" y="2112010"/>
+                          <a:ext cx="480060" cy="312420"/>
+                        </a:xfrm>
+                        <a:prstGeom prst="rect">
+                          <a:avLst/>
+                        </a:prstGeom>
+                        <a:solidFill>
+                          <a:schemeClr val="lt1"/>
+                        </a:solidFill>
+                        <a:ln w="6350">
+                          <a:solidFill>
+                            <a:prstClr val="black"/>
+                          </a:solidFill>
+                        </a:ln>
+                      </wps:spPr>
+                      <wps:style>
+                        <a:lnRef idx="0">
+                          <a:schemeClr val="accent1"/>
+                        </a:lnRef>
+                        <a:fillRef idx="0">
+                          <a:schemeClr val="accent1"/>
+                        </a:fillRef>
+                        <a:effectRef idx="0">
+                          <a:schemeClr val="accent1"/>
+                        </a:effectRef>
+                        <a:fontRef idx="minor">
+                          <a:schemeClr val="dk1"/>
+                        </a:fontRef>
+                      </wps:style>
+                      <wps:txbx>
+                        <w:txbxContent>
+                          <w:p>
+                            <w:pPr>
+                              <w:rPr>
+                                <w:rFonts w:hint="cs" w:cstheme="minorBidi"/>
+                                <w:lang w:val="en-US" w:bidi="ar-EG"/>
+                              </w:rPr>
+                            </w:pPr>
+                            <w:r>
+                              <w:rPr>
+                                <w:rFonts w:hint="cs" w:cstheme="minorBidi"/>
+                                <w:rtl/>
+                                <w:lang w:val="en-US" w:bidi="ar-EG"/>
+                              </w:rPr>
+                              <w:t>3</w:t>
+                            </w:r>
+                          </w:p>
+                        </w:txbxContent>
+                      </wps:txbx>
+                      <wps:bodyPr rot="0" spcFirstLastPara="0" vertOverflow="overflow" horzOverflow="overflow" vert="horz" wrap="square" lIns="91440" tIns="45720" rIns="91440" bIns="45720" numCol="1" spcCol="0" rtlCol="0" fromWordArt="0" anchor="t" anchorCtr="0" forceAA="0" compatLnSpc="1">
+                        <a:noAutofit/>
+                      </wps:bodyPr>
+                    </wps:wsp>
+                  </a:graphicData>
+                </a:graphic>
+              </wp:anchor>
+            </w:drawing>
+          </mc:Choice>
+          <mc:Fallback>
+            <w:pict>
+              <v:shape id="_x0000_s1026" o:spid="_x0000_s1026" o:spt="202" type="#_x0000_t202" style="position:absolute;left:0pt;margin-left:329.1pt;margin-top:94.3pt;height:24.6pt;width:37.8pt;z-index:251678720;mso-width-relative:page;mso-height-relative:page;" fillcolor="#FFFFFF [3201]" filled="t" stroked="t" coordsize="21600,21600" o:gfxdata="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">
+                <v:fill on="t" focussize="0,0"/>
+                <v:stroke weight="0.5pt" color="#000000 [3204]" joinstyle="round"/>
+                <v:imagedata o:title=""/>
+                <o:lock v:ext="edit" aspectratio="f"/>
+                <v:textbox>
+                  <w:txbxContent>
+                    <w:p>
+                      <w:pPr>
+                        <w:rPr>
+                          <w:rFonts w:hint="cs" w:cstheme="minorBidi"/>
+                          <w:lang w:val="en-US" w:bidi="ar-EG"/>
+                        </w:rPr>
+                      </w:pPr>
+                      <w:r>
+                        <w:rPr>
+                          <w:rFonts w:hint="cs" w:cstheme="minorBidi"/>
+                          <w:rtl/>
+                          <w:lang w:val="en-US" w:bidi="ar-EG"/>
+                        </w:rPr>
+                        <w:t>3</w:t>
+                      </w:r>
+                    </w:p>
+                  </w:txbxContent>
+                </v:textbox>
+              </v:shape>
+            </w:pict>
+          </mc:Fallback>
+        </mc:AlternateContent>
+      </w:r>
+      <w:r>
+        <w:rPr>
+          <w:sz w:val="24"/>
+        </w:rPr>
+        <mc:AlternateContent>
+          <mc:Choice Requires="wps">
+            <w:drawing>
+              <wp:anchor distT="0" distB="0" distL="114300" distR="114300" simplePos="0" relativeHeight="251677696" behindDoc="0" locked="0" layoutInCell="1" allowOverlap="1">
+                <wp:simplePos x="0" y="0"/>
+                <wp:positionH relativeFrom="column">
+                  <wp:posOffset>1306830</wp:posOffset>
+                </wp:positionH>
+                <wp:positionV relativeFrom="paragraph">
+                  <wp:posOffset>1170940</wp:posOffset>
+                </wp:positionV>
+                <wp:extent cx="457200" cy="327660"/>
+                <wp:effectExtent l="4445" t="4445" r="10795" b="18415"/>
+                <wp:wrapNone/>
+                <wp:docPr id="25" name="Text Box 25"/>
+                <wp:cNvGraphicFramePr/>
+                <a:graphic xmlns:a="http://schemas.openxmlformats.org/drawingml/2006/main">
+                  <a:graphicData uri="http://schemas.microsoft.com/office/word/2010/wordprocessingShape">
+                    <wps:wsp>
+                      <wps:cNvSpPr txBox="1"/>
+                      <wps:spPr>
+                        <a:xfrm>
+                          <a:off x="2221230" y="2085340"/>
+                          <a:ext cx="457200" cy="327660"/>
+                        </a:xfrm>
+                        <a:prstGeom prst="rect">
+                          <a:avLst/>
+                        </a:prstGeom>
+                        <a:solidFill>
+                          <a:schemeClr val="lt1"/>
+                        </a:solidFill>
+                        <a:ln w="6350">
+                          <a:solidFill>
+                            <a:prstClr val="black"/>
+                          </a:solidFill>
+                        </a:ln>
+                      </wps:spPr>
+                      <wps:style>
+                        <a:lnRef idx="0">
+                          <a:schemeClr val="accent1"/>
+                        </a:lnRef>
+                        <a:fillRef idx="0">
+                          <a:schemeClr val="accent1"/>
+                        </a:fillRef>
+                        <a:effectRef idx="0">
+                          <a:schemeClr val="accent1"/>
+                        </a:effectRef>
+                        <a:fontRef idx="minor">
+                          <a:schemeClr val="dk1"/>
+                        </a:fontRef>
+                      </wps:style>
+                      <wps:txbx>
+                        <w:txbxContent>
+                          <w:p>
+                            <w:pPr>
+                              <w:rPr>
+                                <w:rFonts w:hint="cs" w:cstheme="minorBidi"/>
+                                <w:lang w:val="en-US" w:bidi="ar-EG"/>
+                              </w:rPr>
+                            </w:pPr>
+                            <w:r>
+                              <w:rPr>
+                                <w:rFonts w:hint="cs" w:cstheme="minorBidi"/>
+                                <w:rtl/>
+                                <w:lang w:val="en-US" w:bidi="ar-EG"/>
+                              </w:rPr>
+                              <w:t>2</w:t>
+                            </w:r>
+                          </w:p>
+                        </w:txbxContent>
+                      </wps:txbx>
+                      <wps:bodyPr rot="0" spcFirstLastPara="0" vertOverflow="overflow" horzOverflow="overflow" vert="horz" wrap="square" lIns="91440" tIns="45720" rIns="91440" bIns="45720" numCol="1" spcCol="0" rtlCol="0" fromWordArt="0" anchor="t" anchorCtr="0" forceAA="0" compatLnSpc="1">
+                        <a:noAutofit/>
+                      </wps:bodyPr>
+                    </wps:wsp>
+                  </a:graphicData>
+                </a:graphic>
+              </wp:anchor>
+            </w:drawing>
+          </mc:Choice>
+          <mc:Fallback>
+            <w:pict>
+              <v:shape id="_x0000_s1026" o:spid="_x0000_s1026" o:spt="202" type="#_x0000_t202" style="position:absolute;left:0pt;margin-left:102.9pt;margin-top:92.2pt;height:25.8pt;width:36pt;z-index:251677696;mso-width-relative:page;mso-height-relative:page;" fillcolor="#FFFFFF [3201]" filled="t" stroked="t" coordsize="21600,21600" o:gfxdata="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">
+                <v:fill on="t" focussize="0,0"/>
+                <v:stroke weight="0.5pt" color="#000000 [3204]" joinstyle="round"/>
+                <v:imagedata o:title=""/>
+                <o:lock v:ext="edit" aspectratio="f"/>
+                <v:textbox>
+                  <w:txbxContent>
+                    <w:p>
+                      <w:pPr>
+                        <w:rPr>
+                          <w:rFonts w:hint="cs" w:cstheme="minorBidi"/>
+                          <w:lang w:val="en-US" w:bidi="ar-EG"/>
+                        </w:rPr>
+                      </w:pPr>
+                      <w:r>
+                        <w:rPr>
+                          <w:rFonts w:hint="cs" w:cstheme="minorBidi"/>
+                          <w:rtl/>
+                          <w:lang w:val="en-US" w:bidi="ar-EG"/>
+                        </w:rPr>
+                        <w:t>2</w:t>
+                      </w:r>
+                    </w:p>
+                  </w:txbxContent>
+                </v:textbox>
+              </v:shape>
+            </w:pict>
+          </mc:Fallback>
+        </mc:AlternateContent>
+      </w:r>
+      <w:r>
+        <w:rPr>
+          <w:sz w:val="24"/>
+        </w:rPr>
+        <mc:AlternateContent>
+          <mc:Choice Requires="wps">
+            <w:drawing>
+              <wp:anchor distT="0" distB="0" distL="114300" distR="114300" simplePos="0" relativeHeight="251676672" behindDoc="0" locked="0" layoutInCell="1" allowOverlap="1">
+                <wp:simplePos x="0" y="0"/>
+                <wp:positionH relativeFrom="column">
+                  <wp:posOffset>2701290</wp:posOffset>
+                </wp:positionH>
+                <wp:positionV relativeFrom="paragraph">
+                  <wp:posOffset>5080</wp:posOffset>
+                </wp:positionV>
+                <wp:extent cx="304800" cy="243840"/>
+                <wp:effectExtent l="4445" t="4445" r="10795" b="10795"/>
+                <wp:wrapNone/>
+                <wp:docPr id="24" name="Text Box 24"/>
+                <wp:cNvGraphicFramePr/>
+                <a:graphic xmlns:a="http://schemas.openxmlformats.org/drawingml/2006/main">
+                  <a:graphicData uri="http://schemas.microsoft.com/office/word/2010/wordprocessingShape">
+                    <wps:wsp>
+                      <wps:cNvSpPr txBox="1"/>
+                      <wps:spPr>
+                        <a:xfrm>
+                          <a:off x="3615690" y="919480"/>
+                          <a:ext cx="304800" cy="243840"/>
+                        </a:xfrm>
+                        <a:prstGeom prst="rect">
+                          <a:avLst/>
+                        </a:prstGeom>
+                        <a:solidFill>
+                          <a:schemeClr val="lt1"/>
+                        </a:solidFill>
+                        <a:ln w="6350">
+                          <a:solidFill>
+                            <a:prstClr val="black"/>
+                          </a:solidFill>
+                        </a:ln>
+                      </wps:spPr>
+                      <wps:style>
+                        <a:lnRef idx="0">
+                          <a:schemeClr val="accent1"/>
+                        </a:lnRef>
+                        <a:fillRef idx="0">
+                          <a:schemeClr val="accent1"/>
+                        </a:fillRef>
+                        <a:effectRef idx="0">
+                          <a:schemeClr val="accent1"/>
+                        </a:effectRef>
+                        <a:fontRef idx="minor">
+                          <a:schemeClr val="dk1"/>
+                        </a:fontRef>
+                      </wps:style>
+                      <wps:txbx>
+                        <w:txbxContent>
+                          <w:p>
+                            <w:pPr>
+                              <w:rPr>
+                                <w:rFonts w:hint="cs" w:cstheme="minorBidi"/>
+                                <w:lang w:val="en-US" w:bidi="ar-EG"/>
+                              </w:rPr>
+                            </w:pPr>
+                            <w:r>
+                              <w:rPr>
+                                <w:rFonts w:hint="cs" w:cstheme="minorBidi"/>
+                                <w:rtl/>
+                                <w:lang w:val="en-US" w:bidi="ar-EG"/>
+                              </w:rPr>
+                              <w:t>1</w:t>
+                            </w:r>
+                          </w:p>
+                        </w:txbxContent>
+                      </wps:txbx>
+                      <wps:bodyPr rot="0" spcFirstLastPara="0" vertOverflow="overflow" horzOverflow="overflow" vert="horz" wrap="square" lIns="91440" tIns="45720" rIns="91440" bIns="45720" numCol="1" spcCol="0" rtlCol="0" fromWordArt="0" anchor="t" anchorCtr="0" forceAA="0" compatLnSpc="1">
+                        <a:noAutofit/>
+                      </wps:bodyPr>
+                    </wps:wsp>
+                  </a:graphicData>
+                </a:graphic>
+              </wp:anchor>
+            </w:drawing>
+          </mc:Choice>
+          <mc:Fallback>
+            <w:pict>
+              <v:shape id="_x0000_s1026" o:spid="_x0000_s1026" o:spt="202" type="#_x0000_t202" style="position:absolute;left:0pt;margin-left:212.7pt;margin-top:0.4pt;height:19.2pt;width:24pt;z-index:251676672;mso-width-relative:page;mso-height-relative:page;" fillcolor="#FFFFFF [3201]" filled="t" stroked="t" coordsize="21600,21600" o:gfxdata="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">
+                <v:fill on="t" focussize="0,0"/>
+                <v:stroke weight="0.5pt" color="#000000 [3204]" joinstyle="round"/>
+                <v:imagedata o:title=""/>
+                <o:lock v:ext="edit" aspectratio="f"/>
+                <v:textbox>
+                  <w:txbxContent>
+                    <w:p>
+                      <w:pPr>
+                        <w:rPr>
+                          <w:rFonts w:hint="cs" w:cstheme="minorBidi"/>
+                          <w:lang w:val="en-US" w:bidi="ar-EG"/>
+                        </w:rPr>
+                      </w:pPr>
+                      <w:r>
+                        <w:rPr>
+                          <w:rFonts w:hint="cs" w:cstheme="minorBidi"/>
+                          <w:rtl/>
+                          <w:lang w:val="en-US" w:bidi="ar-EG"/>
+                        </w:rPr>
+                        <w:t>1</w:t>
+                      </w:r>
+                    </w:p>
+                  </w:txbxContent>
+                </v:textbox>
+              </v:shape>
+            </w:pict>
+          </mc:Fallback>
+        </mc:AlternateContent>
+      </w:r>
+      <w:r>
+        <w:rPr>
+          <w:sz w:val="24"/>
+        </w:rPr>
+        <mc:AlternateContent>
+          <mc:Choice Requires="wps">
+            <w:drawing>
+              <wp:anchor distT="0" distB="0" distL="114300" distR="114300" simplePos="0" relativeHeight="251675648" behindDoc="0" locked="0" layoutInCell="1" allowOverlap="1">
+                <wp:simplePos x="0" y="0"/>
+                <wp:positionH relativeFrom="column">
+                  <wp:posOffset>1252855</wp:posOffset>
+                </wp:positionH>
+                <wp:positionV relativeFrom="paragraph">
+                  <wp:posOffset>1623060</wp:posOffset>
+                </wp:positionV>
+                <wp:extent cx="988060" cy="4846320"/>
+                <wp:effectExtent l="6350" t="1270" r="41910" b="13970"/>
+                <wp:wrapNone/>
+                <wp:docPr id="23" name="Straight Arrow Connector 23"/>
+                <wp:cNvGraphicFramePr/>
+                <a:graphic xmlns:a="http://schemas.openxmlformats.org/drawingml/2006/main">
+                  <a:graphicData uri="http://schemas.microsoft.com/office/word/2010/wordprocessingShape">
+                    <wps:wsp>
+                      <wps:cNvCnPr>
+                        <a:stCxn id="5" idx="3"/>
+                        <a:endCxn id="9" idx="1"/>
+                      </wps:cNvCnPr>
+                      <wps:spPr>
+                        <a:xfrm>
+                          <a:off x="2023110" y="2537460"/>
+                          <a:ext cx="988060" cy="4846320"/>
                         </a:xfrm>
                         <a:prstGeom prst="straightConnector1">
                           <a:avLst/>
                         </a:prstGeom>
                         <a:ln>
-                          <a:tailEnd type="triangle"/>
+                          <a:solidFill>
+                            <a:schemeClr val="accent6">
+                              <a:lumMod val="75000"/>
+                            </a:schemeClr>
+                          </a:solidFill>
+                          <a:tailEnd type="arrow"/>
                         </a:ln>
                       </wps:spPr>
                       <wps:style>
-                        <a:lnRef idx="1">
-                          <a:schemeClr val="dk1"/>
+                        <a:lnRef idx="2">
+                          <a:schemeClr val="accent1"/>
                         </a:lnRef>
                         <a:fillRef idx="0">
-                          <a:schemeClr val="dk1"/>
+                          <a:srgbClr val="FFFFFF"/>
                         </a:fillRef>
                         <a:effectRef idx="0">
-                          <a:schemeClr val="dk1"/>
+                          <a:srgbClr val="FFFFFF"/>
                         </a:effectRef>
                         <a:fontRef idx="minor">
                           <a:schemeClr val="tx1"/>
@@ -391,9 +2084,9 @@
           </mc:Choice>
           <mc:Fallback>
             <w:pict>
-              <v:shape id="Straight Arrow Connector 2" o:spid="_x0000_s1026" o:spt="32" type="#_x0000_t32" style="position:absolute;left:0pt;flip:y;margin-left:70.2pt;margin-top:-21.6pt;height:21.6pt;width:141pt;z-index:251668480;mso-width-relative:page;mso-height-relative:page;" filled="f" stroked="t" coordsize="21600,21600" o:gfxdata="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">
+              <v:shape id="_x0000_s1026" o:spid="_x0000_s1026" o:spt="32" type="#_x0000_t32" style="position:absolute;left:0pt;margin-left:98.65pt;margin-top:127.8pt;height:381.6pt;width:77.8pt;z-index:251675648;mso-width-relative:page;mso-height-relative:page;" filled="f" stroked="t" coordsize="21600,21600" o:gfxdata="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">
                 <v:fill on="f" focussize="0,0"/>
-                <v:stroke weight="0.5pt" color="#000000 [3200]" miterlimit="8" joinstyle="miter" endarrow="block"/>
+                <v:stroke weight="1pt" color="#548235 [2409]" miterlimit="8" joinstyle="miter" endarrow="open"/>
                 <v:imagedata o:title=""/>
                 <o:lock v:ext="edit" aspectratio="f"/>
               </v:shape>
@@ -402,21 +2095,178 @@
         </mc:AlternateContent>
       </w:r>
       <w:r>
+        <w:rPr>
+          <w:sz w:val="24"/>
+        </w:rPr>
         <mc:AlternateContent>
           <mc:Choice Requires="wps">
             <w:drawing>
-              <wp:anchor distT="0" distB="0" distL="114300" distR="114300" simplePos="0" relativeHeight="251659264" behindDoc="0" locked="0" layoutInCell="1" allowOverlap="1">
+              <wp:anchor distT="0" distB="0" distL="114300" distR="114300" simplePos="0" relativeHeight="251674624" behindDoc="0" locked="0" layoutInCell="1" allowOverlap="1">
                 <wp:simplePos x="0" y="0"/>
                 <wp:positionH relativeFrom="column">
-                  <wp:posOffset>373380</wp:posOffset>
+                  <wp:posOffset>2564130</wp:posOffset>
                 </wp:positionH>
                 <wp:positionV relativeFrom="paragraph">
-                  <wp:posOffset>-190500</wp:posOffset>
+                  <wp:posOffset>5390515</wp:posOffset>
                 </wp:positionV>
-                <wp:extent cx="556260" cy="556260"/>
-                <wp:effectExtent l="0" t="0" r="15240" b="15240"/>
+                <wp:extent cx="403860" cy="944880"/>
+                <wp:effectExtent l="12065" t="2540" r="10795" b="12700"/>
                 <wp:wrapNone/>
-                <wp:docPr id="1749790812" name="Oval 1"/>
+                <wp:docPr id="22" name="Straight Arrow Connector 22"/>
+                <wp:cNvGraphicFramePr/>
+                <a:graphic xmlns:a="http://schemas.openxmlformats.org/drawingml/2006/main">
+                  <a:graphicData uri="http://schemas.microsoft.com/office/word/2010/wordprocessingShape">
+                    <wps:wsp>
+                      <wps:cNvCnPr>
+                        <a:stCxn id="12" idx="4"/>
+                        <a:endCxn id="9" idx="0"/>
+                      </wps:cNvCnPr>
+                      <wps:spPr>
+                        <a:xfrm flipH="1">
+                          <a:off x="3478530" y="6304915"/>
+                          <a:ext cx="403860" cy="944880"/>
+                        </a:xfrm>
+                        <a:prstGeom prst="straightConnector1">
+                          <a:avLst/>
+                        </a:prstGeom>
+                        <a:ln>
+                          <a:solidFill>
+                            <a:schemeClr val="accent6">
+                              <a:lumMod val="75000"/>
+                            </a:schemeClr>
+                          </a:solidFill>
+                          <a:tailEnd type="arrow"/>
+                        </a:ln>
+                      </wps:spPr>
+                      <wps:style>
+                        <a:lnRef idx="2">
+                          <a:schemeClr val="accent1"/>
+                        </a:lnRef>
+                        <a:fillRef idx="0">
+                          <a:srgbClr val="FFFFFF"/>
+                        </a:fillRef>
+                        <a:effectRef idx="0">
+                          <a:srgbClr val="FFFFFF"/>
+                        </a:effectRef>
+                        <a:fontRef idx="minor">
+                          <a:schemeClr val="tx1"/>
+                        </a:fontRef>
+                      </wps:style>
+                      <wps:bodyPr/>
+                    </wps:wsp>
+                  </a:graphicData>
+                </a:graphic>
+              </wp:anchor>
+            </w:drawing>
+          </mc:Choice>
+          <mc:Fallback>
+            <w:pict>
+              <v:shape id="_x0000_s1026" o:spid="_x0000_s1026" o:spt="32" type="#_x0000_t32" style="position:absolute;left:0pt;flip:x;margin-left:201.9pt;margin-top:424.45pt;height:74.4pt;width:31.8pt;z-index:251674624;mso-width-relative:page;mso-height-relative:page;" filled="f" stroked="t" coordsize="21600,21600" o:gfxdata="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">
+                <v:fill on="f" focussize="0,0"/>
+                <v:stroke weight="1pt" color="#548235 [2409]" miterlimit="8" joinstyle="miter" endarrow="open"/>
+                <v:imagedata o:title=""/>
+                <o:lock v:ext="edit" aspectratio="f"/>
+              </v:shape>
+            </w:pict>
+          </mc:Fallback>
+        </mc:AlternateContent>
+      </w:r>
+      <w:r>
+        <w:rPr>
+          <w:sz w:val="24"/>
+        </w:rPr>
+        <mc:AlternateContent>
+          <mc:Choice Requires="wps">
+            <w:drawing>
+              <wp:anchor distT="0" distB="0" distL="114300" distR="114300" simplePos="0" relativeHeight="251673600" behindDoc="0" locked="0" layoutInCell="1" allowOverlap="1">
+                <wp:simplePos x="0" y="0"/>
+                <wp:positionH relativeFrom="column">
+                  <wp:posOffset>2887345</wp:posOffset>
+                </wp:positionH>
+                <wp:positionV relativeFrom="paragraph">
+                  <wp:posOffset>4704715</wp:posOffset>
+                </wp:positionV>
+                <wp:extent cx="1505585" cy="1764665"/>
+                <wp:effectExtent l="0" t="3810" r="18415" b="14605"/>
+                <wp:wrapNone/>
+                <wp:docPr id="21" name="Straight Arrow Connector 21"/>
+                <wp:cNvGraphicFramePr/>
+                <a:graphic xmlns:a="http://schemas.openxmlformats.org/drawingml/2006/main">
+                  <a:graphicData uri="http://schemas.microsoft.com/office/word/2010/wordprocessingShape">
+                    <wps:wsp>
+                      <wps:cNvCnPr>
+                        <a:stCxn id="11" idx="4"/>
+                        <a:endCxn id="9" idx="7"/>
+                      </wps:cNvCnPr>
+                      <wps:spPr>
+                        <a:xfrm flipH="1">
+                          <a:off x="3801745" y="5619115"/>
+                          <a:ext cx="1505585" cy="1764665"/>
+                        </a:xfrm>
+                        <a:prstGeom prst="straightConnector1">
+                          <a:avLst/>
+                        </a:prstGeom>
+                        <a:ln>
+                          <a:solidFill>
+                            <a:schemeClr val="accent6">
+                              <a:lumMod val="75000"/>
+                            </a:schemeClr>
+                          </a:solidFill>
+                          <a:tailEnd type="arrow"/>
+                        </a:ln>
+                      </wps:spPr>
+                      <wps:style>
+                        <a:lnRef idx="2">
+                          <a:schemeClr val="accent1"/>
+                        </a:lnRef>
+                        <a:fillRef idx="0">
+                          <a:srgbClr val="FFFFFF"/>
+                        </a:fillRef>
+                        <a:effectRef idx="0">
+                          <a:srgbClr val="FFFFFF"/>
+                        </a:effectRef>
+                        <a:fontRef idx="minor">
+                          <a:schemeClr val="tx1"/>
+                        </a:fontRef>
+                      </wps:style>
+                      <wps:bodyPr/>
+                    </wps:wsp>
+                  </a:graphicData>
+                </a:graphic>
+              </wp:anchor>
+            </w:drawing>
+          </mc:Choice>
+          <mc:Fallback>
+            <w:pict>
+              <v:shape id="_x0000_s1026" o:spid="_x0000_s1026" o:spt="32" type="#_x0000_t32" style="position:absolute;left:0pt;flip:x;margin-left:227.35pt;margin-top:370.45pt;height:138.95pt;width:118.55pt;z-index:251673600;mso-width-relative:page;mso-height-relative:page;" filled="f" stroked="t" coordsize="21600,21600" o:gfxdata="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">
+                <v:fill on="f" focussize="0,0"/>
+                <v:stroke weight="1pt" color="#548235 [2409]" miterlimit="8" joinstyle="miter" endarrow="open"/>
+                <v:imagedata o:title=""/>
+                <o:lock v:ext="edit" aspectratio="f"/>
+              </v:shape>
+            </w:pict>
+          </mc:Fallback>
+        </mc:AlternateContent>
+      </w:r>
+      <w:r>
+        <w:rPr>
+          <w:sz w:val="24"/>
+        </w:rPr>
+        <mc:AlternateContent>
+          <mc:Choice Requires="wps">
+            <w:drawing>
+              <wp:anchor distT="0" distB="0" distL="114300" distR="114300" simplePos="0" relativeHeight="251666432" behindDoc="0" locked="0" layoutInCell="1" allowOverlap="1">
+                <wp:simplePos x="0" y="0"/>
+                <wp:positionH relativeFrom="column">
+                  <wp:posOffset>2106930</wp:posOffset>
+                </wp:positionH>
+                <wp:positionV relativeFrom="paragraph">
+                  <wp:posOffset>6335395</wp:posOffset>
+                </wp:positionV>
+                <wp:extent cx="914400" cy="914400"/>
+                <wp:effectExtent l="48895" t="10795" r="57785" b="95885"/>
+                <wp:wrapNone/>
+                <wp:docPr id="9" name="Oval 9"/>
                 <wp:cNvGraphicFramePr/>
                 <a:graphic xmlns:a="http://schemas.openxmlformats.org/drawingml/2006/main">
                   <a:graphicData uri="http://schemas.microsoft.com/office/word/2010/wordprocessingShape">
@@ -424,39 +2274,41 @@
                       <wps:cNvSpPr/>
                       <wps:spPr>
                         <a:xfrm>
-                          <a:off x="0" y="0"/>
-                          <a:ext cx="556260" cy="556260"/>
+                          <a:off x="3981450" y="3904615"/>
+                          <a:ext cx="914400" cy="914400"/>
                         </a:xfrm>
                         <a:prstGeom prst="ellipse">
                           <a:avLst/>
                         </a:prstGeom>
+                        <a:ln>
+                          <a:solidFill>
+                            <a:schemeClr val="accent2">
+                              <a:lumMod val="75000"/>
+                            </a:schemeClr>
+                          </a:solidFill>
+                        </a:ln>
+                        <a:effectLst>
+                          <a:outerShdw blurRad="50800" dist="38100" dir="5400000" algn="t" rotWithShape="0">
+                            <a:prstClr val="black">
+                              <a:alpha val="40000"/>
+                            </a:prstClr>
+                          </a:outerShdw>
+                        </a:effectLst>
                       </wps:spPr>
                       <wps:style>
                         <a:lnRef idx="2">
-                          <a:schemeClr val="accent6"/>
+                          <a:schemeClr val="accent1"/>
                         </a:lnRef>
-                        <a:fillRef idx="1">
-                          <a:schemeClr val="lt1"/>
+                        <a:fillRef idx="0">
+                          <a:srgbClr val="FFFFFF"/>
                         </a:fillRef>
                         <a:effectRef idx="0">
-                          <a:schemeClr val="accent6"/>
+                          <a:srgbClr val="FFFFFF"/>
                         </a:effectRef>
                         <a:fontRef idx="minor">
-                          <a:schemeClr val="dk1"/>
+                          <a:schemeClr val="tx1"/>
                         </a:fontRef>
                       </wps:style>
-                      <wps:txbx>
-                        <w:txbxContent>
-                          <w:p>
-                            <w:pPr>
-                              <w:jc w:val="center"/>
-                            </w:pPr>
-                            <w:r>
-                              <w:t>1</w:t>
-                            </w:r>
-                          </w:p>
-                        </w:txbxContent>
-                      </wps:txbx>
                       <wps:bodyPr rot="0" spcFirstLastPara="0" vertOverflow="overflow" horzOverflow="overflow" vert="horz" wrap="square" lIns="91440" tIns="45720" rIns="91440" bIns="45720" numCol="1" spcCol="0" rtlCol="0" fromWordArt="0" anchor="ctr" anchorCtr="0" forceAA="0" compatLnSpc="1">
                         <a:noAutofit/>
                       </wps:bodyPr>
@@ -468,44 +2320,190 @@
           </mc:Choice>
           <mc:Fallback>
             <w:pict>
-              <v:shape id="Oval 1" o:spid="_x0000_s1026" o:spt="3" type="#_x0000_t3" style="position:absolute;left:0pt;margin-left:29.4pt;margin-top:-15pt;height:43.8pt;width:43.8pt;z-index:251659264;v-text-anchor:middle;mso-width-relative:page;mso-height-relative:page;" fillcolor="#FFFFFF [3201]" filled="t" stroked="t" coordsize="21600,21600" o:gfxdata="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">
-                <v:fill on="t" focussize="0,0"/>
-                <v:stroke weight="1pt" color="#70AD47 [3209]" miterlimit="8" joinstyle="miter"/>
+              <v:shape id="_x0000_s1026" o:spid="_x0000_s1026" o:spt="3" type="#_x0000_t3" style="position:absolute;left:0pt;margin-left:165.9pt;margin-top:498.85pt;height:72pt;width:72pt;z-index:251666432;v-text-anchor:middle;mso-width-relative:page;mso-height-relative:page;" filled="f" stroked="t" coordsize="21600,21600" o:gfxdata="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">
+                <v:fill on="f" focussize="0,0"/>
+                <v:stroke weight="1pt" color="#C55A11 [2405]" miterlimit="8" joinstyle="miter"/>
                 <v:imagedata o:title=""/>
                 <o:lock v:ext="edit" aspectratio="f"/>
-                <v:textbox>
-                  <w:txbxContent>
-                    <w:p>
-                      <w:pPr>
-                        <w:jc w:val="center"/>
-                      </w:pPr>
-                      <w:r>
-                        <w:t>1</w:t>
-                      </w:r>
-                    </w:p>
-                  </w:txbxContent>
-                </v:textbox>
+                <v:shadow on="t" color="#000000" opacity="26214f" offset="0pt,3pt" origin="0f,-32768f" matrix="65536f,0f,0f,65536f"/>
               </v:shape>
             </w:pict>
           </mc:Fallback>
         </mc:AlternateContent>
       </w:r>
       <w:r>
+        <w:rPr>
+          <w:sz w:val="24"/>
+        </w:rPr>
         <mc:AlternateContent>
           <mc:Choice Requires="wps">
             <w:drawing>
-              <wp:anchor distT="0" distB="0" distL="114300" distR="114300" simplePos="0" relativeHeight="251661312" behindDoc="0" locked="0" layoutInCell="1" allowOverlap="1">
+              <wp:anchor distT="0" distB="0" distL="114300" distR="114300" simplePos="0" relativeHeight="251672576" behindDoc="0" locked="0" layoutInCell="1" allowOverlap="1">
                 <wp:simplePos x="0" y="0"/>
                 <wp:positionH relativeFrom="column">
-                  <wp:posOffset>2156460</wp:posOffset>
+                  <wp:posOffset>2785110</wp:posOffset>
                 </wp:positionH>
                 <wp:positionV relativeFrom="paragraph">
-                  <wp:posOffset>3116580</wp:posOffset>
+                  <wp:posOffset>3420745</wp:posOffset>
                 </wp:positionV>
-                <wp:extent cx="556260" cy="556260"/>
-                <wp:effectExtent l="0" t="0" r="15240" b="15240"/>
+                <wp:extent cx="182880" cy="1055370"/>
+                <wp:effectExtent l="6350" t="1270" r="39370" b="10160"/>
                 <wp:wrapNone/>
-                <wp:docPr id="2028619235" name="Oval 1"/>
+                <wp:docPr id="20" name="Straight Arrow Connector 20"/>
+                <wp:cNvGraphicFramePr/>
+                <a:graphic xmlns:a="http://schemas.openxmlformats.org/drawingml/2006/main">
+                  <a:graphicData uri="http://schemas.microsoft.com/office/word/2010/wordprocessingShape">
+                    <wps:wsp>
+                      <wps:cNvCnPr>
+                        <a:stCxn id="3" idx="4"/>
+                        <a:endCxn id="12" idx="0"/>
+                      </wps:cNvCnPr>
+                      <wps:spPr>
+                        <a:xfrm>
+                          <a:off x="3699510" y="4335145"/>
+                          <a:ext cx="182880" cy="1055370"/>
+                        </a:xfrm>
+                        <a:prstGeom prst="straightConnector1">
+                          <a:avLst/>
+                        </a:prstGeom>
+                        <a:ln>
+                          <a:solidFill>
+                            <a:schemeClr val="accent6">
+                              <a:lumMod val="75000"/>
+                            </a:schemeClr>
+                          </a:solidFill>
+                          <a:tailEnd type="arrow"/>
+                        </a:ln>
+                      </wps:spPr>
+                      <wps:style>
+                        <a:lnRef idx="2">
+                          <a:schemeClr val="accent1"/>
+                        </a:lnRef>
+                        <a:fillRef idx="0">
+                          <a:srgbClr val="FFFFFF"/>
+                        </a:fillRef>
+                        <a:effectRef idx="0">
+                          <a:srgbClr val="FFFFFF"/>
+                        </a:effectRef>
+                        <a:fontRef idx="minor">
+                          <a:schemeClr val="tx1"/>
+                        </a:fontRef>
+                      </wps:style>
+                      <wps:bodyPr/>
+                    </wps:wsp>
+                  </a:graphicData>
+                </a:graphic>
+              </wp:anchor>
+            </w:drawing>
+          </mc:Choice>
+          <mc:Fallback>
+            <w:pict>
+              <v:shape id="_x0000_s1026" o:spid="_x0000_s1026" o:spt="32" type="#_x0000_t32" style="position:absolute;left:0pt;margin-left:219.3pt;margin-top:269.35pt;height:83.1pt;width:14.4pt;z-index:251672576;mso-width-relative:page;mso-height-relative:page;" filled="f" stroked="t" coordsize="21600,21600" o:gfxdata="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">
+                <v:fill on="f" focussize="0,0"/>
+                <v:stroke weight="1pt" color="#548235 [2409]" miterlimit="8" joinstyle="miter" endarrow="open"/>
+                <v:imagedata o:title=""/>
+                <o:lock v:ext="edit" aspectratio="f"/>
+              </v:shape>
+            </w:pict>
+          </mc:Fallback>
+        </mc:AlternateContent>
+      </w:r>
+      <w:r>
+        <w:rPr>
+          <w:sz w:val="24"/>
+        </w:rPr>
+        <mc:AlternateContent>
+          <mc:Choice Requires="wps">
+            <w:drawing>
+              <wp:anchor distT="0" distB="0" distL="114300" distR="114300" simplePos="0" relativeHeight="251671552" behindDoc="0" locked="0" layoutInCell="1" allowOverlap="1">
+                <wp:simplePos x="0" y="0"/>
+                <wp:positionH relativeFrom="column">
+                  <wp:posOffset>3425190</wp:posOffset>
+                </wp:positionH>
+                <wp:positionV relativeFrom="paragraph">
+                  <wp:posOffset>4570730</wp:posOffset>
+                </wp:positionV>
+                <wp:extent cx="644525" cy="362585"/>
+                <wp:effectExtent l="0" t="5715" r="10795" b="12700"/>
+                <wp:wrapNone/>
+                <wp:docPr id="19" name="Straight Arrow Connector 19"/>
+                <wp:cNvGraphicFramePr/>
+                <a:graphic xmlns:a="http://schemas.openxmlformats.org/drawingml/2006/main">
+                  <a:graphicData uri="http://schemas.microsoft.com/office/word/2010/wordprocessingShape">
+                    <wps:wsp>
+                      <wps:cNvCnPr>
+                        <a:stCxn id="11" idx="3"/>
+                        <a:endCxn id="12" idx="6"/>
+                      </wps:cNvCnPr>
+                      <wps:spPr>
+                        <a:xfrm flipH="1">
+                          <a:off x="4339590" y="5485130"/>
+                          <a:ext cx="644525" cy="362585"/>
+                        </a:xfrm>
+                        <a:prstGeom prst="straightConnector1">
+                          <a:avLst/>
+                        </a:prstGeom>
+                        <a:ln>
+                          <a:solidFill>
+                            <a:schemeClr val="accent6">
+                              <a:lumMod val="75000"/>
+                            </a:schemeClr>
+                          </a:solidFill>
+                          <a:tailEnd type="arrow"/>
+                        </a:ln>
+                      </wps:spPr>
+                      <wps:style>
+                        <a:lnRef idx="2">
+                          <a:schemeClr val="accent1"/>
+                        </a:lnRef>
+                        <a:fillRef idx="0">
+                          <a:srgbClr val="FFFFFF"/>
+                        </a:fillRef>
+                        <a:effectRef idx="0">
+                          <a:srgbClr val="FFFFFF"/>
+                        </a:effectRef>
+                        <a:fontRef idx="minor">
+                          <a:schemeClr val="tx1"/>
+                        </a:fontRef>
+                      </wps:style>
+                      <wps:bodyPr/>
+                    </wps:wsp>
+                  </a:graphicData>
+                </a:graphic>
+              </wp:anchor>
+            </w:drawing>
+          </mc:Choice>
+          <mc:Fallback>
+            <w:pict>
+              <v:shape id="_x0000_s1026" o:spid="_x0000_s1026" o:spt="32" type="#_x0000_t32" style="position:absolute;left:0pt;flip:x;margin-left:269.7pt;margin-top:359.9pt;height:28.55pt;width:50.75pt;z-index:251671552;mso-width-relative:page;mso-height-relative:page;" filled="f" stroked="t" coordsize="21600,21600" o:gfxdata="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">
+                <v:fill on="f" focussize="0,0"/>
+                <v:stroke weight="1pt" color="#548235 [2409]" miterlimit="8" joinstyle="miter" endarrow="open"/>
+                <v:imagedata o:title=""/>
+                <o:lock v:ext="edit" aspectratio="f"/>
+              </v:shape>
+            </w:pict>
+          </mc:Fallback>
+        </mc:AlternateContent>
+      </w:r>
+      <w:r>
+        <w:rPr>
+          <w:sz w:val="24"/>
+        </w:rPr>
+        <mc:AlternateContent>
+          <mc:Choice Requires="wps">
+            <w:drawing>
+              <wp:anchor distT="0" distB="0" distL="114300" distR="114300" simplePos="0" relativeHeight="251667456" behindDoc="0" locked="0" layoutInCell="1" allowOverlap="1">
+                <wp:simplePos x="0" y="0"/>
+                <wp:positionH relativeFrom="column">
+                  <wp:posOffset>3935730</wp:posOffset>
+                </wp:positionH>
+                <wp:positionV relativeFrom="paragraph">
+                  <wp:posOffset>3790315</wp:posOffset>
+                </wp:positionV>
+                <wp:extent cx="914400" cy="914400"/>
+                <wp:effectExtent l="48895" t="10795" r="57785" b="95885"/>
+                <wp:wrapNone/>
+                <wp:docPr id="11" name="Oval 11"/>
                 <wp:cNvGraphicFramePr/>
                 <a:graphic xmlns:a="http://schemas.openxmlformats.org/drawingml/2006/main">
                   <a:graphicData uri="http://schemas.microsoft.com/office/word/2010/wordprocessingShape">
@@ -513,36 +2511,41 @@
                       <wps:cNvSpPr/>
                       <wps:spPr>
                         <a:xfrm>
-                          <a:off x="0" y="0"/>
-                          <a:ext cx="556260" cy="556260"/>
+                          <a:off x="1177290" y="4003675"/>
+                          <a:ext cx="914400" cy="914400"/>
                         </a:xfrm>
                         <a:prstGeom prst="ellipse">
                           <a:avLst/>
                         </a:prstGeom>
-                        <a:solidFill>
-                          <a:sysClr val="window" lastClr="FFFFFF"/>
-                        </a:solidFill>
-                        <a:ln w="12700" cap="flat" cmpd="sng" algn="ctr">
+                        <a:ln>
                           <a:solidFill>
-                            <a:srgbClr val="70AD47"/>
+                            <a:schemeClr val="accent2">
+                              <a:lumMod val="75000"/>
+                            </a:schemeClr>
                           </a:solidFill>
-                          <a:prstDash val="solid"/>
-                          <a:miter lim="800000"/>
                         </a:ln>
-                        <a:effectLst/>
+                        <a:effectLst>
+                          <a:outerShdw blurRad="50800" dist="38100" dir="5400000" algn="t" rotWithShape="0">
+                            <a:prstClr val="black">
+                              <a:alpha val="40000"/>
+                            </a:prstClr>
+                          </a:outerShdw>
+                        </a:effectLst>
                       </wps:spPr>
-                      <wps:txbx>
-                        <w:txbxContent>
-                          <w:p>
-                            <w:pPr>
-                              <w:jc w:val="center"/>
-                            </w:pPr>
-                            <w:r>
-                              <w:t>5</w:t>
-                            </w:r>
-                          </w:p>
-                        </w:txbxContent>
-                      </wps:txbx>
+                      <wps:style>
+                        <a:lnRef idx="2">
+                          <a:schemeClr val="accent1"/>
+                        </a:lnRef>
+                        <a:fillRef idx="0">
+                          <a:srgbClr val="FFFFFF"/>
+                        </a:fillRef>
+                        <a:effectRef idx="0">
+                          <a:srgbClr val="FFFFFF"/>
+                        </a:effectRef>
+                        <a:fontRef idx="minor">
+                          <a:schemeClr val="tx1"/>
+                        </a:fontRef>
+                      </wps:style>
                       <wps:bodyPr rot="0" spcFirstLastPara="0" vertOverflow="overflow" horzOverflow="overflow" vert="horz" wrap="square" lIns="91440" tIns="45720" rIns="91440" bIns="45720" numCol="1" spcCol="0" rtlCol="0" fromWordArt="0" anchor="ctr" anchorCtr="0" forceAA="0" compatLnSpc="1">
                         <a:noAutofit/>
                       </wps:bodyPr>
@@ -554,44 +2557,113 @@
           </mc:Choice>
           <mc:Fallback>
             <w:pict>
-              <v:shape id="Oval 1" o:spid="_x0000_s1026" o:spt="3" type="#_x0000_t3" style="position:absolute;left:0pt;margin-left:169.8pt;margin-top:245.4pt;height:43.8pt;width:43.8pt;z-index:251661312;v-text-anchor:middle;mso-width-relative:page;mso-height-relative:page;" fillcolor="#FFFFFF" filled="t" stroked="t" coordsize="21600,21600" o:gfxdata="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">
-                <v:fill on="t" focussize="0,0"/>
-                <v:stroke weight="1pt" color="#70AD47" miterlimit="8" joinstyle="miter"/>
+              <v:shape id="_x0000_s1026" o:spid="_x0000_s1026" o:spt="3" type="#_x0000_t3" style="position:absolute;left:0pt;margin-left:309.9pt;margin-top:298.45pt;height:72pt;width:72pt;z-index:251667456;v-text-anchor:middle;mso-width-relative:page;mso-height-relative:page;" filled="f" stroked="t" coordsize="21600,21600" o:gfxdata="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">
+                <v:fill on="f" focussize="0,0"/>
+                <v:stroke weight="1pt" color="#C55A11 [2405]" miterlimit="8" joinstyle="miter"/>
                 <v:imagedata o:title=""/>
                 <o:lock v:ext="edit" aspectratio="f"/>
-                <v:textbox>
-                  <w:txbxContent>
-                    <w:p>
-                      <w:pPr>
-                        <w:jc w:val="center"/>
-                      </w:pPr>
-                      <w:r>
-                        <w:t>5</w:t>
-                      </w:r>
-                    </w:p>
-                  </w:txbxContent>
-                </v:textbox>
+                <v:shadow on="t" color="#000000" opacity="26214f" offset="0pt,3pt" origin="0f,-32768f" matrix="65536f,0f,0f,65536f"/>
               </v:shape>
             </w:pict>
           </mc:Fallback>
         </mc:AlternateContent>
       </w:r>
       <w:r>
+        <w:rPr>
+          <w:sz w:val="24"/>
+        </w:rPr>
         <mc:AlternateContent>
           <mc:Choice Requires="wps">
             <w:drawing>
-              <wp:anchor distT="0" distB="0" distL="114300" distR="114300" simplePos="0" relativeHeight="251665408" behindDoc="0" locked="0" layoutInCell="1" allowOverlap="1">
+              <wp:anchor distT="0" distB="0" distL="114300" distR="114300" simplePos="0" relativeHeight="251670528" behindDoc="0" locked="0" layoutInCell="1" allowOverlap="1">
                 <wp:simplePos x="0" y="0"/>
                 <wp:positionH relativeFrom="column">
-                  <wp:posOffset>2644140</wp:posOffset>
+                  <wp:posOffset>1802765</wp:posOffset>
                 </wp:positionH>
                 <wp:positionV relativeFrom="paragraph">
-                  <wp:posOffset>-533400</wp:posOffset>
+                  <wp:posOffset>1623060</wp:posOffset>
                 </wp:positionV>
-                <wp:extent cx="556260" cy="556260"/>
-                <wp:effectExtent l="0" t="0" r="15240" b="15240"/>
+                <wp:extent cx="685800" cy="1115060"/>
+                <wp:effectExtent l="5715" t="3175" r="9525" b="9525"/>
                 <wp:wrapNone/>
-                <wp:docPr id="1509964009" name="Oval 1"/>
+                <wp:docPr id="18" name="Straight Arrow Connector 18"/>
+                <wp:cNvGraphicFramePr/>
+                <a:graphic xmlns:a="http://schemas.openxmlformats.org/drawingml/2006/main">
+                  <a:graphicData uri="http://schemas.microsoft.com/office/word/2010/wordprocessingShape">
+                    <wps:wsp>
+                      <wps:cNvCnPr>
+                        <a:stCxn id="5" idx="5"/>
+                        <a:endCxn id="3" idx="1"/>
+                      </wps:cNvCnPr>
+                      <wps:spPr>
+                        <a:xfrm>
+                          <a:off x="2717165" y="2537460"/>
+                          <a:ext cx="685800" cy="1115060"/>
+                        </a:xfrm>
+                        <a:prstGeom prst="straightConnector1">
+                          <a:avLst/>
+                        </a:prstGeom>
+                        <a:ln>
+                          <a:solidFill>
+                            <a:schemeClr val="accent6">
+                              <a:lumMod val="75000"/>
+                            </a:schemeClr>
+                          </a:solidFill>
+                          <a:tailEnd type="arrow"/>
+                        </a:ln>
+                      </wps:spPr>
+                      <wps:style>
+                        <a:lnRef idx="2">
+                          <a:schemeClr val="accent1"/>
+                        </a:lnRef>
+                        <a:fillRef idx="0">
+                          <a:srgbClr val="FFFFFF"/>
+                        </a:fillRef>
+                        <a:effectRef idx="0">
+                          <a:srgbClr val="FFFFFF"/>
+                        </a:effectRef>
+                        <a:fontRef idx="minor">
+                          <a:schemeClr val="tx1"/>
+                        </a:fontRef>
+                      </wps:style>
+                      <wps:bodyPr/>
+                    </wps:wsp>
+                  </a:graphicData>
+                </a:graphic>
+              </wp:anchor>
+            </w:drawing>
+          </mc:Choice>
+          <mc:Fallback>
+            <w:pict>
+              <v:shape id="_x0000_s1026" o:spid="_x0000_s1026" o:spt="32" type="#_x0000_t32" style="position:absolute;left:0pt;margin-left:141.95pt;margin-top:127.8pt;height:87.8pt;width:54pt;z-index:251670528;mso-width-relative:page;mso-height-relative:page;" filled="f" stroked="t" coordsize="21600,21600" o:gfxdata="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">
+                <v:fill on="f" focussize="0,0"/>
+                <v:stroke weight="1pt" color="#548235 [2409]" miterlimit="8" joinstyle="miter" endarrow="open"/>
+                <v:imagedata o:title=""/>
+                <o:lock v:ext="edit" aspectratio="f"/>
+              </v:shape>
+            </w:pict>
+          </mc:Fallback>
+        </mc:AlternateContent>
+      </w:r>
+      <w:r>
+        <w:rPr>
+          <w:sz w:val="24"/>
+        </w:rPr>
+        <mc:AlternateContent>
+          <mc:Choice Requires="wps">
+            <w:drawing>
+              <wp:anchor distT="0" distB="0" distL="114300" distR="114300" simplePos="0" relativeHeight="251661312" behindDoc="0" locked="0" layoutInCell="1" allowOverlap="1">
+                <wp:simplePos x="0" y="0"/>
+                <wp:positionH relativeFrom="column">
+                  <wp:posOffset>2366010</wp:posOffset>
+                </wp:positionH>
+                <wp:positionV relativeFrom="paragraph">
+                  <wp:posOffset>2620645</wp:posOffset>
+                </wp:positionV>
+                <wp:extent cx="838200" cy="800100"/>
+                <wp:effectExtent l="6350" t="6350" r="8890" b="16510"/>
+                <wp:wrapNone/>
+                <wp:docPr id="3" name="Oval 3"/>
                 <wp:cNvGraphicFramePr/>
                 <a:graphic xmlns:a="http://schemas.openxmlformats.org/drawingml/2006/main">
                   <a:graphicData uri="http://schemas.microsoft.com/office/word/2010/wordprocessingShape">
@@ -599,36 +2671,27 @@
                       <wps:cNvSpPr/>
                       <wps:spPr>
                         <a:xfrm>
-                          <a:off x="0" y="0"/>
-                          <a:ext cx="556260" cy="556260"/>
+                          <a:off x="3585210" y="2117725"/>
+                          <a:ext cx="838200" cy="800100"/>
                         </a:xfrm>
                         <a:prstGeom prst="ellipse">
                           <a:avLst/>
                         </a:prstGeom>
-                        <a:solidFill>
-                          <a:sysClr val="window" lastClr="FFFFFF"/>
-                        </a:solidFill>
-                        <a:ln w="12700" cap="flat" cmpd="sng" algn="ctr">
-                          <a:solidFill>
-                            <a:srgbClr val="70AD47"/>
-                          </a:solidFill>
-                          <a:prstDash val="solid"/>
-                          <a:miter lim="800000"/>
-                        </a:ln>
-                        <a:effectLst/>
                       </wps:spPr>
-                      <wps:txbx>
-                        <w:txbxContent>
-                          <w:p>
-                            <w:pPr>
-                              <w:jc w:val="center"/>
-                            </w:pPr>
-                            <w:r>
-                              <w:t>4</w:t>
-                            </w:r>
-                          </w:p>
-                        </w:txbxContent>
-                      </wps:txbx>
+                      <wps:style>
+                        <a:lnRef idx="2">
+                          <a:schemeClr val="accent1"/>
+                        </a:lnRef>
+                        <a:fillRef idx="0">
+                          <a:srgbClr val="FFFFFF"/>
+                        </a:fillRef>
+                        <a:effectRef idx="0">
+                          <a:srgbClr val="FFFFFF"/>
+                        </a:effectRef>
+                        <a:fontRef idx="minor">
+                          <a:schemeClr val="tx1"/>
+                        </a:fontRef>
+                      </wps:style>
                       <wps:bodyPr rot="0" spcFirstLastPara="0" vertOverflow="overflow" horzOverflow="overflow" vert="horz" wrap="square" lIns="91440" tIns="45720" rIns="91440" bIns="45720" numCol="1" spcCol="0" rtlCol="0" fromWordArt="0" anchor="ctr" anchorCtr="0" forceAA="0" compatLnSpc="1">
                         <a:noAutofit/>
                       </wps:bodyPr>
@@ -640,49 +2703,112 @@
           </mc:Choice>
           <mc:Fallback>
             <w:pict>
-              <v:shape id="Oval 1" o:spid="_x0000_s1026" o:spt="3" type="#_x0000_t3" style="position:absolute;left:0pt;margin-left:208.2pt;margin-top:-42pt;height:43.8pt;width:43.8pt;z-index:251665408;v-text-anchor:middle;mso-width-relative:page;mso-height-relative:page;" fillcolor="#FFFFFF" filled="t" stroked="t" coordsize="21600,21600" o:gfxdata="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">
-                <v:fill on="t" focussize="0,0"/>
-                <v:stroke weight="1pt" color="#70AD47" miterlimit="8" joinstyle="miter"/>
+              <v:shape id="_x0000_s1026" o:spid="_x0000_s1026" o:spt="3" type="#_x0000_t3" style="position:absolute;left:0pt;margin-left:186.3pt;margin-top:206.35pt;height:63pt;width:66pt;z-index:251661312;v-text-anchor:middle;mso-width-relative:page;mso-height-relative:page;" filled="f" stroked="t" coordsize="21600,21600" o:gfxdata="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">
+                <v:fill on="f" focussize="0,0"/>
+                <v:stroke weight="1pt" color="#4472C4 [3204]" miterlimit="8" joinstyle="miter"/>
                 <v:imagedata o:title=""/>
                 <o:lock v:ext="edit" aspectratio="f"/>
-                <v:textbox>
-                  <w:txbxContent>
-                    <w:p>
-                      <w:pPr>
-                        <w:jc w:val="center"/>
-                      </w:pPr>
-                      <w:r>
-                        <w:t>4</w:t>
-                      </w:r>
-                    </w:p>
-                  </w:txbxContent>
-                </v:textbox>
               </v:shape>
             </w:pict>
           </mc:Fallback>
         </mc:AlternateContent>
       </w:r>
       <w:r>
-        <w:t xml:space="preserve">                                                B                                                 D</w:t>
-      </w:r>
-    </w:p>
-    <w:p>
-      <w:r>
+        <w:rPr>
+          <w:sz w:val="24"/>
+        </w:rPr>
         <mc:AlternateContent>
           <mc:Choice Requires="wps">
             <w:drawing>
-              <wp:anchor distT="0" distB="0" distL="114300" distR="114300" simplePos="0" relativeHeight="251667456" behindDoc="0" locked="0" layoutInCell="1" allowOverlap="1">
+              <wp:anchor distT="0" distB="0" distL="114300" distR="114300" simplePos="0" relativeHeight="251669504" behindDoc="0" locked="0" layoutInCell="1" allowOverlap="1">
                 <wp:simplePos x="0" y="0"/>
-                <wp:positionH relativeFrom="margin">
-                  <wp:posOffset>3215640</wp:posOffset>
+                <wp:positionH relativeFrom="column">
+                  <wp:posOffset>4392930</wp:posOffset>
                 </wp:positionH>
                 <wp:positionV relativeFrom="paragraph">
-                  <wp:posOffset>147955</wp:posOffset>
+                  <wp:posOffset>1744345</wp:posOffset>
                 </wp:positionV>
-                <wp:extent cx="556260" cy="556260"/>
-                <wp:effectExtent l="0" t="0" r="15240" b="15240"/>
+                <wp:extent cx="53340" cy="2045970"/>
+                <wp:effectExtent l="48260" t="0" r="20320" b="11430"/>
                 <wp:wrapNone/>
-                <wp:docPr id="686019796" name="Oval 1"/>
+                <wp:docPr id="16" name="Straight Arrow Connector 16"/>
+                <wp:cNvGraphicFramePr/>
+                <a:graphic xmlns:a="http://schemas.openxmlformats.org/drawingml/2006/main">
+                  <a:graphicData uri="http://schemas.microsoft.com/office/word/2010/wordprocessingShape">
+                    <wps:wsp>
+                      <wps:cNvCnPr>
+                        <a:stCxn id="2" idx="4"/>
+                        <a:endCxn id="11" idx="0"/>
+                      </wps:cNvCnPr>
+                      <wps:spPr>
+                        <a:xfrm flipH="1">
+                          <a:off x="5345430" y="2658745"/>
+                          <a:ext cx="53340" cy="2045970"/>
+                        </a:xfrm>
+                        <a:prstGeom prst="straightConnector1">
+                          <a:avLst/>
+                        </a:prstGeom>
+                        <a:ln>
+                          <a:solidFill>
+                            <a:schemeClr val="accent6">
+                              <a:lumMod val="75000"/>
+                            </a:schemeClr>
+                          </a:solidFill>
+                          <a:tailEnd type="arrow"/>
+                        </a:ln>
+                      </wps:spPr>
+                      <wps:style>
+                        <a:lnRef idx="2">
+                          <a:schemeClr val="accent1"/>
+                        </a:lnRef>
+                        <a:fillRef idx="0">
+                          <a:srgbClr val="FFFFFF"/>
+                        </a:fillRef>
+                        <a:effectRef idx="0">
+                          <a:srgbClr val="FFFFFF"/>
+                        </a:effectRef>
+                        <a:fontRef idx="minor">
+                          <a:schemeClr val="tx1"/>
+                        </a:fontRef>
+                      </wps:style>
+                      <wps:bodyPr/>
+                    </wps:wsp>
+                  </a:graphicData>
+                </a:graphic>
+              </wp:anchor>
+            </w:drawing>
+          </mc:Choice>
+          <mc:Fallback>
+            <w:pict>
+              <v:shape id="_x0000_s1026" o:spid="_x0000_s1026" o:spt="32" type="#_x0000_t32" style="position:absolute;left:0pt;flip:x;margin-left:345.9pt;margin-top:137.35pt;height:161.1pt;width:4.2pt;z-index:251669504;mso-width-relative:page;mso-height-relative:page;" filled="f" stroked="t" coordsize="21600,21600" o:gfxdata="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">
+                <v:fill on="f" focussize="0,0"/>
+                <v:stroke weight="1pt" color="#548235 [2409]" miterlimit="8" joinstyle="miter" endarrow="open"/>
+                <v:imagedata o:title=""/>
+                <o:lock v:ext="edit" aspectratio="f"/>
+              </v:shape>
+            </w:pict>
+          </mc:Fallback>
+        </mc:AlternateContent>
+      </w:r>
+      <w:r>
+        <w:rPr>
+          <w:sz w:val="24"/>
+        </w:rPr>
+        <mc:AlternateContent>
+          <mc:Choice Requires="wps">
+            <w:drawing>
+              <wp:anchor distT="0" distB="0" distL="114300" distR="114300" simplePos="0" relativeHeight="251668480" behindDoc="0" locked="0" layoutInCell="1" allowOverlap="1">
+                <wp:simplePos x="0" y="0"/>
+                <wp:positionH relativeFrom="column">
+                  <wp:posOffset>2510790</wp:posOffset>
+                </wp:positionH>
+                <wp:positionV relativeFrom="paragraph">
+                  <wp:posOffset>4476115</wp:posOffset>
+                </wp:positionV>
+                <wp:extent cx="914400" cy="914400"/>
+                <wp:effectExtent l="48895" t="10795" r="57785" b="95885"/>
+                <wp:wrapNone/>
+                <wp:docPr id="12" name="Oval 12"/>
                 <wp:cNvGraphicFramePr/>
                 <a:graphic xmlns:a="http://schemas.openxmlformats.org/drawingml/2006/main">
                   <a:graphicData uri="http://schemas.microsoft.com/office/word/2010/wordprocessingShape">
@@ -690,36 +2816,41 @@
                       <wps:cNvSpPr/>
                       <wps:spPr>
                         <a:xfrm>
-                          <a:off x="0" y="0"/>
-                          <a:ext cx="556260" cy="556260"/>
+                          <a:off x="6457950" y="4636135"/>
+                          <a:ext cx="914400" cy="914400"/>
                         </a:xfrm>
                         <a:prstGeom prst="ellipse">
                           <a:avLst/>
                         </a:prstGeom>
-                        <a:solidFill>
-                          <a:sysClr val="window" lastClr="FFFFFF"/>
-                        </a:solidFill>
-                        <a:ln w="12700" cap="flat" cmpd="sng" algn="ctr">
+                        <a:ln>
                           <a:solidFill>
-                            <a:srgbClr val="70AD47"/>
+                            <a:schemeClr val="accent2">
+                              <a:lumMod val="75000"/>
+                            </a:schemeClr>
                           </a:solidFill>
-                          <a:prstDash val="solid"/>
-                          <a:miter lim="800000"/>
                         </a:ln>
-                        <a:effectLst/>
+                        <a:effectLst>
+                          <a:outerShdw blurRad="50800" dist="38100" dir="5400000" algn="t" rotWithShape="0">
+                            <a:prstClr val="black">
+                              <a:alpha val="40000"/>
+                            </a:prstClr>
+                          </a:outerShdw>
+                        </a:effectLst>
                       </wps:spPr>
-                      <wps:txbx>
-                        <w:txbxContent>
-                          <w:p>
-                            <w:pPr>
-                              <w:jc w:val="center"/>
-                            </w:pPr>
-                            <w:r>
-                              <w:t>9</w:t>
-                            </w:r>
-                          </w:p>
-                        </w:txbxContent>
-                      </wps:txbx>
+                      <wps:style>
+                        <a:lnRef idx="2">
+                          <a:schemeClr val="accent1"/>
+                        </a:lnRef>
+                        <a:fillRef idx="0">
+                          <a:srgbClr val="FFFFFF"/>
+                        </a:fillRef>
+                        <a:effectRef idx="0">
+                          <a:srgbClr val="FFFFFF"/>
+                        </a:effectRef>
+                        <a:fontRef idx="minor">
+                          <a:schemeClr val="tx1"/>
+                        </a:fontRef>
+                      </wps:style>
                       <wps:bodyPr rot="0" spcFirstLastPara="0" vertOverflow="overflow" horzOverflow="overflow" vert="horz" wrap="square" lIns="91440" tIns="45720" rIns="91440" bIns="45720" numCol="1" spcCol="0" rtlCol="0" fromWordArt="0" anchor="ctr" anchorCtr="0" forceAA="0" compatLnSpc="1">
                         <a:noAutofit/>
                       </wps:bodyPr>
@@ -731,226 +2862,36 @@
           </mc:Choice>
           <mc:Fallback>
             <w:pict>
-              <v:shape id="Oval 1" o:spid="_x0000_s1026" o:spt="3" type="#_x0000_t3" style="position:absolute;left:0pt;margin-left:253.2pt;margin-top:11.65pt;height:43.8pt;width:43.8pt;mso-position-horizontal-relative:margin;z-index:251667456;v-text-anchor:middle;mso-width-relative:page;mso-height-relative:page;" fillcolor="#FFFFFF" filled="t" stroked="t" coordsize="21600,21600" o:gfxdata="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">
-                <v:fill on="t" focussize="0,0"/>
-                <v:stroke weight="1pt" color="#70AD47" miterlimit="8" joinstyle="miter"/>
+              <v:shape id="_x0000_s1026" o:spid="_x0000_s1026" o:spt="3" type="#_x0000_t3" style="position:absolute;left:0pt;margin-left:197.7pt;margin-top:352.45pt;height:72pt;width:72pt;z-index:251668480;v-text-anchor:middle;mso-width-relative:page;mso-height-relative:page;" filled="f" stroked="t" coordsize="21600,21600" o:gfxdata="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">
+                <v:fill on="f" focussize="0,0"/>
+                <v:stroke weight="1pt" color="#C55A11 [2405]" miterlimit="8" joinstyle="miter"/>
                 <v:imagedata o:title=""/>
                 <o:lock v:ext="edit" aspectratio="f"/>
-                <v:textbox>
-                  <w:txbxContent>
-                    <w:p>
-                      <w:pPr>
-                        <w:jc w:val="center"/>
-                      </w:pPr>
-                      <w:r>
-                        <w:t>9</w:t>
-                      </w:r>
-                    </w:p>
-                  </w:txbxContent>
-                </v:textbox>
+                <v:shadow on="t" color="#000000" opacity="26214f" offset="0pt,3pt" origin="0f,-32768f" matrix="65536f,0f,0f,65536f"/>
               </v:shape>
             </w:pict>
           </mc:Fallback>
         </mc:AlternateContent>
       </w:r>
       <w:r>
+        <w:rPr>
+          <w:sz w:val="24"/>
+        </w:rPr>
         <mc:AlternateContent>
           <mc:Choice Requires="wps">
             <w:drawing>
-              <wp:anchor distT="0" distB="0" distL="114300" distR="114300" simplePos="0" relativeHeight="251671552" behindDoc="0" locked="0" layoutInCell="1" allowOverlap="1">
+              <wp:anchor distT="0" distB="0" distL="114300" distR="114300" simplePos="0" relativeHeight="251662336" behindDoc="0" locked="0" layoutInCell="1" allowOverlap="1">
                 <wp:simplePos x="0" y="0"/>
                 <wp:positionH relativeFrom="column">
-                  <wp:posOffset>807720</wp:posOffset>
+                  <wp:posOffset>1139190</wp:posOffset>
                 </wp:positionH>
                 <wp:positionV relativeFrom="paragraph">
-                  <wp:posOffset>8890</wp:posOffset>
+                  <wp:posOffset>959485</wp:posOffset>
                 </wp:positionV>
-                <wp:extent cx="1043940" cy="723900"/>
-                <wp:effectExtent l="0" t="0" r="80010" b="57150"/>
+                <wp:extent cx="777240" cy="777240"/>
+                <wp:effectExtent l="48895" t="10795" r="57785" b="95885"/>
                 <wp:wrapNone/>
-                <wp:docPr id="1220564873" name="Straight Arrow Connector 2"/>
-                <wp:cNvGraphicFramePr/>
-                <a:graphic xmlns:a="http://schemas.openxmlformats.org/drawingml/2006/main">
-                  <a:graphicData uri="http://schemas.microsoft.com/office/word/2010/wordprocessingShape">
-                    <wps:wsp>
-                      <wps:cNvCnPr/>
-                      <wps:spPr>
-                        <a:xfrm>
-                          <a:off x="0" y="0"/>
-                          <a:ext cx="1043940" cy="723900"/>
-                        </a:xfrm>
-                        <a:prstGeom prst="straightConnector1">
-                          <a:avLst/>
-                        </a:prstGeom>
-                        <a:noFill/>
-                        <a:ln w="6350" cap="flat" cmpd="sng" algn="ctr">
-                          <a:solidFill>
-                            <a:sysClr val="windowText" lastClr="000000"/>
-                          </a:solidFill>
-                          <a:prstDash val="solid"/>
-                          <a:miter lim="800000"/>
-                          <a:tailEnd type="triangle"/>
-                        </a:ln>
-                        <a:effectLst/>
-                      </wps:spPr>
-                      <wps:bodyPr/>
-                    </wps:wsp>
-                  </a:graphicData>
-                </a:graphic>
-              </wp:anchor>
-            </w:drawing>
-          </mc:Choice>
-          <mc:Fallback>
-            <w:pict>
-              <v:shape id="Straight Arrow Connector 2" o:spid="_x0000_s1026" o:spt="32" type="#_x0000_t32" style="position:absolute;left:0pt;margin-left:63.6pt;margin-top:0.7pt;height:57pt;width:82.2pt;z-index:251671552;mso-width-relative:page;mso-height-relative:page;" filled="f" stroked="t" coordsize="21600,21600" o:gfxdata="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">
-                <v:fill on="f" focussize="0,0"/>
-                <v:stroke weight="0.5pt" color="#000000" miterlimit="8" joinstyle="miter" endarrow="block"/>
-                <v:imagedata o:title=""/>
-                <o:lock v:ext="edit" aspectratio="f"/>
-              </v:shape>
-            </w:pict>
-          </mc:Fallback>
-        </mc:AlternateContent>
-      </w:r>
-      <w:r>
-        <w:t xml:space="preserve">                                                                                                                                  </w:t>
-      </w:r>
-    </w:p>
-    <w:p>
-      <w:r>
-        <mc:AlternateContent>
-          <mc:Choice Requires="wps">
-            <w:drawing>
-              <wp:anchor distT="0" distB="0" distL="114300" distR="114300" simplePos="0" relativeHeight="251678720" behindDoc="0" locked="0" layoutInCell="1" allowOverlap="1">
-                <wp:simplePos x="0" y="0"/>
-                <wp:positionH relativeFrom="column">
-                  <wp:posOffset>3764280</wp:posOffset>
-                </wp:positionH>
-                <wp:positionV relativeFrom="paragraph">
-                  <wp:posOffset>95885</wp:posOffset>
-                </wp:positionV>
-                <wp:extent cx="723900" cy="777240"/>
-                <wp:effectExtent l="0" t="0" r="76200" b="60960"/>
-                <wp:wrapNone/>
-                <wp:docPr id="1801611634" name="Straight Arrow Connector 2"/>
-                <wp:cNvGraphicFramePr/>
-                <a:graphic xmlns:a="http://schemas.openxmlformats.org/drawingml/2006/main">
-                  <a:graphicData uri="http://schemas.microsoft.com/office/word/2010/wordprocessingShape">
-                    <wps:wsp>
-                      <wps:cNvCnPr/>
-                      <wps:spPr>
-                        <a:xfrm>
-                          <a:off x="0" y="0"/>
-                          <a:ext cx="723900" cy="777240"/>
-                        </a:xfrm>
-                        <a:prstGeom prst="straightConnector1">
-                          <a:avLst/>
-                        </a:prstGeom>
-                        <a:noFill/>
-                        <a:ln w="6350" cap="flat" cmpd="sng" algn="ctr">
-                          <a:solidFill>
-                            <a:sysClr val="windowText" lastClr="000000"/>
-                          </a:solidFill>
-                          <a:prstDash val="solid"/>
-                          <a:miter lim="800000"/>
-                          <a:tailEnd type="triangle"/>
-                        </a:ln>
-                        <a:effectLst/>
-                      </wps:spPr>
-                      <wps:bodyPr/>
-                    </wps:wsp>
-                  </a:graphicData>
-                </a:graphic>
-              </wp:anchor>
-            </w:drawing>
-          </mc:Choice>
-          <mc:Fallback>
-            <w:pict>
-              <v:shape id="Straight Arrow Connector 2" o:spid="_x0000_s1026" o:spt="32" type="#_x0000_t32" style="position:absolute;left:0pt;margin-left:296.4pt;margin-top:7.55pt;height:61.2pt;width:57pt;z-index:251678720;mso-width-relative:page;mso-height-relative:page;" filled="f" stroked="t" coordsize="21600,21600" o:gfxdata="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">
-                <v:fill on="f" focussize="0,0"/>
-                <v:stroke weight="0.5pt" color="#000000" miterlimit="8" joinstyle="miter" endarrow="block"/>
-                <v:imagedata o:title=""/>
-                <o:lock v:ext="edit" aspectratio="f"/>
-              </v:shape>
-            </w:pict>
-          </mc:Fallback>
-        </mc:AlternateContent>
-      </w:r>
-      <w:r>
-        <mc:AlternateContent>
-          <mc:Choice Requires="wps">
-            <w:drawing>
-              <wp:anchor distT="0" distB="0" distL="114300" distR="114300" simplePos="0" relativeHeight="251672576" behindDoc="0" locked="0" layoutInCell="1" allowOverlap="1">
-                <wp:simplePos x="0" y="0"/>
-                <wp:positionH relativeFrom="column">
-                  <wp:posOffset>2263140</wp:posOffset>
-                </wp:positionH>
-                <wp:positionV relativeFrom="paragraph">
-                  <wp:posOffset>720725</wp:posOffset>
-                </wp:positionV>
-                <wp:extent cx="464820" cy="449580"/>
-                <wp:effectExtent l="0" t="0" r="68580" b="64770"/>
-                <wp:wrapNone/>
-                <wp:docPr id="1994091937" name="Straight Arrow Connector 2"/>
-                <wp:cNvGraphicFramePr/>
-                <a:graphic xmlns:a="http://schemas.openxmlformats.org/drawingml/2006/main">
-                  <a:graphicData uri="http://schemas.microsoft.com/office/word/2010/wordprocessingShape">
-                    <wps:wsp>
-                      <wps:cNvCnPr/>
-                      <wps:spPr>
-                        <a:xfrm>
-                          <a:off x="0" y="0"/>
-                          <a:ext cx="464820" cy="449580"/>
-                        </a:xfrm>
-                        <a:prstGeom prst="straightConnector1">
-                          <a:avLst/>
-                        </a:prstGeom>
-                        <a:noFill/>
-                        <a:ln w="6350" cap="flat" cmpd="sng" algn="ctr">
-                          <a:solidFill>
-                            <a:sysClr val="windowText" lastClr="000000"/>
-                          </a:solidFill>
-                          <a:prstDash val="solid"/>
-                          <a:miter lim="800000"/>
-                          <a:tailEnd type="triangle"/>
-                        </a:ln>
-                        <a:effectLst/>
-                      </wps:spPr>
-                      <wps:bodyPr/>
-                    </wps:wsp>
-                  </a:graphicData>
-                </a:graphic>
-              </wp:anchor>
-            </w:drawing>
-          </mc:Choice>
-          <mc:Fallback>
-            <w:pict>
-              <v:shape id="Straight Arrow Connector 2" o:spid="_x0000_s1026" o:spt="32" type="#_x0000_t32" style="position:absolute;left:0pt;margin-left:178.2pt;margin-top:56.75pt;height:35.4pt;width:36.6pt;z-index:251672576;mso-width-relative:page;mso-height-relative:page;" filled="f" stroked="t" coordsize="21600,21600" o:gfxdata="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">
-                <v:fill on="f" focussize="0,0"/>
-                <v:stroke weight="0.5pt" color="#000000" miterlimit="8" joinstyle="miter" endarrow="block"/>
-                <v:imagedata o:title=""/>
-                <o:lock v:ext="edit" aspectratio="f"/>
-              </v:shape>
-            </w:pict>
-          </mc:Fallback>
-        </mc:AlternateContent>
-      </w:r>
-      <w:r>
-        <mc:AlternateContent>
-          <mc:Choice Requires="wps">
-            <w:drawing>
-              <wp:anchor distT="0" distB="0" distL="114300" distR="114300" simplePos="0" relativeHeight="251663360" behindDoc="0" locked="0" layoutInCell="1" allowOverlap="1">
-                <wp:simplePos x="0" y="0"/>
-                <wp:positionH relativeFrom="margin">
-                  <wp:align>center</wp:align>
-                </wp:positionH>
-                <wp:positionV relativeFrom="paragraph">
-                  <wp:posOffset>1019810</wp:posOffset>
-                </wp:positionV>
-                <wp:extent cx="556260" cy="556260"/>
-                <wp:effectExtent l="0" t="0" r="15240" b="15240"/>
-                <wp:wrapNone/>
-                <wp:docPr id="1183015088" name="Oval 1"/>
+                <wp:docPr id="5" name="Oval 5"/>
                 <wp:cNvGraphicFramePr/>
                 <a:graphic xmlns:a="http://schemas.openxmlformats.org/drawingml/2006/main">
                   <a:graphicData uri="http://schemas.microsoft.com/office/word/2010/wordprocessingShape">
@@ -958,36 +2899,41 @@
                       <wps:cNvSpPr/>
                       <wps:spPr>
                         <a:xfrm>
-                          <a:off x="0" y="0"/>
-                          <a:ext cx="556260" cy="556260"/>
+                          <a:off x="2266950" y="1972945"/>
+                          <a:ext cx="777240" cy="777240"/>
                         </a:xfrm>
                         <a:prstGeom prst="ellipse">
                           <a:avLst/>
                         </a:prstGeom>
-                        <a:solidFill>
-                          <a:sysClr val="window" lastClr="FFFFFF"/>
-                        </a:solidFill>
-                        <a:ln w="12700" cap="flat" cmpd="sng" algn="ctr">
+                        <a:ln>
                           <a:solidFill>
-                            <a:srgbClr val="70AD47"/>
+                            <a:schemeClr val="accent2">
+                              <a:lumMod val="75000"/>
+                            </a:schemeClr>
                           </a:solidFill>
-                          <a:prstDash val="solid"/>
-                          <a:miter lim="800000"/>
                         </a:ln>
-                        <a:effectLst/>
+                        <a:effectLst>
+                          <a:outerShdw blurRad="50800" dist="38100" dir="5400000" algn="t" rotWithShape="0">
+                            <a:prstClr val="black">
+                              <a:alpha val="40000"/>
+                            </a:prstClr>
+                          </a:outerShdw>
+                        </a:effectLst>
                       </wps:spPr>
-                      <wps:txbx>
-                        <w:txbxContent>
-                          <w:p>
-                            <w:pPr>
-                              <w:jc w:val="center"/>
-                            </w:pPr>
-                            <w:r>
-                              <w:t>7</w:t>
-                            </w:r>
-                          </w:p>
-                        </w:txbxContent>
-                      </wps:txbx>
+                      <wps:style>
+                        <a:lnRef idx="2">
+                          <a:schemeClr val="accent1"/>
+                        </a:lnRef>
+                        <a:fillRef idx="0">
+                          <a:srgbClr val="FFFFFF"/>
+                        </a:fillRef>
+                        <a:effectRef idx="0">
+                          <a:srgbClr val="FFFFFF"/>
+                        </a:effectRef>
+                        <a:fontRef idx="minor">
+                          <a:schemeClr val="tx1"/>
+                        </a:fontRef>
+                      </wps:style>
                       <wps:bodyPr rot="0" spcFirstLastPara="0" vertOverflow="overflow" horzOverflow="overflow" vert="horz" wrap="square" lIns="91440" tIns="45720" rIns="91440" bIns="45720" numCol="1" spcCol="0" rtlCol="0" fromWordArt="0" anchor="ctr" anchorCtr="0" forceAA="0" compatLnSpc="1">
                         <a:noAutofit/>
                       </wps:bodyPr>
@@ -999,44 +2945,267 @@
           </mc:Choice>
           <mc:Fallback>
             <w:pict>
-              <v:shape id="Oval 1" o:spid="_x0000_s1026" o:spt="3" type="#_x0000_t3" style="position:absolute;left:0pt;margin-top:80.3pt;height:43.8pt;width:43.8pt;mso-position-horizontal:center;mso-position-horizontal-relative:margin;z-index:251663360;v-text-anchor:middle;mso-width-relative:page;mso-height-relative:page;" fillcolor="#FFFFFF" filled="t" stroked="t" coordsize="21600,21600" o:gfxdata="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">
-                <v:fill on="t" focussize="0,0"/>
-                <v:stroke weight="1pt" color="#70AD47" miterlimit="8" joinstyle="miter"/>
+              <v:shape id="_x0000_s1026" o:spid="_x0000_s1026" o:spt="3" type="#_x0000_t3" style="position:absolute;left:0pt;margin-left:89.7pt;margin-top:75.55pt;height:61.2pt;width:61.2pt;z-index:251662336;v-text-anchor:middle;mso-width-relative:page;mso-height-relative:page;" filled="f" stroked="t" coordsize="21600,21600" o:gfxdata="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">
+                <v:fill on="f" focussize="0,0"/>
+                <v:stroke weight="1pt" color="#C55A11 [2405]" miterlimit="8" joinstyle="miter"/>
                 <v:imagedata o:title=""/>
                 <o:lock v:ext="edit" aspectratio="f"/>
-                <v:textbox>
-                  <w:txbxContent>
-                    <w:p>
-                      <w:pPr>
-                        <w:jc w:val="center"/>
-                      </w:pPr>
-                      <w:r>
-                        <w:t>7</w:t>
-                      </w:r>
-                    </w:p>
-                  </w:txbxContent>
-                </v:textbox>
+                <v:shadow on="t" color="#000000" opacity="26214f" offset="0pt,3pt" origin="0f,-32768f" matrix="65536f,0f,0f,65536f"/>
               </v:shape>
             </w:pict>
           </mc:Fallback>
         </mc:AlternateContent>
       </w:r>
       <w:r>
+        <w:rPr>
+          <w:sz w:val="24"/>
+        </w:rPr>
+        <mc:AlternateContent>
+          <mc:Choice Requires="wps">
+            <w:drawing>
+              <wp:anchor distT="0" distB="0" distL="114300" distR="114300" simplePos="0" relativeHeight="251665408" behindDoc="0" locked="0" layoutInCell="1" allowOverlap="1">
+                <wp:simplePos x="0" y="0"/>
+                <wp:positionH relativeFrom="column">
+                  <wp:posOffset>3105785</wp:posOffset>
+                </wp:positionH>
+                <wp:positionV relativeFrom="paragraph">
+                  <wp:posOffset>386080</wp:posOffset>
+                </wp:positionV>
+                <wp:extent cx="1065530" cy="720725"/>
+                <wp:effectExtent l="3810" t="5080" r="12700" b="5715"/>
+                <wp:wrapNone/>
+                <wp:docPr id="8" name="Straight Arrow Connector 8"/>
+                <wp:cNvGraphicFramePr/>
+                <a:graphic xmlns:a="http://schemas.openxmlformats.org/drawingml/2006/main">
+                  <a:graphicData uri="http://schemas.microsoft.com/office/word/2010/wordprocessingShape">
+                    <wps:wsp>
+                      <wps:cNvCnPr>
+                        <a:stCxn id="1" idx="5"/>
+                        <a:endCxn id="2" idx="1"/>
+                      </wps:cNvCnPr>
+                      <wps:spPr>
+                        <a:xfrm>
+                          <a:off x="4020185" y="1300480"/>
+                          <a:ext cx="1065530" cy="720725"/>
+                        </a:xfrm>
+                        <a:prstGeom prst="straightConnector1">
+                          <a:avLst/>
+                        </a:prstGeom>
+                        <a:ln>
+                          <a:solidFill>
+                            <a:schemeClr val="accent6">
+                              <a:lumMod val="75000"/>
+                            </a:schemeClr>
+                          </a:solidFill>
+                          <a:tailEnd type="arrow"/>
+                        </a:ln>
+                      </wps:spPr>
+                      <wps:style>
+                        <a:lnRef idx="2">
+                          <a:schemeClr val="accent1"/>
+                        </a:lnRef>
+                        <a:fillRef idx="0">
+                          <a:srgbClr val="FFFFFF"/>
+                        </a:fillRef>
+                        <a:effectRef idx="0">
+                          <a:srgbClr val="FFFFFF"/>
+                        </a:effectRef>
+                        <a:fontRef idx="minor">
+                          <a:schemeClr val="tx1"/>
+                        </a:fontRef>
+                      </wps:style>
+                      <wps:bodyPr/>
+                    </wps:wsp>
+                  </a:graphicData>
+                </a:graphic>
+              </wp:anchor>
+            </w:drawing>
+          </mc:Choice>
+          <mc:Fallback>
+            <w:pict>
+              <v:shape id="_x0000_s1026" o:spid="_x0000_s1026" o:spt="32" type="#_x0000_t32" style="position:absolute;left:0pt;margin-left:244.55pt;margin-top:30.4pt;height:56.75pt;width:83.9pt;z-index:251665408;mso-width-relative:page;mso-height-relative:page;" filled="f" stroked="t" coordsize="21600,21600" o:gfxdata="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">
+                <v:fill on="f" focussize="0,0"/>
+                <v:stroke weight="1pt" color="#548235 [2409]" miterlimit="8" joinstyle="miter" endarrow="open"/>
+                <v:imagedata o:title=""/>
+                <o:lock v:ext="edit" aspectratio="f"/>
+              </v:shape>
+            </w:pict>
+          </mc:Fallback>
+        </mc:AlternateContent>
+      </w:r>
+      <w:r>
+        <w:rPr>
+          <w:sz w:val="24"/>
+        </w:rPr>
         <mc:AlternateContent>
           <mc:Choice Requires="wps">
             <w:drawing>
               <wp:anchor distT="0" distB="0" distL="114300" distR="114300" simplePos="0" relativeHeight="251664384" behindDoc="0" locked="0" layoutInCell="1" allowOverlap="1">
                 <wp:simplePos x="0" y="0"/>
-                <wp:positionH relativeFrom="margin">
-                  <wp:posOffset>1779270</wp:posOffset>
+                <wp:positionH relativeFrom="column">
+                  <wp:posOffset>2785110</wp:posOffset>
                 </wp:positionH>
                 <wp:positionV relativeFrom="paragraph">
-                  <wp:posOffset>273050</wp:posOffset>
+                  <wp:posOffset>498475</wp:posOffset>
                 </wp:positionV>
-                <wp:extent cx="556260" cy="556260"/>
-                <wp:effectExtent l="0" t="0" r="15240" b="15240"/>
+                <wp:extent cx="45720" cy="2122170"/>
+                <wp:effectExtent l="48895" t="0" r="12065" b="11430"/>
                 <wp:wrapNone/>
-                <wp:docPr id="1736972781" name="Oval 1"/>
+                <wp:docPr id="7" name="Straight Arrow Connector 7"/>
+                <wp:cNvGraphicFramePr/>
+                <a:graphic xmlns:a="http://schemas.openxmlformats.org/drawingml/2006/main">
+                  <a:graphicData uri="http://schemas.microsoft.com/office/word/2010/wordprocessingShape">
+                    <wps:wsp>
+                      <wps:cNvCnPr>
+                        <a:stCxn id="1" idx="4"/>
+                        <a:endCxn id="3" idx="0"/>
+                      </wps:cNvCnPr>
+                      <wps:spPr>
+                        <a:xfrm flipH="1">
+                          <a:off x="3745230" y="1412875"/>
+                          <a:ext cx="45720" cy="2122170"/>
+                        </a:xfrm>
+                        <a:prstGeom prst="straightConnector1">
+                          <a:avLst/>
+                        </a:prstGeom>
+                        <a:ln>
+                          <a:solidFill>
+                            <a:schemeClr val="accent6">
+                              <a:lumMod val="75000"/>
+                            </a:schemeClr>
+                          </a:solidFill>
+                          <a:tailEnd type="arrow"/>
+                        </a:ln>
+                      </wps:spPr>
+                      <wps:style>
+                        <a:lnRef idx="2">
+                          <a:schemeClr val="accent1"/>
+                        </a:lnRef>
+                        <a:fillRef idx="0">
+                          <a:srgbClr val="FFFFFF"/>
+                        </a:fillRef>
+                        <a:effectRef idx="0">
+                          <a:srgbClr val="FFFFFF"/>
+                        </a:effectRef>
+                        <a:fontRef idx="minor">
+                          <a:schemeClr val="tx1"/>
+                        </a:fontRef>
+                      </wps:style>
+                      <wps:bodyPr/>
+                    </wps:wsp>
+                  </a:graphicData>
+                </a:graphic>
+              </wp:anchor>
+            </w:drawing>
+          </mc:Choice>
+          <mc:Fallback>
+            <w:pict>
+              <v:shape id="_x0000_s1026" o:spid="_x0000_s1026" o:spt="32" type="#_x0000_t32" style="position:absolute;left:0pt;flip:x;margin-left:219.3pt;margin-top:39.25pt;height:167.1pt;width:3.6pt;z-index:251664384;mso-width-relative:page;mso-height-relative:page;" filled="f" stroked="t" coordsize="21600,21600" o:gfxdata="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">
+                <v:fill on="f" focussize="0,0"/>
+                <v:stroke weight="1pt" color="#548235 [2409]" miterlimit="8" joinstyle="miter" endarrow="open"/>
+                <v:imagedata o:title=""/>
+                <o:lock v:ext="edit" aspectratio="f"/>
+              </v:shape>
+            </w:pict>
+          </mc:Fallback>
+        </mc:AlternateContent>
+      </w:r>
+      <w:r>
+        <w:rPr>
+          <w:sz w:val="24"/>
+        </w:rPr>
+        <mc:AlternateContent>
+          <mc:Choice Requires="wps">
+            <w:drawing>
+              <wp:anchor distT="0" distB="0" distL="114300" distR="114300" simplePos="0" relativeHeight="251663360" behindDoc="0" locked="0" layoutInCell="1" allowOverlap="1">
+                <wp:simplePos x="0" y="0"/>
+                <wp:positionH relativeFrom="column">
+                  <wp:posOffset>1802765</wp:posOffset>
+                </wp:positionH>
+                <wp:positionV relativeFrom="paragraph">
+                  <wp:posOffset>386080</wp:posOffset>
+                </wp:positionV>
+                <wp:extent cx="753110" cy="687070"/>
+                <wp:effectExtent l="0" t="4445" r="8890" b="9525"/>
+                <wp:wrapNone/>
+                <wp:docPr id="6" name="Straight Arrow Connector 6"/>
+                <wp:cNvGraphicFramePr/>
+                <a:graphic xmlns:a="http://schemas.openxmlformats.org/drawingml/2006/main">
+                  <a:graphicData uri="http://schemas.microsoft.com/office/word/2010/wordprocessingShape">
+                    <wps:wsp>
+                      <wps:cNvCnPr>
+                        <a:stCxn id="1" idx="3"/>
+                        <a:endCxn id="5" idx="7"/>
+                      </wps:cNvCnPr>
+                      <wps:spPr>
+                        <a:xfrm flipH="1">
+                          <a:off x="2930525" y="1300480"/>
+                          <a:ext cx="753110" cy="687070"/>
+                        </a:xfrm>
+                        <a:prstGeom prst="straightConnector1">
+                          <a:avLst/>
+                        </a:prstGeom>
+                        <a:ln>
+                          <a:solidFill>
+                            <a:schemeClr val="accent6">
+                              <a:lumMod val="75000"/>
+                            </a:schemeClr>
+                          </a:solidFill>
+                          <a:tailEnd type="arrow"/>
+                        </a:ln>
+                      </wps:spPr>
+                      <wps:style>
+                        <a:lnRef idx="2">
+                          <a:schemeClr val="accent1"/>
+                        </a:lnRef>
+                        <a:fillRef idx="0">
+                          <a:srgbClr val="FFFFFF"/>
+                        </a:fillRef>
+                        <a:effectRef idx="0">
+                          <a:srgbClr val="FFFFFF"/>
+                        </a:effectRef>
+                        <a:fontRef idx="minor">
+                          <a:schemeClr val="tx1"/>
+                        </a:fontRef>
+                      </wps:style>
+                      <wps:bodyPr/>
+                    </wps:wsp>
+                  </a:graphicData>
+                </a:graphic>
+              </wp:anchor>
+            </w:drawing>
+          </mc:Choice>
+          <mc:Fallback>
+            <w:pict>
+              <v:shape id="_x0000_s1026" o:spid="_x0000_s1026" o:spt="32" type="#_x0000_t32" style="position:absolute;left:0pt;flip:x;margin-left:141.95pt;margin-top:30.4pt;height:54.1pt;width:59.3pt;z-index:251663360;mso-width-relative:page;mso-height-relative:page;" filled="f" stroked="t" coordsize="21600,21600" o:gfxdata="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">
+                <v:fill on="f" focussize="0,0"/>
+                <v:stroke weight="1pt" color="#548235 [2409]" miterlimit="8" joinstyle="miter" endarrow="open"/>
+                <v:imagedata o:title=""/>
+                <o:lock v:ext="edit" aspectratio="f"/>
+              </v:shape>
+            </w:pict>
+          </mc:Fallback>
+        </mc:AlternateContent>
+      </w:r>
+      <w:r>
+        <w:rPr>
+          <w:sz w:val="24"/>
+        </w:rPr>
+        <mc:AlternateContent>
+          <mc:Choice Requires="wps">
+            <w:drawing>
+              <wp:anchor distT="0" distB="0" distL="114300" distR="114300" simplePos="0" relativeHeight="251660288" behindDoc="0" locked="0" layoutInCell="1" allowOverlap="1">
+                <wp:simplePos x="0" y="0"/>
+                <wp:positionH relativeFrom="column">
+                  <wp:posOffset>4057650</wp:posOffset>
+                </wp:positionH>
+                <wp:positionV relativeFrom="paragraph">
+                  <wp:posOffset>997585</wp:posOffset>
+                </wp:positionV>
+                <wp:extent cx="777240" cy="746760"/>
+                <wp:effectExtent l="48895" t="10795" r="57785" b="95885"/>
+                <wp:wrapNone/>
+                <wp:docPr id="2" name="Oval 2"/>
                 <wp:cNvGraphicFramePr/>
                 <a:graphic xmlns:a="http://schemas.openxmlformats.org/drawingml/2006/main">
                   <a:graphicData uri="http://schemas.microsoft.com/office/word/2010/wordprocessingShape">
@@ -1044,33 +3213,41 @@
                       <wps:cNvSpPr/>
                       <wps:spPr>
                         <a:xfrm>
-                          <a:off x="0" y="0"/>
-                          <a:ext cx="556260" cy="556260"/>
+                          <a:off x="4972050" y="1911985"/>
+                          <a:ext cx="777240" cy="746760"/>
                         </a:xfrm>
                         <a:prstGeom prst="ellipse">
                           <a:avLst/>
                         </a:prstGeom>
-                        <a:solidFill>
-                          <a:sysClr val="window" lastClr="FFFFFF"/>
-                        </a:solidFill>
-                        <a:ln w="12700" cap="flat" cmpd="sng" algn="ctr">
+                        <a:ln>
                           <a:solidFill>
-                            <a:srgbClr val="70AD47"/>
+                            <a:schemeClr val="accent2">
+                              <a:lumMod val="75000"/>
+                            </a:schemeClr>
                           </a:solidFill>
-                          <a:prstDash val="solid"/>
-                          <a:miter lim="800000"/>
                         </a:ln>
-                        <a:effectLst/>
+                        <a:effectLst>
+                          <a:outerShdw blurRad="50800" dist="38100" dir="5400000" algn="t" rotWithShape="0">
+                            <a:prstClr val="black">
+                              <a:alpha val="40000"/>
+                            </a:prstClr>
+                          </a:outerShdw>
+                        </a:effectLst>
                       </wps:spPr>
-                      <wps:txbx>
-                        <w:txbxContent>
-                          <w:p>
-                            <w:r>
-                              <w:t xml:space="preserve"> 3</w:t>
-                            </w:r>
-                          </w:p>
-                        </w:txbxContent>
-                      </wps:txbx>
+                      <wps:style>
+                        <a:lnRef idx="2">
+                          <a:schemeClr val="accent1"/>
+                        </a:lnRef>
+                        <a:fillRef idx="0">
+                          <a:srgbClr val="FFFFFF"/>
+                        </a:fillRef>
+                        <a:effectRef idx="0">
+                          <a:srgbClr val="FFFFFF"/>
+                        </a:effectRef>
+                        <a:fontRef idx="minor">
+                          <a:schemeClr val="tx1"/>
+                        </a:fontRef>
+                      </wps:style>
                       <wps:bodyPr rot="0" spcFirstLastPara="0" vertOverflow="overflow" horzOverflow="overflow" vert="horz" wrap="square" lIns="91440" tIns="45720" rIns="91440" bIns="45720" numCol="1" spcCol="0" rtlCol="0" fromWordArt="0" anchor="ctr" anchorCtr="0" forceAA="0" compatLnSpc="1">
                         <a:noAutofit/>
                       </wps:bodyPr>
@@ -1082,110 +3259,36 @@
           </mc:Choice>
           <mc:Fallback>
             <w:pict>
-              <v:shape id="Oval 1" o:spid="_x0000_s1026" o:spt="3" type="#_x0000_t3" style="position:absolute;left:0pt;margin-left:140.1pt;margin-top:21.5pt;height:43.8pt;width:43.8pt;mso-position-horizontal-relative:margin;z-index:251664384;v-text-anchor:middle;mso-width-relative:page;mso-height-relative:page;" fillcolor="#FFFFFF" filled="t" stroked="t" coordsize="21600,21600" o:gfxdata="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">
-                <v:fill on="t" focussize="0,0"/>
-                <v:stroke weight="1pt" color="#70AD47" miterlimit="8" joinstyle="miter"/>
+              <v:shape id="_x0000_s1026" o:spid="_x0000_s1026" o:spt="3" type="#_x0000_t3" style="position:absolute;left:0pt;margin-left:319.5pt;margin-top:78.55pt;height:58.8pt;width:61.2pt;z-index:251660288;v-text-anchor:middle;mso-width-relative:page;mso-height-relative:page;" filled="f" stroked="t" coordsize="21600,21600" o:gfxdata="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">
+                <v:fill on="f" focussize="0,0"/>
+                <v:stroke weight="1pt" color="#C55A11 [2405]" miterlimit="8" joinstyle="miter"/>
                 <v:imagedata o:title=""/>
                 <o:lock v:ext="edit" aspectratio="f"/>
-                <v:textbox>
-                  <w:txbxContent>
-                    <w:p>
-                      <w:r>
-                        <w:t xml:space="preserve"> 3</w:t>
-                      </w:r>
-                    </w:p>
-                  </w:txbxContent>
-                </v:textbox>
+                <v:shadow on="t" color="#000000" opacity="26214f" offset="0pt,3pt" origin="0f,-32768f" matrix="65536f,0f,0f,65536f"/>
               </v:shape>
             </w:pict>
           </mc:Fallback>
         </mc:AlternateContent>
       </w:r>
       <w:r>
-        <w:t xml:space="preserve">                                            C                                               </w:t>
-      </w:r>
-    </w:p>
-    <w:p>
-      <w:r>
+        <w:rPr>
+          <w:sz w:val="24"/>
+        </w:rPr>
         <mc:AlternateContent>
           <mc:Choice Requires="wps">
             <w:drawing>
-              <wp:anchor distT="0" distB="0" distL="114300" distR="114300" simplePos="0" relativeHeight="251677696" behindDoc="0" locked="0" layoutInCell="1" allowOverlap="1">
+              <wp:anchor distT="0" distB="0" distL="114300" distR="114300" simplePos="0" relativeHeight="251659264" behindDoc="0" locked="0" layoutInCell="1" allowOverlap="1">
                 <wp:simplePos x="0" y="0"/>
                 <wp:positionH relativeFrom="column">
-                  <wp:posOffset>3192780</wp:posOffset>
+                  <wp:posOffset>2442210</wp:posOffset>
                 </wp:positionH>
                 <wp:positionV relativeFrom="paragraph">
-                  <wp:posOffset>67945</wp:posOffset>
+                  <wp:posOffset>-271145</wp:posOffset>
                 </wp:positionV>
-                <wp:extent cx="373380" cy="708660"/>
-                <wp:effectExtent l="38100" t="0" r="26670" b="53340"/>
+                <wp:extent cx="777240" cy="769620"/>
+                <wp:effectExtent l="48895" t="10795" r="57785" b="88265"/>
                 <wp:wrapNone/>
-                <wp:docPr id="662360578" name="Straight Arrow Connector 2"/>
-                <wp:cNvGraphicFramePr/>
-                <a:graphic xmlns:a="http://schemas.openxmlformats.org/drawingml/2006/main">
-                  <a:graphicData uri="http://schemas.microsoft.com/office/word/2010/wordprocessingShape">
-                    <wps:wsp>
-                      <wps:cNvCnPr/>
-                      <wps:spPr>
-                        <a:xfrm flipH="1">
-                          <a:off x="0" y="0"/>
-                          <a:ext cx="373380" cy="708660"/>
-                        </a:xfrm>
-                        <a:prstGeom prst="straightConnector1">
-                          <a:avLst/>
-                        </a:prstGeom>
-                        <a:noFill/>
-                        <a:ln w="6350" cap="flat" cmpd="sng" algn="ctr">
-                          <a:solidFill>
-                            <a:sysClr val="windowText" lastClr="000000"/>
-                          </a:solidFill>
-                          <a:prstDash val="solid"/>
-                          <a:miter lim="800000"/>
-                          <a:tailEnd type="triangle"/>
-                        </a:ln>
-                        <a:effectLst/>
-                      </wps:spPr>
-                      <wps:bodyPr/>
-                    </wps:wsp>
-                  </a:graphicData>
-                </a:graphic>
-              </wp:anchor>
-            </w:drawing>
-          </mc:Choice>
-          <mc:Fallback>
-            <w:pict>
-              <v:shape id="Straight Arrow Connector 2" o:spid="_x0000_s1026" o:spt="32" type="#_x0000_t32" style="position:absolute;left:0pt;flip:x;margin-left:251.4pt;margin-top:5.35pt;height:55.8pt;width:29.4pt;z-index:251677696;mso-width-relative:page;mso-height-relative:page;" filled="f" stroked="t" coordsize="21600,21600" o:gfxdata="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">
-                <v:fill on="f" focussize="0,0"/>
-                <v:stroke weight="0.5pt" color="#000000" miterlimit="8" joinstyle="miter" endarrow="block"/>
-                <v:imagedata o:title=""/>
-                <o:lock v:ext="edit" aspectratio="f"/>
-              </v:shape>
-            </w:pict>
-          </mc:Fallback>
-        </mc:AlternateContent>
-      </w:r>
-      <w:r>
-        <w:t xml:space="preserve">                                                                                                                            G</w:t>
-      </w:r>
-    </w:p>
-    <w:p>
-      <w:r>
-        <mc:AlternateContent>
-          <mc:Choice Requires="wps">
-            <w:drawing>
-              <wp:anchor distT="0" distB="0" distL="114300" distR="114300" simplePos="0" relativeHeight="251662336" behindDoc="0" locked="0" layoutInCell="1" allowOverlap="1">
-                <wp:simplePos x="0" y="0"/>
-                <wp:positionH relativeFrom="column">
-                  <wp:posOffset>4419600</wp:posOffset>
-                </wp:positionH>
-                <wp:positionV relativeFrom="paragraph">
-                  <wp:posOffset>99695</wp:posOffset>
-                </wp:positionV>
-                <wp:extent cx="556260" cy="556260"/>
-                <wp:effectExtent l="0" t="0" r="15240" b="15240"/>
-                <wp:wrapNone/>
-                <wp:docPr id="662088394" name="Oval 1"/>
+                <wp:docPr id="1" name="Oval 1"/>
                 <wp:cNvGraphicFramePr/>
                 <a:graphic xmlns:a="http://schemas.openxmlformats.org/drawingml/2006/main">
                   <a:graphicData uri="http://schemas.microsoft.com/office/word/2010/wordprocessingShape">
@@ -1193,36 +3296,41 @@
                       <wps:cNvSpPr/>
                       <wps:spPr>
                         <a:xfrm>
-                          <a:off x="0" y="0"/>
-                          <a:ext cx="556260" cy="556260"/>
+                          <a:off x="3356610" y="643255"/>
+                          <a:ext cx="777240" cy="769620"/>
                         </a:xfrm>
                         <a:prstGeom prst="ellipse">
                           <a:avLst/>
                         </a:prstGeom>
-                        <a:solidFill>
-                          <a:sysClr val="window" lastClr="FFFFFF"/>
-                        </a:solidFill>
-                        <a:ln w="12700" cap="flat" cmpd="sng" algn="ctr">
+                        <a:ln>
                           <a:solidFill>
-                            <a:srgbClr val="70AD47"/>
+                            <a:schemeClr val="accent2">
+                              <a:lumMod val="75000"/>
+                            </a:schemeClr>
                           </a:solidFill>
-                          <a:prstDash val="solid"/>
-                          <a:miter lim="800000"/>
                         </a:ln>
-                        <a:effectLst/>
+                        <a:effectLst>
+                          <a:outerShdw blurRad="50800" dist="38100" dir="5400000" algn="t" rotWithShape="0">
+                            <a:prstClr val="black">
+                              <a:alpha val="40000"/>
+                            </a:prstClr>
+                          </a:outerShdw>
+                        </a:effectLst>
                       </wps:spPr>
-                      <wps:txbx>
-                        <w:txbxContent>
-                          <w:p>
-                            <w:pPr>
-                              <w:jc w:val="center"/>
-                            </w:pPr>
-                            <w:r>
-                              <w:t>8</w:t>
-                            </w:r>
-                          </w:p>
-                        </w:txbxContent>
-                      </wps:txbx>
+                      <wps:style>
+                        <a:lnRef idx="2">
+                          <a:schemeClr val="accent1"/>
+                        </a:lnRef>
+                        <a:fillRef idx="0">
+                          <a:srgbClr val="FFFFFF"/>
+                        </a:fillRef>
+                        <a:effectRef idx="0">
+                          <a:srgbClr val="FFFFFF"/>
+                        </a:effectRef>
+                        <a:fontRef idx="minor">
+                          <a:schemeClr val="tx1"/>
+                        </a:fontRef>
+                      </wps:style>
                       <wps:bodyPr rot="0" spcFirstLastPara="0" vertOverflow="overflow" horzOverflow="overflow" vert="horz" wrap="square" lIns="91440" tIns="45720" rIns="91440" bIns="45720" numCol="1" spcCol="0" rtlCol="0" fromWordArt="0" anchor="ctr" anchorCtr="0" forceAA="0" compatLnSpc="1">
                         <a:noAutofit/>
                       </wps:bodyPr>
@@ -1234,309 +3342,16 @@
           </mc:Choice>
           <mc:Fallback>
             <w:pict>
-              <v:shape id="Oval 1" o:spid="_x0000_s1026" o:spt="3" type="#_x0000_t3" style="position:absolute;left:0pt;margin-left:348pt;margin-top:7.85pt;height:43.8pt;width:43.8pt;z-index:251662336;v-text-anchor:middle;mso-width-relative:page;mso-height-relative:page;" fillcolor="#FFFFFF" filled="t" stroked="t" coordsize="21600,21600" o:gfxdata="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">
-                <v:fill on="t" focussize="0,0"/>
-                <v:stroke weight="1pt" color="#70AD47" miterlimit="8" joinstyle="miter"/>
+              <v:shape id="_x0000_s1026" o:spid="_x0000_s1026" o:spt="3" type="#_x0000_t3" style="position:absolute;left:0pt;margin-left:192.3pt;margin-top:-21.35pt;height:60.6pt;width:61.2pt;z-index:251659264;v-text-anchor:middle;mso-width-relative:page;mso-height-relative:page;" filled="f" stroked="t" coordsize="21600,21600" o:gfxdata="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">
+                <v:fill on="f" focussize="0,0"/>
+                <v:stroke weight="1pt" color="#C55A11 [2405]" miterlimit="8" joinstyle="miter"/>
                 <v:imagedata o:title=""/>
                 <o:lock v:ext="edit" aspectratio="f"/>
-                <v:textbox>
-                  <w:txbxContent>
-                    <w:p>
-                      <w:pPr>
-                        <w:jc w:val="center"/>
-                      </w:pPr>
-                      <w:r>
-                        <w:t>8</w:t>
-                      </w:r>
-                    </w:p>
-                  </w:txbxContent>
-                </v:textbox>
+                <v:shadow on="t" color="#000000" opacity="26214f" offset="0pt,3pt" origin="0f,-32768f" matrix="65536f,0f,0f,65536f"/>
               </v:shape>
             </w:pict>
           </mc:Fallback>
         </mc:AlternateContent>
-      </w:r>
-      <w:r>
-        <w:t xml:space="preserve">                                                                                               F</w:t>
-      </w:r>
-    </w:p>
-    <w:p>
-      <w:r>
-        <mc:AlternateContent>
-          <mc:Choice Requires="wps">
-            <w:drawing>
-              <wp:anchor distT="0" distB="0" distL="114300" distR="114300" simplePos="0" relativeHeight="251673600" behindDoc="0" locked="0" layoutInCell="1" allowOverlap="1">
-                <wp:simplePos x="0" y="0"/>
-                <wp:positionH relativeFrom="column">
-                  <wp:posOffset>4846320</wp:posOffset>
-                </wp:positionH>
-                <wp:positionV relativeFrom="paragraph">
-                  <wp:posOffset>280035</wp:posOffset>
-                </wp:positionV>
-                <wp:extent cx="518160" cy="388620"/>
-                <wp:effectExtent l="0" t="0" r="53340" b="49530"/>
-                <wp:wrapNone/>
-                <wp:docPr id="1242836101" name="Straight Arrow Connector 2"/>
-                <wp:cNvGraphicFramePr/>
-                <a:graphic xmlns:a="http://schemas.openxmlformats.org/drawingml/2006/main">
-                  <a:graphicData uri="http://schemas.microsoft.com/office/word/2010/wordprocessingShape">
-                    <wps:wsp>
-                      <wps:cNvCnPr/>
-                      <wps:spPr>
-                        <a:xfrm>
-                          <a:off x="0" y="0"/>
-                          <a:ext cx="518160" cy="388620"/>
-                        </a:xfrm>
-                        <a:prstGeom prst="straightConnector1">
-                          <a:avLst/>
-                        </a:prstGeom>
-                        <a:noFill/>
-                        <a:ln w="6350" cap="flat" cmpd="sng" algn="ctr">
-                          <a:solidFill>
-                            <a:sysClr val="windowText" lastClr="000000"/>
-                          </a:solidFill>
-                          <a:prstDash val="solid"/>
-                          <a:miter lim="800000"/>
-                          <a:tailEnd type="triangle"/>
-                        </a:ln>
-                        <a:effectLst/>
-                      </wps:spPr>
-                      <wps:bodyPr/>
-                    </wps:wsp>
-                  </a:graphicData>
-                </a:graphic>
-              </wp:anchor>
-            </w:drawing>
-          </mc:Choice>
-          <mc:Fallback>
-            <w:pict>
-              <v:shape id="Straight Arrow Connector 2" o:spid="_x0000_s1026" o:spt="32" type="#_x0000_t32" style="position:absolute;left:0pt;margin-left:381.6pt;margin-top:22.05pt;height:30.6pt;width:40.8pt;z-index:251673600;mso-width-relative:page;mso-height-relative:page;" filled="f" stroked="t" coordsize="21600,21600" o:gfxdata="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">
-                <v:fill on="f" focussize="0,0"/>
-                <v:stroke weight="0.5pt" color="#000000" miterlimit="8" joinstyle="miter" endarrow="block"/>
-                <v:imagedata o:title=""/>
-                <o:lock v:ext="edit" aspectratio="f"/>
-              </v:shape>
-            </w:pict>
-          </mc:Fallback>
-        </mc:AlternateContent>
-      </w:r>
-      <w:r>
-        <mc:AlternateContent>
-          <mc:Choice Requires="wps">
-            <w:drawing>
-              <wp:anchor distT="0" distB="0" distL="114300" distR="114300" simplePos="0" relativeHeight="251674624" behindDoc="0" locked="0" layoutInCell="1" allowOverlap="1">
-                <wp:simplePos x="0" y="0"/>
-                <wp:positionH relativeFrom="margin">
-                  <wp:posOffset>3124200</wp:posOffset>
-                </wp:positionH>
-                <wp:positionV relativeFrom="paragraph">
-                  <wp:posOffset>268605</wp:posOffset>
-                </wp:positionV>
-                <wp:extent cx="1394460" cy="262890"/>
-                <wp:effectExtent l="0" t="57150" r="15240" b="22860"/>
-                <wp:wrapNone/>
-                <wp:docPr id="1033407442" name="Straight Arrow Connector 2"/>
-                <wp:cNvGraphicFramePr/>
-                <a:graphic xmlns:a="http://schemas.openxmlformats.org/drawingml/2006/main">
-                  <a:graphicData uri="http://schemas.microsoft.com/office/word/2010/wordprocessingShape">
-                    <wps:wsp>
-                      <wps:cNvCnPr/>
-                      <wps:spPr>
-                        <a:xfrm flipV="1">
-                          <a:off x="0" y="0"/>
-                          <a:ext cx="1394460" cy="262890"/>
-                        </a:xfrm>
-                        <a:prstGeom prst="straightConnector1">
-                          <a:avLst/>
-                        </a:prstGeom>
-                        <a:noFill/>
-                        <a:ln w="6350" cap="flat" cmpd="sng" algn="ctr">
-                          <a:solidFill>
-                            <a:sysClr val="windowText" lastClr="000000"/>
-                          </a:solidFill>
-                          <a:prstDash val="solid"/>
-                          <a:miter lim="800000"/>
-                          <a:tailEnd type="triangle"/>
-                        </a:ln>
-                        <a:effectLst/>
-                      </wps:spPr>
-                      <wps:bodyPr/>
-                    </wps:wsp>
-                  </a:graphicData>
-                </a:graphic>
-              </wp:anchor>
-            </w:drawing>
-          </mc:Choice>
-          <mc:Fallback>
-            <w:pict>
-              <v:shape id="Straight Arrow Connector 2" o:spid="_x0000_s1026" o:spt="32" type="#_x0000_t32" style="position:absolute;left:0pt;flip:y;margin-left:246pt;margin-top:21.15pt;height:20.7pt;width:109.8pt;mso-position-horizontal-relative:margin;z-index:251674624;mso-width-relative:page;mso-height-relative:page;" filled="f" stroked="t" coordsize="21600,21600" o:gfxdata="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">
-                <v:fill on="f" focussize="0,0"/>
-                <v:stroke weight="0.5pt" color="#000000" miterlimit="8" joinstyle="miter" endarrow="block"/>
-                <v:imagedata o:title=""/>
-                <o:lock v:ext="edit" aspectratio="f"/>
-              </v:shape>
-            </w:pict>
-          </mc:Fallback>
-        </mc:AlternateContent>
-      </w:r>
-      <w:r>
-        <w:t xml:space="preserve">                                                                     E</w:t>
-      </w:r>
-    </w:p>
-    <w:p>
-      <w:r>
-        <mc:AlternateContent>
-          <mc:Choice Requires="wps">
-            <w:drawing>
-              <wp:anchor distT="0" distB="0" distL="114300" distR="114300" simplePos="0" relativeHeight="251676672" behindDoc="0" locked="0" layoutInCell="1" allowOverlap="1">
-                <wp:simplePos x="0" y="0"/>
-                <wp:positionH relativeFrom="column">
-                  <wp:posOffset>2537460</wp:posOffset>
-                </wp:positionH>
-                <wp:positionV relativeFrom="paragraph">
-                  <wp:posOffset>305435</wp:posOffset>
-                </wp:positionV>
-                <wp:extent cx="350520" cy="982980"/>
-                <wp:effectExtent l="38100" t="0" r="30480" b="64770"/>
-                <wp:wrapNone/>
-                <wp:docPr id="677853788" name="Straight Arrow Connector 2"/>
-                <wp:cNvGraphicFramePr/>
-                <a:graphic xmlns:a="http://schemas.openxmlformats.org/drawingml/2006/main">
-                  <a:graphicData uri="http://schemas.microsoft.com/office/word/2010/wordprocessingShape">
-                    <wps:wsp>
-                      <wps:cNvCnPr/>
-                      <wps:spPr>
-                        <a:xfrm flipH="1">
-                          <a:off x="0" y="0"/>
-                          <a:ext cx="350520" cy="982980"/>
-                        </a:xfrm>
-                        <a:prstGeom prst="straightConnector1">
-                          <a:avLst/>
-                        </a:prstGeom>
-                        <a:noFill/>
-                        <a:ln w="6350" cap="flat" cmpd="sng" algn="ctr">
-                          <a:solidFill>
-                            <a:sysClr val="windowText" lastClr="000000"/>
-                          </a:solidFill>
-                          <a:prstDash val="solid"/>
-                          <a:miter lim="800000"/>
-                          <a:tailEnd type="triangle"/>
-                        </a:ln>
-                        <a:effectLst/>
-                      </wps:spPr>
-                      <wps:bodyPr/>
-                    </wps:wsp>
-                  </a:graphicData>
-                </a:graphic>
-              </wp:anchor>
-            </w:drawing>
-          </mc:Choice>
-          <mc:Fallback>
-            <w:pict>
-              <v:shape id="Straight Arrow Connector 2" o:spid="_x0000_s1026" o:spt="32" type="#_x0000_t32" style="position:absolute;left:0pt;flip:x;margin-left:199.8pt;margin-top:24.05pt;height:77.4pt;width:27.6pt;z-index:251676672;mso-width-relative:page;mso-height-relative:page;" filled="f" stroked="t" coordsize="21600,21600" o:gfxdata="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">
-                <v:fill on="f" focussize="0,0"/>
-                <v:stroke weight="0.5pt" color="#000000" miterlimit="8" joinstyle="miter" endarrow="block"/>
-                <v:imagedata o:title=""/>
-                <o:lock v:ext="edit" aspectratio="f"/>
-              </v:shape>
-            </w:pict>
-          </mc:Fallback>
-        </mc:AlternateContent>
-      </w:r>
-      <w:r>
-        <mc:AlternateContent>
-          <mc:Choice Requires="wps">
-            <w:drawing>
-              <wp:anchor distT="0" distB="0" distL="114300" distR="114300" simplePos="0" relativeHeight="251660288" behindDoc="0" locked="0" layoutInCell="1" allowOverlap="1">
-                <wp:simplePos x="0" y="0"/>
-                <wp:positionH relativeFrom="column">
-                  <wp:posOffset>5288280</wp:posOffset>
-                </wp:positionH>
-                <wp:positionV relativeFrom="paragraph">
-                  <wp:posOffset>238760</wp:posOffset>
-                </wp:positionV>
-                <wp:extent cx="556260" cy="556260"/>
-                <wp:effectExtent l="0" t="0" r="15240" b="15240"/>
-                <wp:wrapNone/>
-                <wp:docPr id="611202953" name="Oval 1"/>
-                <wp:cNvGraphicFramePr/>
-                <a:graphic xmlns:a="http://schemas.openxmlformats.org/drawingml/2006/main">
-                  <a:graphicData uri="http://schemas.microsoft.com/office/word/2010/wordprocessingShape">
-                    <wps:wsp>
-                      <wps:cNvSpPr/>
-                      <wps:spPr>
-                        <a:xfrm>
-                          <a:off x="0" y="0"/>
-                          <a:ext cx="556260" cy="556260"/>
-                        </a:xfrm>
-                        <a:prstGeom prst="ellipse">
-                          <a:avLst/>
-                        </a:prstGeom>
-                        <a:solidFill>
-                          <a:sysClr val="window" lastClr="FFFFFF"/>
-                        </a:solidFill>
-                        <a:ln w="12700" cap="flat" cmpd="sng" algn="ctr">
-                          <a:solidFill>
-                            <a:srgbClr val="70AD47"/>
-                          </a:solidFill>
-                          <a:prstDash val="solid"/>
-                          <a:miter lim="800000"/>
-                        </a:ln>
-                        <a:effectLst/>
-                      </wps:spPr>
-                      <wps:txbx>
-                        <w:txbxContent>
-                          <w:p>
-                            <w:pPr>
-                              <w:jc w:val="center"/>
-                            </w:pPr>
-                            <w:r>
-                              <w:t>2</w:t>
-                            </w:r>
-                          </w:p>
-                        </w:txbxContent>
-                      </wps:txbx>
-                      <wps:bodyPr rot="0" spcFirstLastPara="0" vertOverflow="overflow" horzOverflow="overflow" vert="horz" wrap="square" lIns="91440" tIns="45720" rIns="91440" bIns="45720" numCol="1" spcCol="0" rtlCol="0" fromWordArt="0" anchor="ctr" anchorCtr="0" forceAA="0" compatLnSpc="1">
-                        <a:noAutofit/>
-                      </wps:bodyPr>
-                    </wps:wsp>
-                  </a:graphicData>
-                </a:graphic>
-              </wp:anchor>
-            </w:drawing>
-          </mc:Choice>
-          <mc:Fallback>
-            <w:pict>
-              <v:shape id="Oval 1" o:spid="_x0000_s1026" o:spt="3" type="#_x0000_t3" style="position:absolute;left:0pt;margin-left:416.4pt;margin-top:18.8pt;height:43.8pt;width:43.8pt;z-index:251660288;v-text-anchor:middle;mso-width-relative:page;mso-height-relative:page;" fillcolor="#FFFFFF" filled="t" stroked="t" coordsize="21600,21600" o:gfxdata="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">
-                <v:fill on="t" focussize="0,0"/>
-                <v:stroke weight="1pt" color="#70AD47" miterlimit="8" joinstyle="miter"/>
-                <v:imagedata o:title=""/>
-                <o:lock v:ext="edit" aspectratio="f"/>
-                <v:textbox>
-                  <w:txbxContent>
-                    <w:p>
-                      <w:pPr>
-                        <w:jc w:val="center"/>
-                      </w:pPr>
-                      <w:r>
-                        <w:t>2</w:t>
-                      </w:r>
-                    </w:p>
-                  </w:txbxContent>
-                </v:textbox>
-              </v:shape>
-            </w:pict>
-          </mc:Fallback>
-        </mc:AlternateContent>
-      </w:r>
-      <w:r>
-        <w:t xml:space="preserve">                                                                                                     H                                               J</w:t>
-      </w:r>
-    </w:p>
-    <w:p/>
-    <w:p>
-      <w:r>
-        <w:t xml:space="preserve">                                                                            K</w:t>
       </w:r>
     </w:p>
     <w:sectPr>
@@ -1772,8 +3587,8 @@
     <w:lsdException w:unhideWhenUsed="0" w:uiPriority="69" w:semiHidden="0" w:name="Medium Grid 3"/>
     <w:lsdException w:unhideWhenUsed="0" w:uiPriority="70" w:semiHidden="0" w:name="Dark List"/>
     <w:lsdException w:unhideWhenUsed="0" w:uiPriority="71" w:semiHidden="0" w:name="Colorful Shading"/>
-    <w:lsdException w:unhideWhenUsed="0" w:uiPriority="72" w:semiHidden="0" w:name="Colorful List"/>
-    <w:lsdException w:unhideWhenUsed="0" w:uiPriority="73" w:semiHidden="0" w:name="Colorful Grid"/>
+    <w:lsdException w:qFormat="1" w:unhideWhenUsed="0" w:uiPriority="72" w:semiHidden="0" w:name="Colorful List"/>
+    <w:lsdException w:qFormat="1" w:unhideWhenUsed="0" w:uiPriority="73" w:semiHidden="0" w:name="Colorful Grid"/>
     <w:lsdException w:unhideWhenUsed="0" w:uiPriority="60" w:semiHidden="0" w:name="Light Shading Accent 1"/>
     <w:lsdException w:unhideWhenUsed="0" w:uiPriority="61" w:semiHidden="0" w:name="Light List Accent 1"/>
     <w:lsdException w:unhideWhenUsed="0" w:uiPriority="62" w:semiHidden="0" w:name="Light Grid Accent 1"/>
@@ -1790,7 +3605,7 @@
     <w:lsdException w:unhideWhenUsed="0" w:uiPriority="70" w:semiHidden="0" w:name="Dark List Accent 1"/>
     <w:lsdException w:unhideWhenUsed="0" w:uiPriority="71" w:semiHidden="0" w:name="Colorful Shading Accent 1"/>
     <w:lsdException w:unhideWhenUsed="0" w:uiPriority="72" w:semiHidden="0" w:name="Colorful List Accent 1"/>
-    <w:lsdException w:unhideWhenUsed="0" w:uiPriority="73" w:semiHidden="0" w:name="Colorful Grid Accent 1"/>
+    <w:lsdException w:qFormat="1" w:unhideWhenUsed="0" w:uiPriority="73" w:semiHidden="0" w:name="Colorful Grid Accent 1"/>
     <w:lsdException w:unhideWhenUsed="0" w:uiPriority="60" w:semiHidden="0" w:name="Light Shading Accent 2"/>
     <w:lsdException w:unhideWhenUsed="0" w:uiPriority="61" w:semiHidden="0" w:name="Light List Accent 2"/>
     <w:lsdException w:unhideWhenUsed="0" w:uiPriority="62" w:semiHidden="0" w:name="Light Grid Accent 2"/>
@@ -1818,7 +3633,7 @@
     <w:lsdException w:unhideWhenUsed="0" w:uiPriority="70" w:semiHidden="0" w:name="Dark List Accent 3"/>
     <w:lsdException w:unhideWhenUsed="0" w:uiPriority="71" w:semiHidden="0" w:name="Colorful Shading Accent 3"/>
     <w:lsdException w:unhideWhenUsed="0" w:uiPriority="72" w:semiHidden="0" w:name="Colorful List Accent 3"/>
-    <w:lsdException w:unhideWhenUsed="0" w:uiPriority="73" w:semiHidden="0" w:name="Colorful Grid Accent 3"/>
+    <w:lsdException w:qFormat="1" w:unhideWhenUsed="0" w:uiPriority="73" w:semiHidden="0" w:name="Colorful Grid Accent 3"/>
     <w:lsdException w:unhideWhenUsed="0" w:uiPriority="60" w:semiHidden="0" w:name="Light Shading Accent 4"/>
     <w:lsdException w:unhideWhenUsed="0" w:uiPriority="61" w:semiHidden="0" w:name="Light List Accent 4"/>
     <w:lsdException w:unhideWhenUsed="0" w:uiPriority="62" w:semiHidden="0" w:name="Light Grid Accent 4"/>
@@ -1826,7 +3641,7 @@
     <w:lsdException w:unhideWhenUsed="0" w:uiPriority="64" w:semiHidden="0" w:name="Medium Shading 2 Accent 4"/>
     <w:lsdException w:unhideWhenUsed="0" w:uiPriority="65" w:semiHidden="0" w:name="Medium List 1 Accent 4"/>
     <w:lsdException w:unhideWhenUsed="0" w:uiPriority="66" w:semiHidden="0" w:name="Medium List 2 Accent 4"/>
-    <w:lsdException w:qFormat="1" w:unhideWhenUsed="0" w:uiPriority="67" w:semiHidden="0" w:name="Medium Grid 1 Accent 4"/>
+    <w:lsdException w:unhideWhenUsed="0" w:uiPriority="67" w:semiHidden="0" w:name="Medium Grid 1 Accent 4"/>
     <w:lsdException w:unhideWhenUsed="0" w:uiPriority="68" w:semiHidden="0" w:name="Medium Grid 2 Accent 4"/>
     <w:lsdException w:unhideWhenUsed="0" w:uiPriority="69" w:semiHidden="0" w:name="Medium Grid 3 Accent 4"/>
     <w:lsdException w:unhideWhenUsed="0" w:uiPriority="70" w:semiHidden="0" w:name="Dark List Accent 4"/>
@@ -1860,7 +3675,7 @@
     <w:lsdException w:unhideWhenUsed="0" w:uiPriority="70" w:semiHidden="0" w:name="Dark List Accent 6"/>
     <w:lsdException w:unhideWhenUsed="0" w:uiPriority="71" w:semiHidden="0" w:name="Colorful Shading Accent 6"/>
     <w:lsdException w:unhideWhenUsed="0" w:uiPriority="72" w:semiHidden="0" w:name="Colorful List Accent 6"/>
-    <w:lsdException w:unhideWhenUsed="0" w:uiPriority="73" w:semiHidden="0" w:name="Colorful Grid Accent 6"/>
+    <w:lsdException w:qFormat="1" w:unhideWhenUsed="0" w:uiPriority="73" w:semiHidden="0" w:name="Colorful Grid Accent 6"/>
   </w:latentStyles>
   <w:style w:type="paragraph" w:default="1" w:styleId="1">
     <w:name w:val="Normal"/>
@@ -2711,7 +4526,9 @@
 
 <file path=customXml/item1.xml><?xml version="1.0" encoding="utf-8"?>
 <s:customData xmlns="http://www.wps.cn/officeDocument/2013/wpsCustomData" xmlns:s="http://www.wps.cn/officeDocument/2013/wpsCustomData">
-  <customSectProps/>
+  <customSectProps>
+    <customSectPr/>
+  </customSectProps>
   <customShpExts>
     <customShpInfo spid="_x0000_s1026" textRotate="1"/>
   </customShpExts>
